--- a/Assignment1/Assignment1_Report_TuanNHM_DE190301.docx
+++ b/Assignment1/Assignment1_Report_TuanNHM_DE190301.docx
@@ -439,13 +439,13 @@
           <w:r>
             <w:fldChar w:fldCharType="separate"/>
           </w:r>
-          <w:hyperlink w:anchor="_Toc242354954" w:history="1">
+          <w:hyperlink w:anchor="_Toc242390151" w:history="1">
             <w:r>
               <w:rPr>
                 <w:rStyle w:val="Hyperlink"/>
                 <w:noProof/>
               </w:rPr>
-              <w:t>1. TỔNG QUAN KIẾN TRÚC HỆ THỐNG (SYSTEM ARCHITECTURE)</w:t>
+              <w:t>2. F0 – HẠ TẦNG VÀ KHỞI TẠO DỰ ÁN (INFRASTRUCTURE &amp; BOOTSTRAP)</w:t>
             </w:r>
             <w:r>
               <w:rPr>
@@ -466,7 +466,7 @@
                 <w:noProof/>
                 <w:webHidden/>
               </w:rPr>
-              <w:instrText xml:space="preserve"> PAGEREF _Toc242354954 \h </w:instrText>
+              <w:instrText xml:space="preserve"> PAGEREF _Toc242390151 \h </w:instrText>
             </w:r>
             <w:r>
               <w:rPr>
@@ -486,7 +486,447 @@
                 <w:noProof/>
                 <w:webHidden/>
               </w:rPr>
-              <w:t>4</w:t>
+              <w:t>5</w:t>
+            </w:r>
+            <w:r>
+              <w:rPr>
+                <w:noProof/>
+                <w:webHidden/>
+              </w:rPr>
+              <w:fldChar w:fldCharType="end"/>
+            </w:r>
+          </w:hyperlink>
+        </w:p>
+        <w:p>
+          <w:pPr>
+            <w:pStyle w:val="TOC2"/>
+            <w:tabs>
+              <w:tab w:val="right" w:leader="dot" w:pos="8630"/>
+            </w:tabs>
+            <w:rPr>
+              <w:rFonts w:asciiTheme="minorHAnsi" w:hAnsiTheme="minorHAnsi"/>
+              <w:noProof/>
+              <w:sz w:val="22"/>
+              <w:lang w:val="vi-VN" w:eastAsia="ja-JP"/>
+            </w:rPr>
+          </w:pPr>
+          <w:hyperlink w:anchor="_Toc242390152" w:history="1">
+            <w:r>
+              <w:rPr>
+                <w:rStyle w:val="Hyperlink"/>
+                <w:noProof/>
+              </w:rPr>
+              <w:t>TODO 0.1</w:t>
+            </w:r>
+            <w:r>
+              <w:rPr>
+                <w:rStyle w:val="Hyperlink"/>
+                <w:noProof/>
+              </w:rPr>
+              <w:t xml:space="preserve"> </w:t>
+            </w:r>
+            <w:r>
+              <w:rPr>
+                <w:rStyle w:val="Hyperlink"/>
+                <w:noProof/>
+              </w:rPr>
+              <w:t>– Tạo docker-compose.yml khởi chạy 3 Database</w:t>
+            </w:r>
+            <w:r>
+              <w:rPr>
+                <w:noProof/>
+                <w:webHidden/>
+              </w:rPr>
+              <w:tab/>
+            </w:r>
+            <w:r>
+              <w:rPr>
+                <w:noProof/>
+                <w:webHidden/>
+              </w:rPr>
+              <w:fldChar w:fldCharType="begin"/>
+            </w:r>
+            <w:r>
+              <w:rPr>
+                <w:noProof/>
+                <w:webHidden/>
+              </w:rPr>
+              <w:instrText xml:space="preserve"> PAGEREF _Toc242390152 \h </w:instrText>
+            </w:r>
+            <w:r>
+              <w:rPr>
+                <w:noProof/>
+                <w:webHidden/>
+              </w:rPr>
+            </w:r>
+            <w:r>
+              <w:rPr>
+                <w:noProof/>
+                <w:webHidden/>
+              </w:rPr>
+              <w:fldChar w:fldCharType="separate"/>
+            </w:r>
+            <w:r>
+              <w:rPr>
+                <w:noProof/>
+                <w:webHidden/>
+              </w:rPr>
+              <w:t>5</w:t>
+            </w:r>
+            <w:r>
+              <w:rPr>
+                <w:noProof/>
+                <w:webHidden/>
+              </w:rPr>
+              <w:fldChar w:fldCharType="end"/>
+            </w:r>
+          </w:hyperlink>
+        </w:p>
+        <w:p>
+          <w:pPr>
+            <w:pStyle w:val="TOC2"/>
+            <w:tabs>
+              <w:tab w:val="right" w:leader="dot" w:pos="8630"/>
+            </w:tabs>
+            <w:rPr>
+              <w:rFonts w:asciiTheme="minorHAnsi" w:hAnsiTheme="minorHAnsi"/>
+              <w:noProof/>
+              <w:sz w:val="22"/>
+              <w:lang w:val="vi-VN" w:eastAsia="ja-JP"/>
+            </w:rPr>
+          </w:pPr>
+          <w:hyperlink w:anchor="_Toc242390153" w:history="1">
+            <w:r>
+              <w:rPr>
+                <w:rStyle w:val="Hyperlink"/>
+                <w:noProof/>
+              </w:rPr>
+              <w:t>TODO 0.2 – Scripts khởi tạo Database SQL Server và MySQL</w:t>
+            </w:r>
+            <w:r>
+              <w:rPr>
+                <w:noProof/>
+                <w:webHidden/>
+              </w:rPr>
+              <w:tab/>
+            </w:r>
+            <w:r>
+              <w:rPr>
+                <w:noProof/>
+                <w:webHidden/>
+              </w:rPr>
+              <w:fldChar w:fldCharType="begin"/>
+            </w:r>
+            <w:r>
+              <w:rPr>
+                <w:noProof/>
+                <w:webHidden/>
+              </w:rPr>
+              <w:instrText xml:space="preserve"> PAGEREF _Toc242390153 \h </w:instrText>
+            </w:r>
+            <w:r>
+              <w:rPr>
+                <w:noProof/>
+                <w:webHidden/>
+              </w:rPr>
+            </w:r>
+            <w:r>
+              <w:rPr>
+                <w:noProof/>
+                <w:webHidden/>
+              </w:rPr>
+              <w:fldChar w:fldCharType="separate"/>
+            </w:r>
+            <w:r>
+              <w:rPr>
+                <w:noProof/>
+                <w:webHidden/>
+              </w:rPr>
+              <w:t>6</w:t>
+            </w:r>
+            <w:r>
+              <w:rPr>
+                <w:noProof/>
+                <w:webHidden/>
+              </w:rPr>
+              <w:fldChar w:fldCharType="end"/>
+            </w:r>
+          </w:hyperlink>
+        </w:p>
+        <w:p>
+          <w:pPr>
+            <w:pStyle w:val="TOC2"/>
+            <w:tabs>
+              <w:tab w:val="right" w:leader="dot" w:pos="8630"/>
+            </w:tabs>
+            <w:rPr>
+              <w:rFonts w:asciiTheme="minorHAnsi" w:hAnsiTheme="minorHAnsi"/>
+              <w:noProof/>
+              <w:sz w:val="22"/>
+              <w:lang w:val="vi-VN" w:eastAsia="ja-JP"/>
+            </w:rPr>
+          </w:pPr>
+          <w:hyperlink w:anchor="_Toc242390154" w:history="1">
+            <w:r>
+              <w:rPr>
+                <w:rStyle w:val="Hyperlink"/>
+                <w:noProof/>
+              </w:rPr>
+              <w:t>TODO 0.3 – Khởi tạo cấu trúc 3 Microservices</w:t>
+            </w:r>
+            <w:r>
+              <w:rPr>
+                <w:noProof/>
+                <w:webHidden/>
+              </w:rPr>
+              <w:tab/>
+            </w:r>
+            <w:r>
+              <w:rPr>
+                <w:noProof/>
+                <w:webHidden/>
+              </w:rPr>
+              <w:fldChar w:fldCharType="begin"/>
+            </w:r>
+            <w:r>
+              <w:rPr>
+                <w:noProof/>
+                <w:webHidden/>
+              </w:rPr>
+              <w:instrText xml:space="preserve"> PAGEREF _Toc242390154 \h </w:instrText>
+            </w:r>
+            <w:r>
+              <w:rPr>
+                <w:noProof/>
+                <w:webHidden/>
+              </w:rPr>
+            </w:r>
+            <w:r>
+              <w:rPr>
+                <w:noProof/>
+                <w:webHidden/>
+              </w:rPr>
+              <w:fldChar w:fldCharType="separate"/>
+            </w:r>
+            <w:r>
+              <w:rPr>
+                <w:noProof/>
+                <w:webHidden/>
+              </w:rPr>
+              <w:t>6</w:t>
+            </w:r>
+            <w:r>
+              <w:rPr>
+                <w:noProof/>
+                <w:webHidden/>
+              </w:rPr>
+              <w:fldChar w:fldCharType="end"/>
+            </w:r>
+          </w:hyperlink>
+        </w:p>
+        <w:p>
+          <w:pPr>
+            <w:pStyle w:val="TOC2"/>
+            <w:tabs>
+              <w:tab w:val="right" w:leader="dot" w:pos="8630"/>
+            </w:tabs>
+            <w:rPr>
+              <w:rFonts w:asciiTheme="minorHAnsi" w:hAnsiTheme="minorHAnsi"/>
+              <w:noProof/>
+              <w:sz w:val="22"/>
+              <w:lang w:val="vi-VN" w:eastAsia="ja-JP"/>
+            </w:rPr>
+          </w:pPr>
+          <w:hyperlink w:anchor="_Toc242390155" w:history="1">
+            <w:r>
+              <w:rPr>
+                <w:rStyle w:val="Hyperlink"/>
+                <w:noProof/>
+              </w:rPr>
+              <w:t>TODO 0.4 – Khởi tạo dự án API Gateway</w:t>
+            </w:r>
+            <w:r>
+              <w:rPr>
+                <w:noProof/>
+                <w:webHidden/>
+              </w:rPr>
+              <w:tab/>
+            </w:r>
+            <w:r>
+              <w:rPr>
+                <w:noProof/>
+                <w:webHidden/>
+              </w:rPr>
+              <w:fldChar w:fldCharType="begin"/>
+            </w:r>
+            <w:r>
+              <w:rPr>
+                <w:noProof/>
+                <w:webHidden/>
+              </w:rPr>
+              <w:instrText xml:space="preserve"> PAGEREF _Toc242390155 \h </w:instrText>
+            </w:r>
+            <w:r>
+              <w:rPr>
+                <w:noProof/>
+                <w:webHidden/>
+              </w:rPr>
+            </w:r>
+            <w:r>
+              <w:rPr>
+                <w:noProof/>
+                <w:webHidden/>
+              </w:rPr>
+              <w:fldChar w:fldCharType="separate"/>
+            </w:r>
+            <w:r>
+              <w:rPr>
+                <w:noProof/>
+                <w:webHidden/>
+              </w:rPr>
+              <w:t>8</w:t>
+            </w:r>
+            <w:r>
+              <w:rPr>
+                <w:noProof/>
+                <w:webHidden/>
+              </w:rPr>
+              <w:fldChar w:fldCharType="end"/>
+            </w:r>
+          </w:hyperlink>
+        </w:p>
+        <w:p>
+          <w:pPr>
+            <w:pStyle w:val="TOC2"/>
+            <w:tabs>
+              <w:tab w:val="right" w:leader="dot" w:pos="8630"/>
+            </w:tabs>
+            <w:rPr>
+              <w:rFonts w:asciiTheme="minorHAnsi" w:hAnsiTheme="minorHAnsi"/>
+              <w:noProof/>
+              <w:sz w:val="22"/>
+              <w:lang w:val="vi-VN" w:eastAsia="ja-JP"/>
+            </w:rPr>
+          </w:pPr>
+          <w:hyperlink w:anchor="_Toc242390156" w:history="1">
+            <w:r>
+              <w:rPr>
+                <w:rStyle w:val="Hyperlink"/>
+                <w:noProof/>
+              </w:rPr>
+              <w:t>TODO 0.5 – Cấu hình Datasource và kết nối Database</w:t>
+            </w:r>
+            <w:r>
+              <w:rPr>
+                <w:noProof/>
+                <w:webHidden/>
+              </w:rPr>
+              <w:tab/>
+            </w:r>
+            <w:r>
+              <w:rPr>
+                <w:noProof/>
+                <w:webHidden/>
+              </w:rPr>
+              <w:fldChar w:fldCharType="begin"/>
+            </w:r>
+            <w:r>
+              <w:rPr>
+                <w:noProof/>
+                <w:webHidden/>
+              </w:rPr>
+              <w:instrText xml:space="preserve"> PAGEREF _Toc242390156 \h </w:instrText>
+            </w:r>
+            <w:r>
+              <w:rPr>
+                <w:noProof/>
+                <w:webHidden/>
+              </w:rPr>
+            </w:r>
+            <w:r>
+              <w:rPr>
+                <w:noProof/>
+                <w:webHidden/>
+              </w:rPr>
+              <w:fldChar w:fldCharType="separate"/>
+            </w:r>
+            <w:r>
+              <w:rPr>
+                <w:noProof/>
+                <w:webHidden/>
+              </w:rPr>
+              <w:t>9</w:t>
+            </w:r>
+            <w:r>
+              <w:rPr>
+                <w:noProof/>
+                <w:webHidden/>
+              </w:rPr>
+              <w:fldChar w:fldCharType="end"/>
+            </w:r>
+          </w:hyperlink>
+        </w:p>
+        <w:p>
+          <w:pPr>
+            <w:pStyle w:val="TOC2"/>
+            <w:tabs>
+              <w:tab w:val="right" w:leader="dot" w:pos="8630"/>
+            </w:tabs>
+            <w:rPr>
+              <w:rFonts w:asciiTheme="minorHAnsi" w:hAnsiTheme="minorHAnsi"/>
+              <w:noProof/>
+              <w:sz w:val="22"/>
+              <w:lang w:val="vi-VN" w:eastAsia="ja-JP"/>
+            </w:rPr>
+          </w:pPr>
+          <w:hyperlink w:anchor="_Toc242390157" w:history="1">
+            <w:r>
+              <w:rPr>
+                <w:rStyle w:val="Hyperlink"/>
+                <w:noProof/>
+              </w:rPr>
+              <w:t>TODO 0.6 – Xây dựng Global Exception Handler</w:t>
+            </w:r>
+            <w:r>
+              <w:rPr>
+                <w:noProof/>
+                <w:webHidden/>
+              </w:rPr>
+              <w:tab/>
+            </w:r>
+            <w:r>
+              <w:rPr>
+                <w:noProof/>
+                <w:webHidden/>
+              </w:rPr>
+              <w:fldChar w:fldCharType="begin"/>
+            </w:r>
+            <w:r>
+              <w:rPr>
+                <w:noProof/>
+                <w:webHidden/>
+              </w:rPr>
+              <w:instrText xml:space="preserve"> PAGEREF _Toc242390157 \h </w:instrText>
+            </w:r>
+            <w:r>
+              <w:rPr>
+                <w:noProof/>
+                <w:webHidden/>
+              </w:rPr>
+            </w:r>
+            <w:r>
+              <w:rPr>
+                <w:noProof/>
+                <w:webHidden/>
+              </w:rPr>
+              <w:fldChar w:fldCharType="separate"/>
+            </w:r>
+            <w:r>
+              <w:rPr>
+                <w:noProof/>
+                <w:webHidden/>
+              </w:rPr>
+              <w:t>10</w:t>
             </w:r>
             <w:r>
               <w:rPr>
@@ -510,13 +950,13 @@
               <w:lang w:val="vi-VN" w:eastAsia="ja-JP"/>
             </w:rPr>
           </w:pPr>
-          <w:hyperlink w:anchor="_Toc242354955" w:history="1">
+          <w:hyperlink w:anchor="_Toc242390158" w:history="1">
             <w:r>
               <w:rPr>
                 <w:rStyle w:val="Hyperlink"/>
                 <w:noProof/>
               </w:rPr>
-              <w:t>2. F0 – HẠ TẦNG VÀ KHỞI TẠO DỰ ÁN (INFRASTRUCTURE &amp; BOOTSTRAP)</w:t>
+              <w:t>3. F1 – XÁC THỰC NGƯỜI DÙNG (AUTHENTICATION - CUSTOMER SERVICE &amp; GATEWAY)</w:t>
             </w:r>
             <w:r>
               <w:rPr>
@@ -537,7 +977,7 @@
                 <w:noProof/>
                 <w:webHidden/>
               </w:rPr>
-              <w:instrText xml:space="preserve"> PAGEREF _Toc242354955 \h </w:instrText>
+              <w:instrText xml:space="preserve"> PAGEREF _Toc242390158 \h </w:instrText>
             </w:r>
             <w:r>
               <w:rPr>
@@ -557,7 +997,7 @@
                 <w:noProof/>
                 <w:webHidden/>
               </w:rPr>
-              <w:t>4</w:t>
+              <w:t>12</w:t>
             </w:r>
             <w:r>
               <w:rPr>
@@ -581,13 +1021,13 @@
               <w:lang w:val="vi-VN" w:eastAsia="ja-JP"/>
             </w:rPr>
           </w:pPr>
-          <w:hyperlink w:anchor="_Toc242354956" w:history="1">
+          <w:hyperlink w:anchor="_Toc242390159" w:history="1">
             <w:r>
               <w:rPr>
                 <w:rStyle w:val="Hyperlink"/>
                 <w:noProof/>
               </w:rPr>
-              <w:t>TODO 0.1 – Tạo docker-compose.yml khởi chạy 3 Database</w:t>
+              <w:t>TODO 1.1 – Cấu hình Admin và JWT Secret</w:t>
             </w:r>
             <w:r>
               <w:rPr>
@@ -608,7 +1048,7 @@
                 <w:noProof/>
                 <w:webHidden/>
               </w:rPr>
-              <w:instrText xml:space="preserve"> PAGEREF _Toc242354956 \h </w:instrText>
+              <w:instrText xml:space="preserve"> PAGEREF _Toc242390159 \h </w:instrText>
             </w:r>
             <w:r>
               <w:rPr>
@@ -628,7 +1068,7 @@
                 <w:noProof/>
                 <w:webHidden/>
               </w:rPr>
-              <w:t>5</w:t>
+              <w:t>12</w:t>
             </w:r>
             <w:r>
               <w:rPr>
@@ -652,13 +1092,13 @@
               <w:lang w:val="vi-VN" w:eastAsia="ja-JP"/>
             </w:rPr>
           </w:pPr>
-          <w:hyperlink w:anchor="_Toc242354957" w:history="1">
+          <w:hyperlink w:anchor="_Toc242390160" w:history="1">
             <w:r>
               <w:rPr>
                 <w:rStyle w:val="Hyperlink"/>
                 <w:noProof/>
               </w:rPr>
-              <w:t>TODO 0.2 – Scripts khởi tạo Database SQL Server và MySQL</w:t>
+              <w:t>TODO 1.2 – Cấu hình BCryptPasswordEncoder</w:t>
             </w:r>
             <w:r>
               <w:rPr>
@@ -679,7 +1119,7 @@
                 <w:noProof/>
                 <w:webHidden/>
               </w:rPr>
-              <w:instrText xml:space="preserve"> PAGEREF _Toc242354957 \h </w:instrText>
+              <w:instrText xml:space="preserve"> PAGEREF _Toc242390160 \h </w:instrText>
             </w:r>
             <w:r>
               <w:rPr>
@@ -699,7 +1139,7 @@
                 <w:noProof/>
                 <w:webHidden/>
               </w:rPr>
-              <w:t>5</w:t>
+              <w:t>12</w:t>
             </w:r>
             <w:r>
               <w:rPr>
@@ -723,13 +1163,13 @@
               <w:lang w:val="vi-VN" w:eastAsia="ja-JP"/>
             </w:rPr>
           </w:pPr>
-          <w:hyperlink w:anchor="_Toc242354958" w:history="1">
+          <w:hyperlink w:anchor="_Toc242390161" w:history="1">
             <w:r>
               <w:rPr>
                 <w:rStyle w:val="Hyperlink"/>
                 <w:noProof/>
               </w:rPr>
-              <w:t>TODO 0.3 – Khởi tạo cấu trúc 3 Microservices</w:t>
+              <w:t>TODO 1.3 – Xây dựng JwtService ký JWT HS256</w:t>
             </w:r>
             <w:r>
               <w:rPr>
@@ -750,7 +1190,7 @@
                 <w:noProof/>
                 <w:webHidden/>
               </w:rPr>
-              <w:instrText xml:space="preserve"> PAGEREF _Toc242354958 \h </w:instrText>
+              <w:instrText xml:space="preserve"> PAGEREF _Toc242390161 \h </w:instrText>
             </w:r>
             <w:r>
               <w:rPr>
@@ -770,7 +1210,7 @@
                 <w:noProof/>
                 <w:webHidden/>
               </w:rPr>
-              <w:t>5</w:t>
+              <w:t>13</w:t>
             </w:r>
             <w:r>
               <w:rPr>
@@ -794,13 +1234,14 @@
               <w:lang w:val="vi-VN" w:eastAsia="ja-JP"/>
             </w:rPr>
           </w:pPr>
-          <w:hyperlink w:anchor="_Toc242354959" w:history="1">
+          <w:hyperlink w:anchor="_Toc242390162" w:history="1">
             <w:r>
               <w:rPr>
                 <w:rStyle w:val="Hyperlink"/>
                 <w:noProof/>
-              </w:rPr>
-              <w:t>TODO 0.4 – Khởi tạo dự án API Gateway</w:t>
+                <w:lang w:val="vi-VN"/>
+              </w:rPr>
+              <w:t>TODO 1.4 – Hiện thực AuthService xác thực đăng nhập</w:t>
             </w:r>
             <w:r>
               <w:rPr>
@@ -821,7 +1262,7 @@
                 <w:noProof/>
                 <w:webHidden/>
               </w:rPr>
-              <w:instrText xml:space="preserve"> PAGEREF _Toc242354959 \h </w:instrText>
+              <w:instrText xml:space="preserve"> PAGEREF _Toc242390162 \h </w:instrText>
             </w:r>
             <w:r>
               <w:rPr>
@@ -841,7 +1282,7 @@
                 <w:noProof/>
                 <w:webHidden/>
               </w:rPr>
-              <w:t>6</w:t>
+              <w:t>13</w:t>
             </w:r>
             <w:r>
               <w:rPr>
@@ -865,13 +1306,13 @@
               <w:lang w:val="vi-VN" w:eastAsia="ja-JP"/>
             </w:rPr>
           </w:pPr>
-          <w:hyperlink w:anchor="_Toc242354960" w:history="1">
+          <w:hyperlink w:anchor="_Toc242390163" w:history="1">
             <w:r>
               <w:rPr>
                 <w:rStyle w:val="Hyperlink"/>
                 <w:noProof/>
               </w:rPr>
-              <w:t>TODO 0.5 – Cấu hình Datasource và kết nối Database</w:t>
+              <w:t>TODO 1.5 – Endpoint POST /api/auth/login</w:t>
             </w:r>
             <w:r>
               <w:rPr>
@@ -892,7 +1333,7 @@
                 <w:noProof/>
                 <w:webHidden/>
               </w:rPr>
-              <w:instrText xml:space="preserve"> PAGEREF _Toc242354960 \h </w:instrText>
+              <w:instrText xml:space="preserve"> PAGEREF _Toc242390163 \h </w:instrText>
             </w:r>
             <w:r>
               <w:rPr>
@@ -912,7 +1353,78 @@
                 <w:noProof/>
                 <w:webHidden/>
               </w:rPr>
-              <w:t>6</w:t>
+              <w:t>14</w:t>
+            </w:r>
+            <w:r>
+              <w:rPr>
+                <w:noProof/>
+                <w:webHidden/>
+              </w:rPr>
+              <w:fldChar w:fldCharType="end"/>
+            </w:r>
+          </w:hyperlink>
+        </w:p>
+        <w:p>
+          <w:pPr>
+            <w:pStyle w:val="TOC1"/>
+            <w:tabs>
+              <w:tab w:val="right" w:leader="dot" w:pos="8630"/>
+            </w:tabs>
+            <w:rPr>
+              <w:rFonts w:asciiTheme="minorHAnsi" w:hAnsiTheme="minorHAnsi"/>
+              <w:noProof/>
+              <w:sz w:val="22"/>
+              <w:lang w:val="vi-VN" w:eastAsia="ja-JP"/>
+            </w:rPr>
+          </w:pPr>
+          <w:hyperlink w:anchor="_Toc242390164" w:history="1">
+            <w:r>
+              <w:rPr>
+                <w:rStyle w:val="Hyperlink"/>
+                <w:noProof/>
+              </w:rPr>
+              <w:t>4. F2 – ĐĂNG KÝ VÀ QUẢN LÝ HỒ SƠ KHÁCH HÀNG (CUSTOMER PROFILE)</w:t>
+            </w:r>
+            <w:r>
+              <w:rPr>
+                <w:noProof/>
+                <w:webHidden/>
+              </w:rPr>
+              <w:tab/>
+            </w:r>
+            <w:r>
+              <w:rPr>
+                <w:noProof/>
+                <w:webHidden/>
+              </w:rPr>
+              <w:fldChar w:fldCharType="begin"/>
+            </w:r>
+            <w:r>
+              <w:rPr>
+                <w:noProof/>
+                <w:webHidden/>
+              </w:rPr>
+              <w:instrText xml:space="preserve"> PAGEREF _Toc242390164 \h </w:instrText>
+            </w:r>
+            <w:r>
+              <w:rPr>
+                <w:noProof/>
+                <w:webHidden/>
+              </w:rPr>
+            </w:r>
+            <w:r>
+              <w:rPr>
+                <w:noProof/>
+                <w:webHidden/>
+              </w:rPr>
+              <w:fldChar w:fldCharType="separate"/>
+            </w:r>
+            <w:r>
+              <w:rPr>
+                <w:noProof/>
+                <w:webHidden/>
+              </w:rPr>
+              <w:t>15</w:t>
             </w:r>
             <w:r>
               <w:rPr>
@@ -936,13 +1448,27 @@
               <w:lang w:val="vi-VN" w:eastAsia="ja-JP"/>
             </w:rPr>
           </w:pPr>
-          <w:hyperlink w:anchor="_Toc242354961" w:history="1">
+          <w:hyperlink w:anchor="_Toc242390165" w:history="1">
             <w:r>
               <w:rPr>
                 <w:rStyle w:val="Hyperlink"/>
                 <w:noProof/>
               </w:rPr>
-              <w:t>TODO 0.6 – Xây dựng Global Exception Handler</w:t>
+              <w:t>TODO 2.1 – Migration Flyw</w:t>
+            </w:r>
+            <w:r>
+              <w:rPr>
+                <w:rStyle w:val="Hyperlink"/>
+                <w:noProof/>
+              </w:rPr>
+              <w:t>a</w:t>
+            </w:r>
+            <w:r>
+              <w:rPr>
+                <w:rStyle w:val="Hyperlink"/>
+                <w:noProof/>
+              </w:rPr>
+              <w:t>y SQL Server NVARCHAR</w:t>
             </w:r>
             <w:r>
               <w:rPr>
@@ -963,7 +1489,7 @@
                 <w:noProof/>
                 <w:webHidden/>
               </w:rPr>
-              <w:instrText xml:space="preserve"> PAGEREF _Toc242354961 \h </w:instrText>
+              <w:instrText xml:space="preserve"> PAGEREF _Toc242390165 \h </w:instrText>
             </w:r>
             <w:r>
               <w:rPr>
@@ -983,7 +1509,364 @@
                 <w:noProof/>
                 <w:webHidden/>
               </w:rPr>
-              <w:t>6</w:t>
+              <w:t>15</w:t>
+            </w:r>
+            <w:r>
+              <w:rPr>
+                <w:noProof/>
+                <w:webHidden/>
+              </w:rPr>
+              <w:fldChar w:fldCharType="end"/>
+            </w:r>
+          </w:hyperlink>
+        </w:p>
+        <w:p>
+          <w:pPr>
+            <w:pStyle w:val="TOC2"/>
+            <w:tabs>
+              <w:tab w:val="right" w:leader="dot" w:pos="8630"/>
+            </w:tabs>
+            <w:rPr>
+              <w:rFonts w:asciiTheme="minorHAnsi" w:hAnsiTheme="minorHAnsi"/>
+              <w:noProof/>
+              <w:sz w:val="22"/>
+              <w:lang w:val="vi-VN" w:eastAsia="ja-JP"/>
+            </w:rPr>
+          </w:pPr>
+          <w:hyperlink w:anchor="_Toc242390166" w:history="1">
+            <w:r>
+              <w:rPr>
+                <w:rStyle w:val="Hyperlink"/>
+                <w:noProof/>
+              </w:rPr>
+              <w:t>TODO 2.2 – Entity Customer và CustomerRepository</w:t>
+            </w:r>
+            <w:r>
+              <w:rPr>
+                <w:noProof/>
+                <w:webHidden/>
+              </w:rPr>
+              <w:tab/>
+            </w:r>
+            <w:r>
+              <w:rPr>
+                <w:noProof/>
+                <w:webHidden/>
+              </w:rPr>
+              <w:fldChar w:fldCharType="begin"/>
+            </w:r>
+            <w:r>
+              <w:rPr>
+                <w:noProof/>
+                <w:webHidden/>
+              </w:rPr>
+              <w:instrText xml:space="preserve"> PAGEREF _Toc242390166 \h </w:instrText>
+            </w:r>
+            <w:r>
+              <w:rPr>
+                <w:noProof/>
+                <w:webHidden/>
+              </w:rPr>
+            </w:r>
+            <w:r>
+              <w:rPr>
+                <w:noProof/>
+                <w:webHidden/>
+              </w:rPr>
+              <w:fldChar w:fldCharType="separate"/>
+            </w:r>
+            <w:r>
+              <w:rPr>
+                <w:noProof/>
+                <w:webHidden/>
+              </w:rPr>
+              <w:t>16</w:t>
+            </w:r>
+            <w:r>
+              <w:rPr>
+                <w:noProof/>
+                <w:webHidden/>
+              </w:rPr>
+              <w:fldChar w:fldCharType="end"/>
+            </w:r>
+          </w:hyperlink>
+        </w:p>
+        <w:p>
+          <w:pPr>
+            <w:pStyle w:val="TOC2"/>
+            <w:tabs>
+              <w:tab w:val="right" w:leader="dot" w:pos="8630"/>
+            </w:tabs>
+            <w:rPr>
+              <w:rFonts w:asciiTheme="minorHAnsi" w:hAnsiTheme="minorHAnsi"/>
+              <w:noProof/>
+              <w:sz w:val="22"/>
+              <w:lang w:val="vi-VN" w:eastAsia="ja-JP"/>
+            </w:rPr>
+          </w:pPr>
+          <w:hyperlink w:anchor="_Toc242390167" w:history="1">
+            <w:r>
+              <w:rPr>
+                <w:rStyle w:val="Hyperlink"/>
+                <w:noProof/>
+              </w:rPr>
+              <w:t>TODO 2.3 – Các DTO Request cho Customer</w:t>
+            </w:r>
+            <w:r>
+              <w:rPr>
+                <w:noProof/>
+                <w:webHidden/>
+              </w:rPr>
+              <w:tab/>
+            </w:r>
+            <w:r>
+              <w:rPr>
+                <w:noProof/>
+                <w:webHidden/>
+              </w:rPr>
+              <w:fldChar w:fldCharType="begin"/>
+            </w:r>
+            <w:r>
+              <w:rPr>
+                <w:noProof/>
+                <w:webHidden/>
+              </w:rPr>
+              <w:instrText xml:space="preserve"> PAGEREF _Toc242390167 \h </w:instrText>
+            </w:r>
+            <w:r>
+              <w:rPr>
+                <w:noProof/>
+                <w:webHidden/>
+              </w:rPr>
+            </w:r>
+            <w:r>
+              <w:rPr>
+                <w:noProof/>
+                <w:webHidden/>
+              </w:rPr>
+              <w:fldChar w:fldCharType="separate"/>
+            </w:r>
+            <w:r>
+              <w:rPr>
+                <w:noProof/>
+                <w:webHidden/>
+              </w:rPr>
+              <w:t>17</w:t>
+            </w:r>
+            <w:r>
+              <w:rPr>
+                <w:noProof/>
+                <w:webHidden/>
+              </w:rPr>
+              <w:fldChar w:fldCharType="end"/>
+            </w:r>
+          </w:hyperlink>
+        </w:p>
+        <w:p>
+          <w:pPr>
+            <w:pStyle w:val="TOC2"/>
+            <w:tabs>
+              <w:tab w:val="right" w:leader="dot" w:pos="8630"/>
+            </w:tabs>
+            <w:rPr>
+              <w:rFonts w:asciiTheme="minorHAnsi" w:hAnsiTheme="minorHAnsi"/>
+              <w:noProof/>
+              <w:sz w:val="22"/>
+              <w:lang w:val="vi-VN" w:eastAsia="ja-JP"/>
+            </w:rPr>
+          </w:pPr>
+          <w:hyperlink w:anchor="_Toc242390168" w:history="1">
+            <w:r>
+              <w:rPr>
+                <w:rStyle w:val="Hyperlink"/>
+                <w:noProof/>
+                <w:lang w:val="vi-VN"/>
+              </w:rPr>
+              <w:t>TODO 2.4 – Nghiệp vụ đăng ký tài khoản mới</w:t>
+            </w:r>
+            <w:r>
+              <w:rPr>
+                <w:noProof/>
+                <w:webHidden/>
+              </w:rPr>
+              <w:tab/>
+            </w:r>
+            <w:r>
+              <w:rPr>
+                <w:noProof/>
+                <w:webHidden/>
+              </w:rPr>
+              <w:fldChar w:fldCharType="begin"/>
+            </w:r>
+            <w:r>
+              <w:rPr>
+                <w:noProof/>
+                <w:webHidden/>
+              </w:rPr>
+              <w:instrText xml:space="preserve"> PAGEREF _Toc242390168 \h </w:instrText>
+            </w:r>
+            <w:r>
+              <w:rPr>
+                <w:noProof/>
+                <w:webHidden/>
+              </w:rPr>
+            </w:r>
+            <w:r>
+              <w:rPr>
+                <w:noProof/>
+                <w:webHidden/>
+              </w:rPr>
+              <w:fldChar w:fldCharType="separate"/>
+            </w:r>
+            <w:r>
+              <w:rPr>
+                <w:noProof/>
+                <w:webHidden/>
+              </w:rPr>
+              <w:t>18</w:t>
+            </w:r>
+            <w:r>
+              <w:rPr>
+                <w:noProof/>
+                <w:webHidden/>
+              </w:rPr>
+              <w:fldChar w:fldCharType="end"/>
+            </w:r>
+          </w:hyperlink>
+        </w:p>
+        <w:p>
+          <w:pPr>
+            <w:pStyle w:val="TOC2"/>
+            <w:tabs>
+              <w:tab w:val="right" w:leader="dot" w:pos="8630"/>
+            </w:tabs>
+            <w:rPr>
+              <w:rFonts w:asciiTheme="minorHAnsi" w:hAnsiTheme="minorHAnsi"/>
+              <w:noProof/>
+              <w:sz w:val="22"/>
+              <w:lang w:val="vi-VN" w:eastAsia="ja-JP"/>
+            </w:rPr>
+          </w:pPr>
+          <w:hyperlink w:anchor="_Toc242390169" w:history="1">
+            <w:r>
+              <w:rPr>
+                <w:rStyle w:val="Hyperlink"/>
+                <w:noProof/>
+                <w:lang w:val="vi-VN"/>
+              </w:rPr>
+              <w:t>TODO 2.5 – Xem hồ sơ, cập nhật và đổi mật khẩu</w:t>
+            </w:r>
+            <w:r>
+              <w:rPr>
+                <w:noProof/>
+                <w:webHidden/>
+              </w:rPr>
+              <w:tab/>
+            </w:r>
+            <w:r>
+              <w:rPr>
+                <w:noProof/>
+                <w:webHidden/>
+              </w:rPr>
+              <w:fldChar w:fldCharType="begin"/>
+            </w:r>
+            <w:r>
+              <w:rPr>
+                <w:noProof/>
+                <w:webHidden/>
+              </w:rPr>
+              <w:instrText xml:space="preserve"> PAGEREF _Toc242390169 \h </w:instrText>
+            </w:r>
+            <w:r>
+              <w:rPr>
+                <w:noProof/>
+                <w:webHidden/>
+              </w:rPr>
+            </w:r>
+            <w:r>
+              <w:rPr>
+                <w:noProof/>
+                <w:webHidden/>
+              </w:rPr>
+              <w:fldChar w:fldCharType="separate"/>
+            </w:r>
+            <w:r>
+              <w:rPr>
+                <w:noProof/>
+                <w:webHidden/>
+              </w:rPr>
+              <w:t>19</w:t>
+            </w:r>
+            <w:r>
+              <w:rPr>
+                <w:noProof/>
+                <w:webHidden/>
+              </w:rPr>
+              <w:fldChar w:fldCharType="end"/>
+            </w:r>
+          </w:hyperlink>
+        </w:p>
+        <w:p>
+          <w:pPr>
+            <w:pStyle w:val="TOC2"/>
+            <w:tabs>
+              <w:tab w:val="right" w:leader="dot" w:pos="8630"/>
+            </w:tabs>
+            <w:rPr>
+              <w:rFonts w:asciiTheme="minorHAnsi" w:hAnsiTheme="minorHAnsi"/>
+              <w:noProof/>
+              <w:sz w:val="22"/>
+              <w:lang w:val="vi-VN" w:eastAsia="ja-JP"/>
+            </w:rPr>
+          </w:pPr>
+          <w:hyperlink w:anchor="_Toc242390170" w:history="1">
+            <w:r>
+              <w:rPr>
+                <w:rStyle w:val="Hyperlink"/>
+                <w:noProof/>
+              </w:rPr>
+              <w:t>TODO 2.6 – Endpoint đăng ký và /api/customers/me</w:t>
+            </w:r>
+            <w:r>
+              <w:rPr>
+                <w:noProof/>
+                <w:webHidden/>
+              </w:rPr>
+              <w:tab/>
+            </w:r>
+            <w:r>
+              <w:rPr>
+                <w:noProof/>
+                <w:webHidden/>
+              </w:rPr>
+              <w:fldChar w:fldCharType="begin"/>
+            </w:r>
+            <w:r>
+              <w:rPr>
+                <w:noProof/>
+                <w:webHidden/>
+              </w:rPr>
+              <w:instrText xml:space="preserve"> PAGEREF _Toc242390170 \h </w:instrText>
+            </w:r>
+            <w:r>
+              <w:rPr>
+                <w:noProof/>
+                <w:webHidden/>
+              </w:rPr>
+            </w:r>
+            <w:r>
+              <w:rPr>
+                <w:noProof/>
+                <w:webHidden/>
+              </w:rPr>
+              <w:fldChar w:fldCharType="separate"/>
+            </w:r>
+            <w:r>
+              <w:rPr>
+                <w:noProof/>
+                <w:webHidden/>
+              </w:rPr>
+              <w:t>19</w:t>
             </w:r>
             <w:r>
               <w:rPr>
@@ -1007,13 +1890,13 @@
               <w:lang w:val="vi-VN" w:eastAsia="ja-JP"/>
             </w:rPr>
           </w:pPr>
-          <w:hyperlink w:anchor="_Toc242354962" w:history="1">
+          <w:hyperlink w:anchor="_Toc242390171" w:history="1">
             <w:r>
               <w:rPr>
                 <w:rStyle w:val="Hyperlink"/>
                 <w:noProof/>
               </w:rPr>
-              <w:t>3. F1 – XÁC THỰC NGƯỜI DÙNG (AUTHENTICATION - CUSTOMER SERVICE &amp; GATEWAY)</w:t>
+              <w:t>5. F3 – QUẢN TRỊ VIÊN QUẢN LÝ KHÁCH HÀNG (ADMIN CUSTOMER MANAGEMENT)</w:t>
             </w:r>
             <w:r>
               <w:rPr>
@@ -1034,7 +1917,7 @@
                 <w:noProof/>
                 <w:webHidden/>
               </w:rPr>
-              <w:instrText xml:space="preserve"> PAGEREF _Toc242354962 \h </w:instrText>
+              <w:instrText xml:space="preserve"> PAGEREF _Toc242390171 \h </w:instrText>
             </w:r>
             <w:r>
               <w:rPr>
@@ -1054,7 +1937,7 @@
                 <w:noProof/>
                 <w:webHidden/>
               </w:rPr>
-              <w:t>7</w:t>
+              <w:t>20</w:t>
             </w:r>
             <w:r>
               <w:rPr>
@@ -1078,13 +1961,13 @@
               <w:lang w:val="vi-VN" w:eastAsia="ja-JP"/>
             </w:rPr>
           </w:pPr>
-          <w:hyperlink w:anchor="_Toc242354963" w:history="1">
+          <w:hyperlink w:anchor="_Toc242390172" w:history="1">
             <w:r>
               <w:rPr>
                 <w:rStyle w:val="Hyperlink"/>
                 <w:noProof/>
               </w:rPr>
-              <w:t>TODO 1.1 – Cấu hình Admin và JWT Secret</w:t>
+              <w:t>TODO 3.1 – DTO AdminCustomerRequest</w:t>
             </w:r>
             <w:r>
               <w:rPr>
@@ -1105,7 +1988,7 @@
                 <w:noProof/>
                 <w:webHidden/>
               </w:rPr>
-              <w:instrText xml:space="preserve"> PAGEREF _Toc242354963 \h </w:instrText>
+              <w:instrText xml:space="preserve"> PAGEREF _Toc242390172 \h </w:instrText>
             </w:r>
             <w:r>
               <w:rPr>
@@ -1125,7 +2008,7 @@
                 <w:noProof/>
                 <w:webHidden/>
               </w:rPr>
-              <w:t>7</w:t>
+              <w:t>20</w:t>
             </w:r>
             <w:r>
               <w:rPr>
@@ -1149,13 +2032,13 @@
               <w:lang w:val="vi-VN" w:eastAsia="ja-JP"/>
             </w:rPr>
           </w:pPr>
-          <w:hyperlink w:anchor="_Toc242354964" w:history="1">
+          <w:hyperlink w:anchor="_Toc242390173" w:history="1">
             <w:r>
               <w:rPr>
                 <w:rStyle w:val="Hyperlink"/>
                 <w:noProof/>
               </w:rPr>
-              <w:t>TODO 1.2 – Cấu hình BCryptPasswordEncoder</w:t>
+              <w:t>TODO 3.2 – CRUD và Soft Delete trong CustomerService</w:t>
             </w:r>
             <w:r>
               <w:rPr>
@@ -1176,7 +2059,7 @@
                 <w:noProof/>
                 <w:webHidden/>
               </w:rPr>
-              <w:instrText xml:space="preserve"> PAGEREF _Toc242354964 \h </w:instrText>
+              <w:instrText xml:space="preserve"> PAGEREF _Toc242390173 \h </w:instrText>
             </w:r>
             <w:r>
               <w:rPr>
@@ -1196,7 +2079,7 @@
                 <w:noProof/>
                 <w:webHidden/>
               </w:rPr>
-              <w:t>7</w:t>
+              <w:t>21</w:t>
             </w:r>
             <w:r>
               <w:rPr>
@@ -1220,13 +2103,13 @@
               <w:lang w:val="vi-VN" w:eastAsia="ja-JP"/>
             </w:rPr>
           </w:pPr>
-          <w:hyperlink w:anchor="_Toc242354965" w:history="1">
+          <w:hyperlink w:anchor="_Toc242390174" w:history="1">
             <w:r>
               <w:rPr>
                 <w:rStyle w:val="Hyperlink"/>
                 <w:noProof/>
               </w:rPr>
-              <w:t>TODO 1.3 – Xây dựng JwtService ký JWT HS256</w:t>
+              <w:t>TODO 3.3 – Endpoint quản trị /api/customers</w:t>
             </w:r>
             <w:r>
               <w:rPr>
@@ -1247,7 +2130,7 @@
                 <w:noProof/>
                 <w:webHidden/>
               </w:rPr>
-              <w:instrText xml:space="preserve"> PAGEREF _Toc242354965 \h </w:instrText>
+              <w:instrText xml:space="preserve"> PAGEREF _Toc242390174 \h </w:instrText>
             </w:r>
             <w:r>
               <w:rPr>
@@ -1267,7 +2150,78 @@
                 <w:noProof/>
                 <w:webHidden/>
               </w:rPr>
-              <w:t>7</w:t>
+              <w:t>21</w:t>
+            </w:r>
+            <w:r>
+              <w:rPr>
+                <w:noProof/>
+                <w:webHidden/>
+              </w:rPr>
+              <w:fldChar w:fldCharType="end"/>
+            </w:r>
+          </w:hyperlink>
+        </w:p>
+        <w:p>
+          <w:pPr>
+            <w:pStyle w:val="TOC1"/>
+            <w:tabs>
+              <w:tab w:val="right" w:leader="dot" w:pos="8630"/>
+            </w:tabs>
+            <w:rPr>
+              <w:rFonts w:asciiTheme="minorHAnsi" w:hAnsiTheme="minorHAnsi"/>
+              <w:noProof/>
+              <w:sz w:val="22"/>
+              <w:lang w:val="vi-VN" w:eastAsia="ja-JP"/>
+            </w:rPr>
+          </w:pPr>
+          <w:hyperlink w:anchor="_Toc242390175" w:history="1">
+            <w:r>
+              <w:rPr>
+                <w:rStyle w:val="Hyperlink"/>
+                <w:noProof/>
+              </w:rPr>
+              <w:t>6. F4 – QUẢN LÝ THỂ LOẠI VÀ PHÒNG CHIẾU (GENRE &amp; ROOM - MOVIE SERVICE)</w:t>
+            </w:r>
+            <w:r>
+              <w:rPr>
+                <w:noProof/>
+                <w:webHidden/>
+              </w:rPr>
+              <w:tab/>
+            </w:r>
+            <w:r>
+              <w:rPr>
+                <w:noProof/>
+                <w:webHidden/>
+              </w:rPr>
+              <w:fldChar w:fldCharType="begin"/>
+            </w:r>
+            <w:r>
+              <w:rPr>
+                <w:noProof/>
+                <w:webHidden/>
+              </w:rPr>
+              <w:instrText xml:space="preserve"> PAGEREF _Toc242390175 \h </w:instrText>
+            </w:r>
+            <w:r>
+              <w:rPr>
+                <w:noProof/>
+                <w:webHidden/>
+              </w:rPr>
+            </w:r>
+            <w:r>
+              <w:rPr>
+                <w:noProof/>
+                <w:webHidden/>
+              </w:rPr>
+              <w:fldChar w:fldCharType="separate"/>
+            </w:r>
+            <w:r>
+              <w:rPr>
+                <w:noProof/>
+                <w:webHidden/>
+              </w:rPr>
+              <w:t>22</w:t>
             </w:r>
             <w:r>
               <w:rPr>
@@ -1291,13 +2245,13 @@
               <w:lang w:val="vi-VN" w:eastAsia="ja-JP"/>
             </w:rPr>
           </w:pPr>
-          <w:hyperlink w:anchor="_Toc242354966" w:history="1">
+          <w:hyperlink w:anchor="_Toc242390176" w:history="1">
             <w:r>
               <w:rPr>
                 <w:rStyle w:val="Hyperlink"/>
                 <w:noProof/>
               </w:rPr>
-              <w:t>TODO 1.4 – Hiện thực AuthService xác thực đăng nhập</w:t>
+              <w:t>TODO 4.1 – DataSeeder dữ liệu mẫu MongoDB</w:t>
             </w:r>
             <w:r>
               <w:rPr>
@@ -1318,7 +2272,7 @@
                 <w:noProof/>
                 <w:webHidden/>
               </w:rPr>
-              <w:instrText xml:space="preserve"> PAGEREF _Toc242354966 \h </w:instrText>
+              <w:instrText xml:space="preserve"> PAGEREF _Toc242390176 \h </w:instrText>
             </w:r>
             <w:r>
               <w:rPr>
@@ -1338,7 +2292,7 @@
                 <w:noProof/>
                 <w:webHidden/>
               </w:rPr>
-              <w:t>7</w:t>
+              <w:t>22</w:t>
             </w:r>
             <w:r>
               <w:rPr>
@@ -1362,13 +2316,13 @@
               <w:lang w:val="vi-VN" w:eastAsia="ja-JP"/>
             </w:rPr>
           </w:pPr>
-          <w:hyperlink w:anchor="_Toc242354967" w:history="1">
+          <w:hyperlink w:anchor="_Toc242390177" w:history="1">
             <w:r>
               <w:rPr>
                 <w:rStyle w:val="Hyperlink"/>
                 <w:noProof/>
               </w:rPr>
-              <w:t>TODO 1.5 – Endpoint POST /api/auth/login</w:t>
+              <w:t>TODO 4.2 – Document Genre, CinemaRoom và Index</w:t>
             </w:r>
             <w:r>
               <w:rPr>
@@ -1389,7 +2343,7 @@
                 <w:noProof/>
                 <w:webHidden/>
               </w:rPr>
-              <w:instrText xml:space="preserve"> PAGEREF _Toc242354967 \h </w:instrText>
+              <w:instrText xml:space="preserve"> PAGEREF _Toc242390177 \h </w:instrText>
             </w:r>
             <w:r>
               <w:rPr>
@@ -1409,7 +2363,149 @@
                 <w:noProof/>
                 <w:webHidden/>
               </w:rPr>
-              <w:t>8</w:t>
+              <w:t>23</w:t>
+            </w:r>
+            <w:r>
+              <w:rPr>
+                <w:noProof/>
+                <w:webHidden/>
+              </w:rPr>
+              <w:fldChar w:fldCharType="end"/>
+            </w:r>
+          </w:hyperlink>
+        </w:p>
+        <w:p>
+          <w:pPr>
+            <w:pStyle w:val="TOC2"/>
+            <w:tabs>
+              <w:tab w:val="right" w:leader="dot" w:pos="8630"/>
+            </w:tabs>
+            <w:rPr>
+              <w:rFonts w:asciiTheme="minorHAnsi" w:hAnsiTheme="minorHAnsi"/>
+              <w:noProof/>
+              <w:sz w:val="22"/>
+              <w:lang w:val="vi-VN" w:eastAsia="ja-JP"/>
+            </w:rPr>
+          </w:pPr>
+          <w:hyperlink w:anchor="_Toc242390178" w:history="1">
+            <w:r>
+              <w:rPr>
+                <w:rStyle w:val="Hyperlink"/>
+                <w:noProof/>
+              </w:rPr>
+              <w:t>TODO 4.3 – GenreService, RoomService và BR03</w:t>
+            </w:r>
+            <w:r>
+              <w:rPr>
+                <w:noProof/>
+                <w:webHidden/>
+              </w:rPr>
+              <w:tab/>
+            </w:r>
+            <w:r>
+              <w:rPr>
+                <w:noProof/>
+                <w:webHidden/>
+              </w:rPr>
+              <w:fldChar w:fldCharType="begin"/>
+            </w:r>
+            <w:r>
+              <w:rPr>
+                <w:noProof/>
+                <w:webHidden/>
+              </w:rPr>
+              <w:instrText xml:space="preserve"> PAGEREF _Toc242390178 \h </w:instrText>
+            </w:r>
+            <w:r>
+              <w:rPr>
+                <w:noProof/>
+                <w:webHidden/>
+              </w:rPr>
+            </w:r>
+            <w:r>
+              <w:rPr>
+                <w:noProof/>
+                <w:webHidden/>
+              </w:rPr>
+              <w:fldChar w:fldCharType="separate"/>
+            </w:r>
+            <w:r>
+              <w:rPr>
+                <w:noProof/>
+                <w:webHidden/>
+              </w:rPr>
+              <w:t>23</w:t>
+            </w:r>
+            <w:r>
+              <w:rPr>
+                <w:noProof/>
+                <w:webHidden/>
+              </w:rPr>
+              <w:fldChar w:fldCharType="end"/>
+            </w:r>
+          </w:hyperlink>
+        </w:p>
+        <w:p>
+          <w:pPr>
+            <w:pStyle w:val="TOC2"/>
+            <w:tabs>
+              <w:tab w:val="right" w:leader="dot" w:pos="8630"/>
+            </w:tabs>
+            <w:rPr>
+              <w:rFonts w:asciiTheme="minorHAnsi" w:hAnsiTheme="minorHAnsi"/>
+              <w:noProof/>
+              <w:sz w:val="22"/>
+              <w:lang w:val="vi-VN" w:eastAsia="ja-JP"/>
+            </w:rPr>
+          </w:pPr>
+          <w:hyperlink w:anchor="_Toc242390179" w:history="1">
+            <w:r>
+              <w:rPr>
+                <w:rStyle w:val="Hyperlink"/>
+                <w:noProof/>
+              </w:rPr>
+              <w:t>TODO 4.4 – Endpoint /api/genres và /api/rooms</w:t>
+            </w:r>
+            <w:r>
+              <w:rPr>
+                <w:noProof/>
+                <w:webHidden/>
+              </w:rPr>
+              <w:tab/>
+            </w:r>
+            <w:r>
+              <w:rPr>
+                <w:noProof/>
+                <w:webHidden/>
+              </w:rPr>
+              <w:fldChar w:fldCharType="begin"/>
+            </w:r>
+            <w:r>
+              <w:rPr>
+                <w:noProof/>
+                <w:webHidden/>
+              </w:rPr>
+              <w:instrText xml:space="preserve"> PAGEREF _Toc242390179 \h </w:instrText>
+            </w:r>
+            <w:r>
+              <w:rPr>
+                <w:noProof/>
+                <w:webHidden/>
+              </w:rPr>
+            </w:r>
+            <w:r>
+              <w:rPr>
+                <w:noProof/>
+                <w:webHidden/>
+              </w:rPr>
+              <w:fldChar w:fldCharType="separate"/>
+            </w:r>
+            <w:r>
+              <w:rPr>
+                <w:noProof/>
+                <w:webHidden/>
+              </w:rPr>
+              <w:t>24</w:t>
             </w:r>
             <w:r>
               <w:rPr>
@@ -1433,13 +2529,13 @@
               <w:lang w:val="vi-VN" w:eastAsia="ja-JP"/>
             </w:rPr>
           </w:pPr>
-          <w:hyperlink w:anchor="_Toc242354968" w:history="1">
+          <w:hyperlink w:anchor="_Toc242390180" w:history="1">
             <w:r>
               <w:rPr>
                 <w:rStyle w:val="Hyperlink"/>
                 <w:noProof/>
               </w:rPr>
-              <w:t>4. F2 – ĐĂNG KÝ VÀ QUẢN LÝ HỒ SƠ KHÁCH HÀNG (CUSTOMER PROFILE)</w:t>
+              <w:t>7. F5 – QUẢN LÝ DANH MỤC PHIM (MOVIE CATALOG - MOVIE SERVICE)</w:t>
             </w:r>
             <w:r>
               <w:rPr>
@@ -1460,7 +2556,7 @@
                 <w:noProof/>
                 <w:webHidden/>
               </w:rPr>
-              <w:instrText xml:space="preserve"> PAGEREF _Toc242354968 \h </w:instrText>
+              <w:instrText xml:space="preserve"> PAGEREF _Toc242390180 \h </w:instrText>
             </w:r>
             <w:r>
               <w:rPr>
@@ -1480,7 +2576,7 @@
                 <w:noProof/>
                 <w:webHidden/>
               </w:rPr>
-              <w:t>8</w:t>
+              <w:t>26</w:t>
             </w:r>
             <w:r>
               <w:rPr>
@@ -1504,13 +2600,13 @@
               <w:lang w:val="vi-VN" w:eastAsia="ja-JP"/>
             </w:rPr>
           </w:pPr>
-          <w:hyperlink w:anchor="_Toc242354969" w:history="1">
+          <w:hyperlink w:anchor="_Toc242390181" w:history="1">
             <w:r>
               <w:rPr>
                 <w:rStyle w:val="Hyperlink"/>
                 <w:noProof/>
               </w:rPr>
-              <w:t>TODO 2.1 – Migration Flyway SQL Server NVARCHAR</w:t>
+              <w:t>TODO 5.1 – Document Movie tham chiếu Genre</w:t>
             </w:r>
             <w:r>
               <w:rPr>
@@ -1531,7 +2627,7 @@
                 <w:noProof/>
                 <w:webHidden/>
               </w:rPr>
-              <w:instrText xml:space="preserve"> PAGEREF _Toc242354969 \h </w:instrText>
+              <w:instrText xml:space="preserve"> PAGEREF _Toc242390181 \h </w:instrText>
             </w:r>
             <w:r>
               <w:rPr>
@@ -1551,7 +2647,7 @@
                 <w:noProof/>
                 <w:webHidden/>
               </w:rPr>
-              <w:t>8</w:t>
+              <w:t>26</w:t>
             </w:r>
             <w:r>
               <w:rPr>
@@ -1575,13 +2671,13 @@
               <w:lang w:val="vi-VN" w:eastAsia="ja-JP"/>
             </w:rPr>
           </w:pPr>
-          <w:hyperlink w:anchor="_Toc242354970" w:history="1">
+          <w:hyperlink w:anchor="_Toc242390182" w:history="1">
             <w:r>
               <w:rPr>
                 <w:rStyle w:val="Hyperlink"/>
                 <w:noProof/>
               </w:rPr>
-              <w:t>TODO 2.2 – Entity Customer và CustomerRepository</w:t>
+              <w:t>TODO 5.2 – Tìm kiếm phim bằng Criteria Query</w:t>
             </w:r>
             <w:r>
               <w:rPr>
@@ -1602,7 +2698,7 @@
                 <w:noProof/>
                 <w:webHidden/>
               </w:rPr>
-              <w:instrText xml:space="preserve"> PAGEREF _Toc242354970 \h </w:instrText>
+              <w:instrText xml:space="preserve"> PAGEREF _Toc242390182 \h </w:instrText>
             </w:r>
             <w:r>
               <w:rPr>
@@ -1622,7 +2718,7 @@
                 <w:noProof/>
                 <w:webHidden/>
               </w:rPr>
-              <w:t>8</w:t>
+              <w:t>27</w:t>
             </w:r>
             <w:r>
               <w:rPr>
@@ -1646,13 +2742,13 @@
               <w:lang w:val="vi-VN" w:eastAsia="ja-JP"/>
             </w:rPr>
           </w:pPr>
-          <w:hyperlink w:anchor="_Toc242354971" w:history="1">
+          <w:hyperlink w:anchor="_Toc242390183" w:history="1">
             <w:r>
               <w:rPr>
                 <w:rStyle w:val="Hyperlink"/>
                 <w:noProof/>
               </w:rPr>
-              <w:t>TODO 2.3 – Các DTO Request cho Customer</w:t>
+              <w:t>TODO 5.3 – MovieService CRUD và BR15</w:t>
             </w:r>
             <w:r>
               <w:rPr>
@@ -1673,7 +2769,7 @@
                 <w:noProof/>
                 <w:webHidden/>
               </w:rPr>
-              <w:instrText xml:space="preserve"> PAGEREF _Toc242354971 \h </w:instrText>
+              <w:instrText xml:space="preserve"> PAGEREF _Toc242390183 \h </w:instrText>
             </w:r>
             <w:r>
               <w:rPr>
@@ -1693,7 +2789,7 @@
                 <w:noProof/>
                 <w:webHidden/>
               </w:rPr>
-              <w:t>9</w:t>
+              <w:t>28</w:t>
             </w:r>
             <w:r>
               <w:rPr>
@@ -1717,13 +2813,27 @@
               <w:lang w:val="vi-VN" w:eastAsia="ja-JP"/>
             </w:rPr>
           </w:pPr>
-          <w:hyperlink w:anchor="_Toc242354972" w:history="1">
+          <w:hyperlink w:anchor="_Toc242390184" w:history="1">
             <w:r>
               <w:rPr>
                 <w:rStyle w:val="Hyperlink"/>
                 <w:noProof/>
               </w:rPr>
-              <w:t>TODO 2.4 – Nghiệp vụ đăng ký tài khoản mới</w:t>
+              <w:t>TODO 5.4 – Endpoint /</w:t>
+            </w:r>
+            <w:r>
+              <w:rPr>
+                <w:rStyle w:val="Hyperlink"/>
+                <w:noProof/>
+              </w:rPr>
+              <w:t>a</w:t>
+            </w:r>
+            <w:r>
+              <w:rPr>
+                <w:rStyle w:val="Hyperlink"/>
+                <w:noProof/>
+              </w:rPr>
+              <w:t>pi/movies</w:t>
             </w:r>
             <w:r>
               <w:rPr>
@@ -1744,7 +2854,7 @@
                 <w:noProof/>
                 <w:webHidden/>
               </w:rPr>
-              <w:instrText xml:space="preserve"> PAGEREF _Toc242354972 \h </w:instrText>
+              <w:instrText xml:space="preserve"> PAGEREF _Toc242390184 \h </w:instrText>
             </w:r>
             <w:r>
               <w:rPr>
@@ -1764,7 +2874,78 @@
                 <w:noProof/>
                 <w:webHidden/>
               </w:rPr>
-              <w:t>9</w:t>
+              <w:t>28</w:t>
+            </w:r>
+            <w:r>
+              <w:rPr>
+                <w:noProof/>
+                <w:webHidden/>
+              </w:rPr>
+              <w:fldChar w:fldCharType="end"/>
+            </w:r>
+          </w:hyperlink>
+        </w:p>
+        <w:p>
+          <w:pPr>
+            <w:pStyle w:val="TOC1"/>
+            <w:tabs>
+              <w:tab w:val="right" w:leader="dot" w:pos="8630"/>
+            </w:tabs>
+            <w:rPr>
+              <w:rFonts w:asciiTheme="minorHAnsi" w:hAnsiTheme="minorHAnsi"/>
+              <w:noProof/>
+              <w:sz w:val="22"/>
+              <w:lang w:val="vi-VN" w:eastAsia="ja-JP"/>
+            </w:rPr>
+          </w:pPr>
+          <w:hyperlink w:anchor="_Toc242390185" w:history="1">
+            <w:r>
+              <w:rPr>
+                <w:rStyle w:val="Hyperlink"/>
+                <w:noProof/>
+              </w:rPr>
+              <w:t>8. F6 – QUẢN LÝ LỊCH CHIẾU (SHOWTIME MANAGEMENT - MOVIE SERVICE)</w:t>
+            </w:r>
+            <w:r>
+              <w:rPr>
+                <w:noProof/>
+                <w:webHidden/>
+              </w:rPr>
+              <w:tab/>
+            </w:r>
+            <w:r>
+              <w:rPr>
+                <w:noProof/>
+                <w:webHidden/>
+              </w:rPr>
+              <w:fldChar w:fldCharType="begin"/>
+            </w:r>
+            <w:r>
+              <w:rPr>
+                <w:noProof/>
+                <w:webHidden/>
+              </w:rPr>
+              <w:instrText xml:space="preserve"> PAGEREF _Toc242390185 \h </w:instrText>
+            </w:r>
+            <w:r>
+              <w:rPr>
+                <w:noProof/>
+                <w:webHidden/>
+              </w:rPr>
+            </w:r>
+            <w:r>
+              <w:rPr>
+                <w:noProof/>
+                <w:webHidden/>
+              </w:rPr>
+              <w:fldChar w:fldCharType="separate"/>
+            </w:r>
+            <w:r>
+              <w:rPr>
+                <w:noProof/>
+                <w:webHidden/>
+              </w:rPr>
+              <w:t>29</w:t>
             </w:r>
             <w:r>
               <w:rPr>
@@ -1788,13 +2969,13 @@
               <w:lang w:val="vi-VN" w:eastAsia="ja-JP"/>
             </w:rPr>
           </w:pPr>
-          <w:hyperlink w:anchor="_Toc242354973" w:history="1">
+          <w:hyperlink w:anchor="_Toc242390186" w:history="1">
             <w:r>
               <w:rPr>
                 <w:rStyle w:val="Hyperlink"/>
                 <w:noProof/>
               </w:rPr>
-              <w:t>TODO 2.5 – Xem hồ sơ, cập nhật và đổi mật khẩu</w:t>
+              <w:t>TODO 6.1 – Document Showtime và Decimal128</w:t>
             </w:r>
             <w:r>
               <w:rPr>
@@ -1815,7 +2996,7 @@
                 <w:noProof/>
                 <w:webHidden/>
               </w:rPr>
-              <w:instrText xml:space="preserve"> PAGEREF _Toc242354973 \h </w:instrText>
+              <w:instrText xml:space="preserve"> PAGEREF _Toc242390186 \h </w:instrText>
             </w:r>
             <w:r>
               <w:rPr>
@@ -1835,7 +3016,7 @@
                 <w:noProof/>
                 <w:webHidden/>
               </w:rPr>
-              <w:t>9</w:t>
+              <w:t>29</w:t>
             </w:r>
             <w:r>
               <w:rPr>
@@ -1859,13 +3040,13 @@
               <w:lang w:val="vi-VN" w:eastAsia="ja-JP"/>
             </w:rPr>
           </w:pPr>
-          <w:hyperlink w:anchor="_Toc242354974" w:history="1">
+          <w:hyperlink w:anchor="_Toc242390187" w:history="1">
             <w:r>
               <w:rPr>
                 <w:rStyle w:val="Hyperlink"/>
                 <w:noProof/>
               </w:rPr>
-              <w:t>TODO 2.6 – Endpoint đăng ký và /api/customers/me</w:t>
+              <w:t>TODO 6.2 – Query kiểm tra xung đột suất chiếu</w:t>
             </w:r>
             <w:r>
               <w:rPr>
@@ -1886,7 +3067,7 @@
                 <w:noProof/>
                 <w:webHidden/>
               </w:rPr>
-              <w:instrText xml:space="preserve"> PAGEREF _Toc242354974 \h </w:instrText>
+              <w:instrText xml:space="preserve"> PAGEREF _Toc242390187 \h </w:instrText>
             </w:r>
             <w:r>
               <w:rPr>
@@ -1906,7 +3087,221 @@
                 <w:noProof/>
                 <w:webHidden/>
               </w:rPr>
-              <w:t>9</w:t>
+              <w:t>30</w:t>
+            </w:r>
+            <w:r>
+              <w:rPr>
+                <w:noProof/>
+                <w:webHidden/>
+              </w:rPr>
+              <w:fldChar w:fldCharType="end"/>
+            </w:r>
+          </w:hyperlink>
+        </w:p>
+        <w:p>
+          <w:pPr>
+            <w:pStyle w:val="TOC2"/>
+            <w:tabs>
+              <w:tab w:val="right" w:leader="dot" w:pos="8630"/>
+            </w:tabs>
+            <w:rPr>
+              <w:rFonts w:asciiTheme="minorHAnsi" w:hAnsiTheme="minorHAnsi"/>
+              <w:noProof/>
+              <w:sz w:val="22"/>
+              <w:lang w:val="vi-VN" w:eastAsia="ja-JP"/>
+            </w:rPr>
+          </w:pPr>
+          <w:hyperlink w:anchor="_Toc242390188" w:history="1">
+            <w:r>
+              <w:rPr>
+                <w:rStyle w:val="Hyperlink"/>
+                <w:noProof/>
+              </w:rPr>
+              <w:t>TODO 6.3 – Lập lịch chiếu và kiểm tra BR04, BR05</w:t>
+            </w:r>
+            <w:r>
+              <w:rPr>
+                <w:noProof/>
+                <w:webHidden/>
+              </w:rPr>
+              <w:tab/>
+            </w:r>
+            <w:r>
+              <w:rPr>
+                <w:noProof/>
+                <w:webHidden/>
+              </w:rPr>
+              <w:fldChar w:fldCharType="begin"/>
+            </w:r>
+            <w:r>
+              <w:rPr>
+                <w:noProof/>
+                <w:webHidden/>
+              </w:rPr>
+              <w:instrText xml:space="preserve"> PAGEREF _Toc242390188 \h </w:instrText>
+            </w:r>
+            <w:r>
+              <w:rPr>
+                <w:noProof/>
+                <w:webHidden/>
+              </w:rPr>
+            </w:r>
+            <w:r>
+              <w:rPr>
+                <w:noProof/>
+                <w:webHidden/>
+              </w:rPr>
+              <w:fldChar w:fldCharType="separate"/>
+            </w:r>
+            <w:r>
+              <w:rPr>
+                <w:noProof/>
+                <w:webHidden/>
+              </w:rPr>
+              <w:t>30</w:t>
+            </w:r>
+            <w:r>
+              <w:rPr>
+                <w:noProof/>
+                <w:webHidden/>
+              </w:rPr>
+              <w:fldChar w:fldCharType="end"/>
+            </w:r>
+          </w:hyperlink>
+        </w:p>
+        <w:p>
+          <w:pPr>
+            <w:pStyle w:val="TOC2"/>
+            <w:tabs>
+              <w:tab w:val="right" w:leader="dot" w:pos="8630"/>
+            </w:tabs>
+            <w:rPr>
+              <w:rFonts w:asciiTheme="minorHAnsi" w:hAnsiTheme="minorHAnsi"/>
+              <w:noProof/>
+              <w:sz w:val="22"/>
+              <w:lang w:val="vi-VN" w:eastAsia="ja-JP"/>
+            </w:rPr>
+          </w:pPr>
+          <w:hyperlink w:anchor="_Toc242390189" w:history="1">
+            <w:r>
+              <w:rPr>
+                <w:rStyle w:val="Hyperlink"/>
+                <w:noProof/>
+                <w:lang w:val="vi-VN"/>
+              </w:rPr>
+              <w:t>TODO 6.4 – Hủy suất chiếu BR06 và tìm kiếm</w:t>
+            </w:r>
+            <w:r>
+              <w:rPr>
+                <w:noProof/>
+                <w:webHidden/>
+              </w:rPr>
+              <w:tab/>
+            </w:r>
+            <w:r>
+              <w:rPr>
+                <w:noProof/>
+                <w:webHidden/>
+              </w:rPr>
+              <w:fldChar w:fldCharType="begin"/>
+            </w:r>
+            <w:r>
+              <w:rPr>
+                <w:noProof/>
+                <w:webHidden/>
+              </w:rPr>
+              <w:instrText xml:space="preserve"> PAGEREF _Toc242390189 \h </w:instrText>
+            </w:r>
+            <w:r>
+              <w:rPr>
+                <w:noProof/>
+                <w:webHidden/>
+              </w:rPr>
+            </w:r>
+            <w:r>
+              <w:rPr>
+                <w:noProof/>
+                <w:webHidden/>
+              </w:rPr>
+              <w:fldChar w:fldCharType="separate"/>
+            </w:r>
+            <w:r>
+              <w:rPr>
+                <w:noProof/>
+                <w:webHidden/>
+              </w:rPr>
+              <w:t>32</w:t>
+            </w:r>
+            <w:r>
+              <w:rPr>
+                <w:noProof/>
+                <w:webHidden/>
+              </w:rPr>
+              <w:fldChar w:fldCharType="end"/>
+            </w:r>
+          </w:hyperlink>
+        </w:p>
+        <w:p>
+          <w:pPr>
+            <w:pStyle w:val="TOC2"/>
+            <w:tabs>
+              <w:tab w:val="right" w:leader="dot" w:pos="8630"/>
+            </w:tabs>
+            <w:rPr>
+              <w:rFonts w:asciiTheme="minorHAnsi" w:hAnsiTheme="minorHAnsi"/>
+              <w:noProof/>
+              <w:sz w:val="22"/>
+              <w:lang w:val="vi-VN" w:eastAsia="ja-JP"/>
+            </w:rPr>
+          </w:pPr>
+          <w:hyperlink w:anchor="_Toc242390190" w:history="1">
+            <w:r>
+              <w:rPr>
+                <w:rStyle w:val="Hyperlink"/>
+                <w:noProof/>
+              </w:rPr>
+              <w:t>TODO 6.5 – Endpoint /api/showtimes</w:t>
+            </w:r>
+            <w:r>
+              <w:rPr>
+                <w:noProof/>
+                <w:webHidden/>
+              </w:rPr>
+              <w:tab/>
+            </w:r>
+            <w:r>
+              <w:rPr>
+                <w:noProof/>
+                <w:webHidden/>
+              </w:rPr>
+              <w:fldChar w:fldCharType="begin"/>
+            </w:r>
+            <w:r>
+              <w:rPr>
+                <w:noProof/>
+                <w:webHidden/>
+              </w:rPr>
+              <w:instrText xml:space="preserve"> PAGEREF _Toc242390190 \h </w:instrText>
+            </w:r>
+            <w:r>
+              <w:rPr>
+                <w:noProof/>
+                <w:webHidden/>
+              </w:rPr>
+            </w:r>
+            <w:r>
+              <w:rPr>
+                <w:noProof/>
+                <w:webHidden/>
+              </w:rPr>
+              <w:fldChar w:fldCharType="separate"/>
+            </w:r>
+            <w:r>
+              <w:rPr>
+                <w:noProof/>
+                <w:webHidden/>
+              </w:rPr>
+              <w:t>33</w:t>
             </w:r>
             <w:r>
               <w:rPr>
@@ -1930,13 +3325,13 @@
               <w:lang w:val="vi-VN" w:eastAsia="ja-JP"/>
             </w:rPr>
           </w:pPr>
-          <w:hyperlink w:anchor="_Toc242354975" w:history="1">
+          <w:hyperlink w:anchor="_Toc242390191" w:history="1">
             <w:r>
               <w:rPr>
                 <w:rStyle w:val="Hyperlink"/>
                 <w:noProof/>
               </w:rPr>
-              <w:t>5. F3 – QUẢN TRỊ VIÊN QUẢN LÝ KHÁCH HÀNG (ADMIN CUSTOMER MANAGEMENT)</w:t>
+              <w:t>9. F7 – ĐẶT VÉ VÀ SƠ ĐỒ GHẾ (TICKET BOOKING - BOOKING SERVICE)</w:t>
             </w:r>
             <w:r>
               <w:rPr>
@@ -1957,7 +3352,7 @@
                 <w:noProof/>
                 <w:webHidden/>
               </w:rPr>
-              <w:instrText xml:space="preserve"> PAGEREF _Toc242354975 \h </w:instrText>
+              <w:instrText xml:space="preserve"> PAGEREF _Toc242390191 \h </w:instrText>
             </w:r>
             <w:r>
               <w:rPr>
@@ -1977,7 +3372,7 @@
                 <w:noProof/>
                 <w:webHidden/>
               </w:rPr>
-              <w:t>10</w:t>
+              <w:t>34</w:t>
             </w:r>
             <w:r>
               <w:rPr>
@@ -2001,13 +3396,13 @@
               <w:lang w:val="vi-VN" w:eastAsia="ja-JP"/>
             </w:rPr>
           </w:pPr>
-          <w:hyperlink w:anchor="_Toc242354976" w:history="1">
+          <w:hyperlink w:anchor="_Toc242390192" w:history="1">
             <w:r>
               <w:rPr>
                 <w:rStyle w:val="Hyperlink"/>
                 <w:noProof/>
               </w:rPr>
-              <w:t>TODO 3.1 – DTO AdminCustomerRequest</w:t>
+              <w:t>TODO 7.1 – Tích hợp Spring Cloud OpenFeign</w:t>
             </w:r>
             <w:r>
               <w:rPr>
@@ -2028,7 +3423,7 @@
                 <w:noProof/>
                 <w:webHidden/>
               </w:rPr>
-              <w:instrText xml:space="preserve"> PAGEREF _Toc242354976 \h </w:instrText>
+              <w:instrText xml:space="preserve"> PAGEREF _Toc242390192 \h </w:instrText>
             </w:r>
             <w:r>
               <w:rPr>
@@ -2048,7 +3443,7 @@
                 <w:noProof/>
                 <w:webHidden/>
               </w:rPr>
-              <w:t>10</w:t>
+              <w:t>34</w:t>
             </w:r>
             <w:r>
               <w:rPr>
@@ -2072,13 +3467,13 @@
               <w:lang w:val="vi-VN" w:eastAsia="ja-JP"/>
             </w:rPr>
           </w:pPr>
-          <w:hyperlink w:anchor="_Toc242354977" w:history="1">
+          <w:hyperlink w:anchor="_Toc242390193" w:history="1">
             <w:r>
               <w:rPr>
                 <w:rStyle w:val="Hyperlink"/>
                 <w:noProof/>
               </w:rPr>
-              <w:t>TODO 3.2 – CRUD và Soft Delete trong CustomerService</w:t>
+              <w:t>TODO 7.2 – Migration Flyway MySQL VARCHAR(24)</w:t>
             </w:r>
             <w:r>
               <w:rPr>
@@ -2099,7 +3494,7 @@
                 <w:noProof/>
                 <w:webHidden/>
               </w:rPr>
-              <w:instrText xml:space="preserve"> PAGEREF _Toc242354977 \h </w:instrText>
+              <w:instrText xml:space="preserve"> PAGEREF _Toc242390193 \h </w:instrText>
             </w:r>
             <w:r>
               <w:rPr>
@@ -2119,7 +3514,7 @@
                 <w:noProof/>
                 <w:webHidden/>
               </w:rPr>
-              <w:t>10</w:t>
+              <w:t>35</w:t>
             </w:r>
             <w:r>
               <w:rPr>
@@ -2143,13 +3538,13 @@
               <w:lang w:val="vi-VN" w:eastAsia="ja-JP"/>
             </w:rPr>
           </w:pPr>
-          <w:hyperlink w:anchor="_Toc242354978" w:history="1">
+          <w:hyperlink w:anchor="_Toc242390194" w:history="1">
             <w:r>
               <w:rPr>
                 <w:rStyle w:val="Hyperlink"/>
                 <w:noProof/>
               </w:rPr>
-              <w:t>TODO 3.3 – Endpoint quản trị /api/customers</w:t>
+              <w:t>TODO 7.3 – Entity Booking, BookingDetail Cascade</w:t>
             </w:r>
             <w:r>
               <w:rPr>
@@ -2170,7 +3565,7 @@
                 <w:noProof/>
                 <w:webHidden/>
               </w:rPr>
-              <w:instrText xml:space="preserve"> PAGEREF _Toc242354978 \h </w:instrText>
+              <w:instrText xml:space="preserve"> PAGEREF _Toc242390194 \h </w:instrText>
             </w:r>
             <w:r>
               <w:rPr>
@@ -2190,7 +3585,292 @@
                 <w:noProof/>
                 <w:webHidden/>
               </w:rPr>
-              <w:t>10</w:t>
+              <w:t>35</w:t>
+            </w:r>
+            <w:r>
+              <w:rPr>
+                <w:noProof/>
+                <w:webHidden/>
+              </w:rPr>
+              <w:fldChar w:fldCharType="end"/>
+            </w:r>
+          </w:hyperlink>
+        </w:p>
+        <w:p>
+          <w:pPr>
+            <w:pStyle w:val="TOC2"/>
+            <w:tabs>
+              <w:tab w:val="right" w:leader="dot" w:pos="8630"/>
+            </w:tabs>
+            <w:rPr>
+              <w:rFonts w:asciiTheme="minorHAnsi" w:hAnsiTheme="minorHAnsi"/>
+              <w:noProof/>
+              <w:sz w:val="22"/>
+              <w:lang w:val="vi-VN" w:eastAsia="ja-JP"/>
+            </w:rPr>
+          </w:pPr>
+          <w:hyperlink w:anchor="_Toc242390195" w:history="1">
+            <w:r>
+              <w:rPr>
+                <w:rStyle w:val="Hyperlink"/>
+                <w:noProof/>
+              </w:rPr>
+              <w:t>TODO 7.4 – MovieClient OpenFeign</w:t>
+            </w:r>
+            <w:r>
+              <w:rPr>
+                <w:noProof/>
+                <w:webHidden/>
+              </w:rPr>
+              <w:tab/>
+            </w:r>
+            <w:r>
+              <w:rPr>
+                <w:noProof/>
+                <w:webHidden/>
+              </w:rPr>
+              <w:fldChar w:fldCharType="begin"/>
+            </w:r>
+            <w:r>
+              <w:rPr>
+                <w:noProof/>
+                <w:webHidden/>
+              </w:rPr>
+              <w:instrText xml:space="preserve"> PAGEREF _Toc242390195 \h </w:instrText>
+            </w:r>
+            <w:r>
+              <w:rPr>
+                <w:noProof/>
+                <w:webHidden/>
+              </w:rPr>
+            </w:r>
+            <w:r>
+              <w:rPr>
+                <w:noProof/>
+                <w:webHidden/>
+              </w:rPr>
+              <w:fldChar w:fldCharType="separate"/>
+            </w:r>
+            <w:r>
+              <w:rPr>
+                <w:noProof/>
+                <w:webHidden/>
+              </w:rPr>
+              <w:t>37</w:t>
+            </w:r>
+            <w:r>
+              <w:rPr>
+                <w:noProof/>
+                <w:webHidden/>
+              </w:rPr>
+              <w:fldChar w:fldCharType="end"/>
+            </w:r>
+          </w:hyperlink>
+        </w:p>
+        <w:p>
+          <w:pPr>
+            <w:pStyle w:val="TOC2"/>
+            <w:tabs>
+              <w:tab w:val="right" w:leader="dot" w:pos="8630"/>
+            </w:tabs>
+            <w:rPr>
+              <w:rFonts w:asciiTheme="minorHAnsi" w:hAnsiTheme="minorHAnsi"/>
+              <w:noProof/>
+              <w:sz w:val="22"/>
+              <w:lang w:val="vi-VN" w:eastAsia="ja-JP"/>
+            </w:rPr>
+          </w:pPr>
+          <w:hyperlink w:anchor="_Toc242390196" w:history="1">
+            <w:r>
+              <w:rPr>
+                <w:rStyle w:val="Hyperlink"/>
+                <w:noProof/>
+              </w:rPr>
+              <w:t>TODO 7.5 – BookingService.create() BR07–BR10</w:t>
+            </w:r>
+            <w:r>
+              <w:rPr>
+                <w:noProof/>
+                <w:webHidden/>
+              </w:rPr>
+              <w:tab/>
+            </w:r>
+            <w:r>
+              <w:rPr>
+                <w:noProof/>
+                <w:webHidden/>
+              </w:rPr>
+              <w:fldChar w:fldCharType="begin"/>
+            </w:r>
+            <w:r>
+              <w:rPr>
+                <w:noProof/>
+                <w:webHidden/>
+              </w:rPr>
+              <w:instrText xml:space="preserve"> PAGEREF _Toc242390196 \h </w:instrText>
+            </w:r>
+            <w:r>
+              <w:rPr>
+                <w:noProof/>
+                <w:webHidden/>
+              </w:rPr>
+            </w:r>
+            <w:r>
+              <w:rPr>
+                <w:noProof/>
+                <w:webHidden/>
+              </w:rPr>
+              <w:fldChar w:fldCharType="separate"/>
+            </w:r>
+            <w:r>
+              <w:rPr>
+                <w:noProof/>
+                <w:webHidden/>
+              </w:rPr>
+              <w:t>38</w:t>
+            </w:r>
+            <w:r>
+              <w:rPr>
+                <w:noProof/>
+                <w:webHidden/>
+              </w:rPr>
+              <w:fldChar w:fldCharType="end"/>
+            </w:r>
+          </w:hyperlink>
+        </w:p>
+        <w:p>
+          <w:pPr>
+            <w:pStyle w:val="TOC2"/>
+            <w:tabs>
+              <w:tab w:val="right" w:leader="dot" w:pos="8630"/>
+            </w:tabs>
+            <w:rPr>
+              <w:rFonts w:asciiTheme="minorHAnsi" w:hAnsiTheme="minorHAnsi"/>
+              <w:noProof/>
+              <w:sz w:val="22"/>
+              <w:lang w:val="vi-VN" w:eastAsia="ja-JP"/>
+            </w:rPr>
+          </w:pPr>
+          <w:hyperlink w:anchor="_Toc242390197" w:history="1">
+            <w:r>
+              <w:rPr>
+                <w:rStyle w:val="Hyperlink"/>
+                <w:noProof/>
+              </w:rPr>
+              <w:t>TODO 7.6 – Sơ đồ ghế (Seat Map)</w:t>
+            </w:r>
+            <w:r>
+              <w:rPr>
+                <w:noProof/>
+                <w:webHidden/>
+              </w:rPr>
+              <w:tab/>
+            </w:r>
+            <w:r>
+              <w:rPr>
+                <w:noProof/>
+                <w:webHidden/>
+              </w:rPr>
+              <w:fldChar w:fldCharType="begin"/>
+            </w:r>
+            <w:r>
+              <w:rPr>
+                <w:noProof/>
+                <w:webHidden/>
+              </w:rPr>
+              <w:instrText xml:space="preserve"> PAGEREF _Toc242390197 \h </w:instrText>
+            </w:r>
+            <w:r>
+              <w:rPr>
+                <w:noProof/>
+                <w:webHidden/>
+              </w:rPr>
+            </w:r>
+            <w:r>
+              <w:rPr>
+                <w:noProof/>
+                <w:webHidden/>
+              </w:rPr>
+              <w:fldChar w:fldCharType="separate"/>
+            </w:r>
+            <w:r>
+              <w:rPr>
+                <w:noProof/>
+                <w:webHidden/>
+              </w:rPr>
+              <w:t>38</w:t>
+            </w:r>
+            <w:r>
+              <w:rPr>
+                <w:noProof/>
+                <w:webHidden/>
+              </w:rPr>
+              <w:fldChar w:fldCharType="end"/>
+            </w:r>
+          </w:hyperlink>
+        </w:p>
+        <w:p>
+          <w:pPr>
+            <w:pStyle w:val="TOC2"/>
+            <w:tabs>
+              <w:tab w:val="right" w:leader="dot" w:pos="8630"/>
+            </w:tabs>
+            <w:rPr>
+              <w:rFonts w:asciiTheme="minorHAnsi" w:hAnsiTheme="minorHAnsi"/>
+              <w:noProof/>
+              <w:sz w:val="22"/>
+              <w:lang w:val="vi-VN" w:eastAsia="ja-JP"/>
+            </w:rPr>
+          </w:pPr>
+          <w:hyperlink w:anchor="_Toc242390198" w:history="1">
+            <w:r>
+              <w:rPr>
+                <w:rStyle w:val="Hyperlink"/>
+                <w:noProof/>
+                <w:lang w:val="vi-VN"/>
+              </w:rPr>
+              <w:t>TODO 7.7 – Endpoint đặt vé và sơ đồ ghế</w:t>
+            </w:r>
+            <w:r>
+              <w:rPr>
+                <w:noProof/>
+                <w:webHidden/>
+              </w:rPr>
+              <w:tab/>
+            </w:r>
+            <w:r>
+              <w:rPr>
+                <w:noProof/>
+                <w:webHidden/>
+              </w:rPr>
+              <w:fldChar w:fldCharType="begin"/>
+            </w:r>
+            <w:r>
+              <w:rPr>
+                <w:noProof/>
+                <w:webHidden/>
+              </w:rPr>
+              <w:instrText xml:space="preserve"> PAGEREF _Toc242390198 \h </w:instrText>
+            </w:r>
+            <w:r>
+              <w:rPr>
+                <w:noProof/>
+                <w:webHidden/>
+              </w:rPr>
+            </w:r>
+            <w:r>
+              <w:rPr>
+                <w:noProof/>
+                <w:webHidden/>
+              </w:rPr>
+              <w:fldChar w:fldCharType="separate"/>
+            </w:r>
+            <w:r>
+              <w:rPr>
+                <w:noProof/>
+                <w:webHidden/>
+              </w:rPr>
+              <w:t>39</w:t>
             </w:r>
             <w:r>
               <w:rPr>
@@ -2214,13 +3894,13 @@
               <w:lang w:val="vi-VN" w:eastAsia="ja-JP"/>
             </w:rPr>
           </w:pPr>
-          <w:hyperlink w:anchor="_Toc242354979" w:history="1">
+          <w:hyperlink w:anchor="_Toc242390199" w:history="1">
             <w:r>
               <w:rPr>
                 <w:rStyle w:val="Hyperlink"/>
                 <w:noProof/>
               </w:rPr>
-              <w:t>6. F4 – QUẢN LÝ THỂ LOẠI VÀ PHÒNG CHIẾU (GENRE &amp; ROOM - MOVIE SERVICE)</w:t>
+              <w:t>10. F8 – LỊCH SỬ ĐẶT VÉ VÀ HỦY VÉ (BOOKING HISTORY &amp; CANCEL)</w:t>
             </w:r>
             <w:r>
               <w:rPr>
@@ -2241,7 +3921,7 @@
                 <w:noProof/>
                 <w:webHidden/>
               </w:rPr>
-              <w:instrText xml:space="preserve"> PAGEREF _Toc242354979 \h </w:instrText>
+              <w:instrText xml:space="preserve"> PAGEREF _Toc242390199 \h </w:instrText>
             </w:r>
             <w:r>
               <w:rPr>
@@ -2261,7 +3941,7 @@
                 <w:noProof/>
                 <w:webHidden/>
               </w:rPr>
-              <w:t>11</w:t>
+              <w:t>41</w:t>
             </w:r>
             <w:r>
               <w:rPr>
@@ -2285,13 +3965,13 @@
               <w:lang w:val="vi-VN" w:eastAsia="ja-JP"/>
             </w:rPr>
           </w:pPr>
-          <w:hyperlink w:anchor="_Toc242354980" w:history="1">
+          <w:hyperlink w:anchor="_Toc242390200" w:history="1">
             <w:r>
               <w:rPr>
                 <w:rStyle w:val="Hyperlink"/>
                 <w:noProof/>
               </w:rPr>
-              <w:t>TODO 4.1 – DataSeeder dữ liệu mẫu MongoDB</w:t>
+              <w:t>TODO 8.1 – Lịch sử đặt vé sắp xếp mới nhất</w:t>
             </w:r>
             <w:r>
               <w:rPr>
@@ -2312,7 +3992,7 @@
                 <w:noProof/>
                 <w:webHidden/>
               </w:rPr>
-              <w:instrText xml:space="preserve"> PAGEREF _Toc242354980 \h </w:instrText>
+              <w:instrText xml:space="preserve"> PAGEREF _Toc242390200 \h </w:instrText>
             </w:r>
             <w:r>
               <w:rPr>
@@ -2332,7 +4012,7 @@
                 <w:noProof/>
                 <w:webHidden/>
               </w:rPr>
-              <w:t>11</w:t>
+              <w:t>41</w:t>
             </w:r>
             <w:r>
               <w:rPr>
@@ -2356,13 +4036,14 @@
               <w:lang w:val="vi-VN" w:eastAsia="ja-JP"/>
             </w:rPr>
           </w:pPr>
-          <w:hyperlink w:anchor="_Toc242354981" w:history="1">
+          <w:hyperlink w:anchor="_Toc242390201" w:history="1">
             <w:r>
               <w:rPr>
                 <w:rStyle w:val="Hyperlink"/>
                 <w:noProof/>
-              </w:rPr>
-              <w:t>TODO 4.2 – Document Genre, CinemaRoom và Index</w:t>
+                <w:lang w:val="vi-VN"/>
+              </w:rPr>
+              <w:t>TODO 8.2 – Phân quyền xem chi tiết vé BR11</w:t>
             </w:r>
             <w:r>
               <w:rPr>
@@ -2383,7 +4064,7 @@
                 <w:noProof/>
                 <w:webHidden/>
               </w:rPr>
-              <w:instrText xml:space="preserve"> PAGEREF _Toc242354981 \h </w:instrText>
+              <w:instrText xml:space="preserve"> PAGEREF _Toc242390201 \h </w:instrText>
             </w:r>
             <w:r>
               <w:rPr>
@@ -2403,7 +4084,7 @@
                 <w:noProof/>
                 <w:webHidden/>
               </w:rPr>
-              <w:t>11</w:t>
+              <w:t>42</w:t>
             </w:r>
             <w:r>
               <w:rPr>
@@ -2427,13 +4108,14 @@
               <w:lang w:val="vi-VN" w:eastAsia="ja-JP"/>
             </w:rPr>
           </w:pPr>
-          <w:hyperlink w:anchor="_Toc242354982" w:history="1">
+          <w:hyperlink w:anchor="_Toc242390202" w:history="1">
             <w:r>
               <w:rPr>
                 <w:rStyle w:val="Hyperlink"/>
                 <w:noProof/>
-              </w:rPr>
-              <w:t>TODO 4.3 – GenreService, RoomService và BR03</w:t>
+                <w:lang w:val="vi-VN"/>
+              </w:rPr>
+              <w:t>TODO 8.3 – Hủy vé trước 2 tiếng BR12</w:t>
             </w:r>
             <w:r>
               <w:rPr>
@@ -2454,7 +4136,7 @@
                 <w:noProof/>
                 <w:webHidden/>
               </w:rPr>
-              <w:instrText xml:space="preserve"> PAGEREF _Toc242354982 \h </w:instrText>
+              <w:instrText xml:space="preserve"> PAGEREF _Toc242390202 \h </w:instrText>
             </w:r>
             <w:r>
               <w:rPr>
@@ -2474,7 +4156,7 @@
                 <w:noProof/>
                 <w:webHidden/>
               </w:rPr>
-              <w:t>11</w:t>
+              <w:t>43</w:t>
             </w:r>
             <w:r>
               <w:rPr>
@@ -2498,13 +4180,13 @@
               <w:lang w:val="vi-VN" w:eastAsia="ja-JP"/>
             </w:rPr>
           </w:pPr>
-          <w:hyperlink w:anchor="_Toc242354983" w:history="1">
+          <w:hyperlink w:anchor="_Toc242390203" w:history="1">
             <w:r>
               <w:rPr>
                 <w:rStyle w:val="Hyperlink"/>
                 <w:noProof/>
               </w:rPr>
-              <w:t>TODO 4.4 – Endpoint /api/genres và /api/rooms</w:t>
+              <w:t>TODO 8.4 – Endpoint lịch sử, hủy vé và Admin</w:t>
             </w:r>
             <w:r>
               <w:rPr>
@@ -2525,7 +4207,7 @@
                 <w:noProof/>
                 <w:webHidden/>
               </w:rPr>
-              <w:instrText xml:space="preserve"> PAGEREF _Toc242354983 \h </w:instrText>
+              <w:instrText xml:space="preserve"> PAGEREF _Toc242390203 \h </w:instrText>
             </w:r>
             <w:r>
               <w:rPr>
@@ -2545,7 +4227,7 @@
                 <w:noProof/>
                 <w:webHidden/>
               </w:rPr>
-              <w:t>12</w:t>
+              <w:t>45</w:t>
             </w:r>
             <w:r>
               <w:rPr>
@@ -2569,13 +4251,27 @@
               <w:lang w:val="vi-VN" w:eastAsia="ja-JP"/>
             </w:rPr>
           </w:pPr>
-          <w:hyperlink w:anchor="_Toc242354984" w:history="1">
+          <w:hyperlink w:anchor="_Toc242390204" w:history="1">
             <w:r>
               <w:rPr>
                 <w:rStyle w:val="Hyperlink"/>
                 <w:noProof/>
               </w:rPr>
-              <w:t>7. F5 – QUẢN LÝ DANH MỤC PHIM (MOVIE CATALOG - MOVIE SERVICE)</w:t>
+              <w:t>11. F9 – BÁO CÁ</w:t>
+            </w:r>
+            <w:r>
+              <w:rPr>
+                <w:rStyle w:val="Hyperlink"/>
+                <w:noProof/>
+              </w:rPr>
+              <w:t>O</w:t>
+            </w:r>
+            <w:r>
+              <w:rPr>
+                <w:rStyle w:val="Hyperlink"/>
+                <w:noProof/>
+              </w:rPr>
+              <w:t xml:space="preserve"> DOANH THU VÀ THỐNG KÊ (REVENUE REPORT)</w:t>
             </w:r>
             <w:r>
               <w:rPr>
@@ -2596,7 +4292,7 @@
                 <w:noProof/>
                 <w:webHidden/>
               </w:rPr>
-              <w:instrText xml:space="preserve"> PAGEREF _Toc242354984 \h </w:instrText>
+              <w:instrText xml:space="preserve"> PAGEREF _Toc242390204 \h </w:instrText>
             </w:r>
             <w:r>
               <w:rPr>
@@ -2616,7 +4312,7 @@
                 <w:noProof/>
                 <w:webHidden/>
               </w:rPr>
-              <w:t>12</w:t>
+              <w:t>46</w:t>
             </w:r>
             <w:r>
               <w:rPr>
@@ -2640,13 +4336,13 @@
               <w:lang w:val="vi-VN" w:eastAsia="ja-JP"/>
             </w:rPr>
           </w:pPr>
-          <w:hyperlink w:anchor="_Toc242354985" w:history="1">
+          <w:hyperlink w:anchor="_Toc242390205" w:history="1">
             <w:r>
               <w:rPr>
                 <w:rStyle w:val="Hyperlink"/>
                 <w:noProof/>
               </w:rPr>
-              <w:t>TODO 5.1 – Document Movie tham chiếu Genre</w:t>
+              <w:t>TODO 9.1 – Truy vấn thống kê theo khoảng ngày</w:t>
             </w:r>
             <w:r>
               <w:rPr>
@@ -2667,7 +4363,7 @@
                 <w:noProof/>
                 <w:webHidden/>
               </w:rPr>
-              <w:instrText xml:space="preserve"> PAGEREF _Toc242354985 \h </w:instrText>
+              <w:instrText xml:space="preserve"> PAGEREF _Toc242390205 \h </w:instrText>
             </w:r>
             <w:r>
               <w:rPr>
@@ -2687,7 +4383,7 @@
                 <w:noProof/>
                 <w:webHidden/>
               </w:rPr>
-              <w:t>12</w:t>
+              <w:t>46</w:t>
             </w:r>
             <w:r>
               <w:rPr>
@@ -2711,13 +4407,13 @@
               <w:lang w:val="vi-VN" w:eastAsia="ja-JP"/>
             </w:rPr>
           </w:pPr>
-          <w:hyperlink w:anchor="_Toc242354986" w:history="1">
+          <w:hyperlink w:anchor="_Toc242390206" w:history="1">
             <w:r>
               <w:rPr>
                 <w:rStyle w:val="Hyperlink"/>
                 <w:noProof/>
               </w:rPr>
-              <w:t>TODO 5.2 – Tìm kiếm phim bằng Criteria Query</w:t>
+              <w:t>TODO 9.2 – Báo cáo doanh thu gom theo phim</w:t>
             </w:r>
             <w:r>
               <w:rPr>
@@ -2738,7 +4434,7 @@
                 <w:noProof/>
                 <w:webHidden/>
               </w:rPr>
-              <w:instrText xml:space="preserve"> PAGEREF _Toc242354986 \h </w:instrText>
+              <w:instrText xml:space="preserve"> PAGEREF _Toc242390206 \h </w:instrText>
             </w:r>
             <w:r>
               <w:rPr>
@@ -2758,7 +4454,7 @@
                 <w:noProof/>
                 <w:webHidden/>
               </w:rPr>
-              <w:t>12</w:t>
+              <w:t>47</w:t>
             </w:r>
             <w:r>
               <w:rPr>
@@ -2782,13 +4478,13 @@
               <w:lang w:val="vi-VN" w:eastAsia="ja-JP"/>
             </w:rPr>
           </w:pPr>
-          <w:hyperlink w:anchor="_Toc242354987" w:history="1">
+          <w:hyperlink w:anchor="_Toc242390207" w:history="1">
             <w:r>
               <w:rPr>
                 <w:rStyle w:val="Hyperlink"/>
                 <w:noProof/>
               </w:rPr>
-              <w:t>TODO 5.3 – MovieService CRUD và BR15</w:t>
+              <w:t>TODO 9.3 – Endpoint GET /api/bookings/report</w:t>
             </w:r>
             <w:r>
               <w:rPr>
@@ -2809,7 +4505,7 @@
                 <w:noProof/>
                 <w:webHidden/>
               </w:rPr>
-              <w:instrText xml:space="preserve"> PAGEREF _Toc242354987 \h </w:instrText>
+              <w:instrText xml:space="preserve"> PAGEREF _Toc242390207 \h </w:instrText>
             </w:r>
             <w:r>
               <w:rPr>
@@ -2829,7 +4525,78 @@
                 <w:noProof/>
                 <w:webHidden/>
               </w:rPr>
-              <w:t>13</w:t>
+              <w:t>48</w:t>
+            </w:r>
+            <w:r>
+              <w:rPr>
+                <w:noProof/>
+                <w:webHidden/>
+              </w:rPr>
+              <w:fldChar w:fldCharType="end"/>
+            </w:r>
+          </w:hyperlink>
+        </w:p>
+        <w:p>
+          <w:pPr>
+            <w:pStyle w:val="TOC1"/>
+            <w:tabs>
+              <w:tab w:val="right" w:leader="dot" w:pos="8630"/>
+            </w:tabs>
+            <w:rPr>
+              <w:rFonts w:asciiTheme="minorHAnsi" w:hAnsiTheme="minorHAnsi"/>
+              <w:noProof/>
+              <w:sz w:val="22"/>
+              <w:lang w:val="vi-VN" w:eastAsia="ja-JP"/>
+            </w:rPr>
+          </w:pPr>
+          <w:hyperlink w:anchor="_Toc242390208" w:history="1">
+            <w:r>
+              <w:rPr>
+                <w:rStyle w:val="Hyperlink"/>
+                <w:noProof/>
+              </w:rPr>
+              <w:t>12. F10 – ĐỊNH TUYẾN VÀ BẢO MẬT API GATEWAY (ROUTING &amp; SECURITY)</w:t>
+            </w:r>
+            <w:r>
+              <w:rPr>
+                <w:noProof/>
+                <w:webHidden/>
+              </w:rPr>
+              <w:tab/>
+            </w:r>
+            <w:r>
+              <w:rPr>
+                <w:noProof/>
+                <w:webHidden/>
+              </w:rPr>
+              <w:fldChar w:fldCharType="begin"/>
+            </w:r>
+            <w:r>
+              <w:rPr>
+                <w:noProof/>
+                <w:webHidden/>
+              </w:rPr>
+              <w:instrText xml:space="preserve"> PAGEREF _Toc242390208 \h </w:instrText>
+            </w:r>
+            <w:r>
+              <w:rPr>
+                <w:noProof/>
+                <w:webHidden/>
+              </w:rPr>
+            </w:r>
+            <w:r>
+              <w:rPr>
+                <w:noProof/>
+                <w:webHidden/>
+              </w:rPr>
+              <w:fldChar w:fldCharType="separate"/>
+            </w:r>
+            <w:r>
+              <w:rPr>
+                <w:noProof/>
+                <w:webHidden/>
+              </w:rPr>
+              <w:t>50</w:t>
             </w:r>
             <w:r>
               <w:rPr>
@@ -2853,13 +4620,13 @@
               <w:lang w:val="vi-VN" w:eastAsia="ja-JP"/>
             </w:rPr>
           </w:pPr>
-          <w:hyperlink w:anchor="_Toc242354988" w:history="1">
+          <w:hyperlink w:anchor="_Toc242390209" w:history="1">
             <w:r>
               <w:rPr>
                 <w:rStyle w:val="Hyperlink"/>
                 <w:noProof/>
               </w:rPr>
-              <w:t>TODO 5.4 – Endpoint /api/movies</w:t>
+              <w:t>TODO 10.1 – Cấu hình Gateway và JWT Secret</w:t>
             </w:r>
             <w:r>
               <w:rPr>
@@ -2880,7 +4647,7 @@
                 <w:noProof/>
                 <w:webHidden/>
               </w:rPr>
-              <w:instrText xml:space="preserve"> PAGEREF _Toc242354988 \h </w:instrText>
+              <w:instrText xml:space="preserve"> PAGEREF _Toc242390209 \h </w:instrText>
             </w:r>
             <w:r>
               <w:rPr>
@@ -2900,7 +4667,220 @@
                 <w:noProof/>
                 <w:webHidden/>
               </w:rPr>
-              <w:t>13</w:t>
+              <w:t>50</w:t>
+            </w:r>
+            <w:r>
+              <w:rPr>
+                <w:noProof/>
+                <w:webHidden/>
+              </w:rPr>
+              <w:fldChar w:fldCharType="end"/>
+            </w:r>
+          </w:hyperlink>
+        </w:p>
+        <w:p>
+          <w:pPr>
+            <w:pStyle w:val="TOC2"/>
+            <w:tabs>
+              <w:tab w:val="right" w:leader="dot" w:pos="8630"/>
+            </w:tabs>
+            <w:rPr>
+              <w:rFonts w:asciiTheme="minorHAnsi" w:hAnsiTheme="minorHAnsi"/>
+              <w:noProof/>
+              <w:sz w:val="22"/>
+              <w:lang w:val="vi-VN" w:eastAsia="ja-JP"/>
+            </w:rPr>
+          </w:pPr>
+          <w:hyperlink w:anchor="_Toc242390210" w:history="1">
+            <w:r>
+              <w:rPr>
+                <w:rStyle w:val="Hyperlink"/>
+                <w:noProof/>
+              </w:rPr>
+              <w:t>TODO 10.2 – UserHeaderFilter chống giả mạo</w:t>
+            </w:r>
+            <w:r>
+              <w:rPr>
+                <w:noProof/>
+                <w:webHidden/>
+              </w:rPr>
+              <w:tab/>
+            </w:r>
+            <w:r>
+              <w:rPr>
+                <w:noProof/>
+                <w:webHidden/>
+              </w:rPr>
+              <w:fldChar w:fldCharType="begin"/>
+            </w:r>
+            <w:r>
+              <w:rPr>
+                <w:noProof/>
+                <w:webHidden/>
+              </w:rPr>
+              <w:instrText xml:space="preserve"> PAGEREF _Toc242390210 \h </w:instrText>
+            </w:r>
+            <w:r>
+              <w:rPr>
+                <w:noProof/>
+                <w:webHidden/>
+              </w:rPr>
+            </w:r>
+            <w:r>
+              <w:rPr>
+                <w:noProof/>
+                <w:webHidden/>
+              </w:rPr>
+              <w:fldChar w:fldCharType="separate"/>
+            </w:r>
+            <w:r>
+              <w:rPr>
+                <w:noProof/>
+                <w:webHidden/>
+              </w:rPr>
+              <w:t>51</w:t>
+            </w:r>
+            <w:r>
+              <w:rPr>
+                <w:noProof/>
+                <w:webHidden/>
+              </w:rPr>
+              <w:fldChar w:fldCharType="end"/>
+            </w:r>
+          </w:hyperlink>
+        </w:p>
+        <w:p>
+          <w:pPr>
+            <w:pStyle w:val="TOC2"/>
+            <w:tabs>
+              <w:tab w:val="right" w:leader="dot" w:pos="8630"/>
+            </w:tabs>
+            <w:rPr>
+              <w:rFonts w:asciiTheme="minorHAnsi" w:hAnsiTheme="minorHAnsi"/>
+              <w:noProof/>
+              <w:sz w:val="22"/>
+              <w:lang w:val="vi-VN" w:eastAsia="ja-JP"/>
+            </w:rPr>
+          </w:pPr>
+          <w:hyperlink w:anchor="_Toc242390211" w:history="1">
+            <w:r>
+              <w:rPr>
+                <w:rStyle w:val="Hyperlink"/>
+                <w:noProof/>
+              </w:rPr>
+              <w:t>TODO 10.3 – Định tuyến RouterFunction</w:t>
+            </w:r>
+            <w:r>
+              <w:rPr>
+                <w:noProof/>
+                <w:webHidden/>
+              </w:rPr>
+              <w:tab/>
+            </w:r>
+            <w:r>
+              <w:rPr>
+                <w:noProof/>
+                <w:webHidden/>
+              </w:rPr>
+              <w:fldChar w:fldCharType="begin"/>
+            </w:r>
+            <w:r>
+              <w:rPr>
+                <w:noProof/>
+                <w:webHidden/>
+              </w:rPr>
+              <w:instrText xml:space="preserve"> PAGEREF _Toc242390211 \h </w:instrText>
+            </w:r>
+            <w:r>
+              <w:rPr>
+                <w:noProof/>
+                <w:webHidden/>
+              </w:rPr>
+            </w:r>
+            <w:r>
+              <w:rPr>
+                <w:noProof/>
+                <w:webHidden/>
+              </w:rPr>
+              <w:fldChar w:fldCharType="separate"/>
+            </w:r>
+            <w:r>
+              <w:rPr>
+                <w:noProof/>
+                <w:webHidden/>
+              </w:rPr>
+              <w:t>51</w:t>
+            </w:r>
+            <w:r>
+              <w:rPr>
+                <w:noProof/>
+                <w:webHidden/>
+              </w:rPr>
+              <w:fldChar w:fldCharType="end"/>
+            </w:r>
+          </w:hyperlink>
+        </w:p>
+        <w:p>
+          <w:pPr>
+            <w:pStyle w:val="TOC2"/>
+            <w:tabs>
+              <w:tab w:val="right" w:leader="dot" w:pos="8630"/>
+            </w:tabs>
+            <w:rPr>
+              <w:rFonts w:asciiTheme="minorHAnsi" w:hAnsiTheme="minorHAnsi"/>
+              <w:noProof/>
+              <w:sz w:val="22"/>
+              <w:lang w:val="vi-VN" w:eastAsia="ja-JP"/>
+            </w:rPr>
+          </w:pPr>
+          <w:hyperlink w:anchor="_Toc242390212" w:history="1">
+            <w:r>
+              <w:rPr>
+                <w:rStyle w:val="Hyperlink"/>
+                <w:noProof/>
+              </w:rPr>
+              <w:t>TODO 10.4 – SecurityFilterChain phân quyền RBAC</w:t>
+            </w:r>
+            <w:r>
+              <w:rPr>
+                <w:noProof/>
+                <w:webHidden/>
+              </w:rPr>
+              <w:tab/>
+            </w:r>
+            <w:r>
+              <w:rPr>
+                <w:noProof/>
+                <w:webHidden/>
+              </w:rPr>
+              <w:fldChar w:fldCharType="begin"/>
+            </w:r>
+            <w:r>
+              <w:rPr>
+                <w:noProof/>
+                <w:webHidden/>
+              </w:rPr>
+              <w:instrText xml:space="preserve"> PAGEREF _Toc242390212 \h </w:instrText>
+            </w:r>
+            <w:r>
+              <w:rPr>
+                <w:noProof/>
+                <w:webHidden/>
+              </w:rPr>
+            </w:r>
+            <w:r>
+              <w:rPr>
+                <w:noProof/>
+                <w:webHidden/>
+              </w:rPr>
+              <w:fldChar w:fldCharType="separate"/>
+            </w:r>
+            <w:r>
+              <w:rPr>
+                <w:noProof/>
+                <w:webHidden/>
+              </w:rPr>
+              <w:t>52</w:t>
             </w:r>
             <w:r>
               <w:rPr>
@@ -2924,13 +4904,13 @@
               <w:lang w:val="vi-VN" w:eastAsia="ja-JP"/>
             </w:rPr>
           </w:pPr>
-          <w:hyperlink w:anchor="_Toc242354989" w:history="1">
+          <w:hyperlink w:anchor="_Toc242390213" w:history="1">
             <w:r>
               <w:rPr>
                 <w:rStyle w:val="Hyperlink"/>
                 <w:noProof/>
               </w:rPr>
-              <w:t>8. F6 – QUẢN LÝ LỊCH CHIẾU (SHOWTIME MANAGEMENT - MOVIE SERVICE)</w:t>
+              <w:t>13. F11 – KIỂM THỬ TỰ ĐỘNG BẰNG POSTMAN (AUTOMATED TESTING)</w:t>
             </w:r>
             <w:r>
               <w:rPr>
@@ -2951,7 +4931,7 @@
                 <w:noProof/>
                 <w:webHidden/>
               </w:rPr>
-              <w:instrText xml:space="preserve"> PAGEREF _Toc242354989 \h </w:instrText>
+              <w:instrText xml:space="preserve"> PAGEREF _Toc242390213 \h </w:instrText>
             </w:r>
             <w:r>
               <w:rPr>
@@ -2971,7 +4951,7 @@
                 <w:noProof/>
                 <w:webHidden/>
               </w:rPr>
-              <w:t>13</w:t>
+              <w:t>53</w:t>
             </w:r>
             <w:r>
               <w:rPr>
@@ -2995,13 +4975,13 @@
               <w:lang w:val="vi-VN" w:eastAsia="ja-JP"/>
             </w:rPr>
           </w:pPr>
-          <w:hyperlink w:anchor="_Toc242354990" w:history="1">
+          <w:hyperlink w:anchor="_Toc242390214" w:history="1">
             <w:r>
               <w:rPr>
                 <w:rStyle w:val="Hyperlink"/>
                 <w:noProof/>
               </w:rPr>
-              <w:t>TODO 6.1 – Document Showtime và Decimal128</w:t>
+              <w:t>TODO 11.1 – Postman Environment FUCinema-Local</w:t>
             </w:r>
             <w:r>
               <w:rPr>
@@ -3022,7 +5002,7 @@
                 <w:noProof/>
                 <w:webHidden/>
               </w:rPr>
-              <w:instrText xml:space="preserve"> PAGEREF _Toc242354990 \h </w:instrText>
+              <w:instrText xml:space="preserve"> PAGEREF _Toc242390214 \h </w:instrText>
             </w:r>
             <w:r>
               <w:rPr>
@@ -3042,7 +5022,7 @@
                 <w:noProof/>
                 <w:webHidden/>
               </w:rPr>
-              <w:t>13</w:t>
+              <w:t>53</w:t>
             </w:r>
             <w:r>
               <w:rPr>
@@ -3066,13 +5046,13 @@
               <w:lang w:val="vi-VN" w:eastAsia="ja-JP"/>
             </w:rPr>
           </w:pPr>
-          <w:hyperlink w:anchor="_Toc242354991" w:history="1">
+          <w:hyperlink w:anchor="_Toc242390215" w:history="1">
             <w:r>
               <w:rPr>
                 <w:rStyle w:val="Hyperlink"/>
                 <w:noProof/>
               </w:rPr>
-              <w:t>TODO 6.2 – Query kiểm tra xung đột suất chiếu</w:t>
+              <w:t>TODO 11.2 – Postman Collection 8 Folders</w:t>
             </w:r>
             <w:r>
               <w:rPr>
@@ -3093,7 +5073,7 @@
                 <w:noProof/>
                 <w:webHidden/>
               </w:rPr>
-              <w:instrText xml:space="preserve"> PAGEREF _Toc242354991 \h </w:instrText>
+              <w:instrText xml:space="preserve"> PAGEREF _Toc242390215 \h </w:instrText>
             </w:r>
             <w:r>
               <w:rPr>
@@ -3113,7 +5093,7 @@
                 <w:noProof/>
                 <w:webHidden/>
               </w:rPr>
-              <w:t>14</w:t>
+              <w:t>54</w:t>
             </w:r>
             <w:r>
               <w:rPr>
@@ -3137,13 +5117,13 @@
               <w:lang w:val="vi-VN" w:eastAsia="ja-JP"/>
             </w:rPr>
           </w:pPr>
-          <w:hyperlink w:anchor="_Toc242354992" w:history="1">
+          <w:hyperlink w:anchor="_Toc242390216" w:history="1">
             <w:r>
               <w:rPr>
                 <w:rStyle w:val="Hyperlink"/>
                 <w:noProof/>
               </w:rPr>
-              <w:t>TODO 6.3 – Lập lịch chiếu và kiểm tra BR04, BR05</w:t>
+              <w:t>TODO 11.3 – Collection Runner 83 Test Cases</w:t>
             </w:r>
             <w:r>
               <w:rPr>
@@ -3164,7 +5144,7 @@
                 <w:noProof/>
                 <w:webHidden/>
               </w:rPr>
-              <w:instrText xml:space="preserve"> PAGEREF _Toc242354992 \h </w:instrText>
+              <w:instrText xml:space="preserve"> PAGEREF _Toc242390216 \h </w:instrText>
             </w:r>
             <w:r>
               <w:rPr>
@@ -3184,149 +5164,7 @@
                 <w:noProof/>
                 <w:webHidden/>
               </w:rPr>
-              <w:t>14</w:t>
-            </w:r>
-            <w:r>
-              <w:rPr>
-                <w:noProof/>
-                <w:webHidden/>
-              </w:rPr>
-              <w:fldChar w:fldCharType="end"/>
-            </w:r>
-          </w:hyperlink>
-        </w:p>
-        <w:p>
-          <w:pPr>
-            <w:pStyle w:val="TOC2"/>
-            <w:tabs>
-              <w:tab w:val="right" w:leader="dot" w:pos="8630"/>
-            </w:tabs>
-            <w:rPr>
-              <w:rFonts w:asciiTheme="minorHAnsi" w:hAnsiTheme="minorHAnsi"/>
-              <w:noProof/>
-              <w:sz w:val="22"/>
-              <w:lang w:val="vi-VN" w:eastAsia="ja-JP"/>
-            </w:rPr>
-          </w:pPr>
-          <w:hyperlink w:anchor="_Toc242354993" w:history="1">
-            <w:r>
-              <w:rPr>
-                <w:rStyle w:val="Hyperlink"/>
-                <w:noProof/>
-              </w:rPr>
-              <w:t>TODO 6.4 – Hủy suất chiếu BR06 và tìm kiếm</w:t>
-            </w:r>
-            <w:r>
-              <w:rPr>
-                <w:noProof/>
-                <w:webHidden/>
-              </w:rPr>
-              <w:tab/>
-            </w:r>
-            <w:r>
-              <w:rPr>
-                <w:noProof/>
-                <w:webHidden/>
-              </w:rPr>
-              <w:fldChar w:fldCharType="begin"/>
-            </w:r>
-            <w:r>
-              <w:rPr>
-                <w:noProof/>
-                <w:webHidden/>
-              </w:rPr>
-              <w:instrText xml:space="preserve"> PAGEREF _Toc242354993 \h </w:instrText>
-            </w:r>
-            <w:r>
-              <w:rPr>
-                <w:noProof/>
-                <w:webHidden/>
-              </w:rPr>
-            </w:r>
-            <w:r>
-              <w:rPr>
-                <w:noProof/>
-                <w:webHidden/>
-              </w:rPr>
-              <w:fldChar w:fldCharType="separate"/>
-            </w:r>
-            <w:r>
-              <w:rPr>
-                <w:noProof/>
-                <w:webHidden/>
-              </w:rPr>
-              <w:t>14</w:t>
-            </w:r>
-            <w:r>
-              <w:rPr>
-                <w:noProof/>
-                <w:webHidden/>
-              </w:rPr>
-              <w:fldChar w:fldCharType="end"/>
-            </w:r>
-          </w:hyperlink>
-        </w:p>
-        <w:p>
-          <w:pPr>
-            <w:pStyle w:val="TOC2"/>
-            <w:tabs>
-              <w:tab w:val="right" w:leader="dot" w:pos="8630"/>
-            </w:tabs>
-            <w:rPr>
-              <w:rFonts w:asciiTheme="minorHAnsi" w:hAnsiTheme="minorHAnsi"/>
-              <w:noProof/>
-              <w:sz w:val="22"/>
-              <w:lang w:val="vi-VN" w:eastAsia="ja-JP"/>
-            </w:rPr>
-          </w:pPr>
-          <w:hyperlink w:anchor="_Toc242354994" w:history="1">
-            <w:r>
-              <w:rPr>
-                <w:rStyle w:val="Hyperlink"/>
-                <w:noProof/>
-              </w:rPr>
-              <w:t>TODO 6.5 – Endpoint /api/showtimes</w:t>
-            </w:r>
-            <w:r>
-              <w:rPr>
-                <w:noProof/>
-                <w:webHidden/>
-              </w:rPr>
-              <w:tab/>
-            </w:r>
-            <w:r>
-              <w:rPr>
-                <w:noProof/>
-                <w:webHidden/>
-              </w:rPr>
-              <w:fldChar w:fldCharType="begin"/>
-            </w:r>
-            <w:r>
-              <w:rPr>
-                <w:noProof/>
-                <w:webHidden/>
-              </w:rPr>
-              <w:instrText xml:space="preserve"> PAGEREF _Toc242354994 \h </w:instrText>
-            </w:r>
-            <w:r>
-              <w:rPr>
-                <w:noProof/>
-                <w:webHidden/>
-              </w:rPr>
-            </w:r>
-            <w:r>
-              <w:rPr>
-                <w:noProof/>
-                <w:webHidden/>
-              </w:rPr>
-              <w:fldChar w:fldCharType="separate"/>
-            </w:r>
-            <w:r>
-              <w:rPr>
-                <w:noProof/>
-                <w:webHidden/>
-              </w:rPr>
-              <w:t>14</w:t>
+              <w:t>55</w:t>
             </w:r>
             <w:r>
               <w:rPr>
@@ -3350,13 +5188,14 @@
               <w:lang w:val="vi-VN" w:eastAsia="ja-JP"/>
             </w:rPr>
           </w:pPr>
-          <w:hyperlink w:anchor="_Toc242354995" w:history="1">
+          <w:hyperlink w:anchor="_Toc242390217" w:history="1">
             <w:r>
               <w:rPr>
                 <w:rStyle w:val="Hyperlink"/>
                 <w:noProof/>
-              </w:rPr>
-              <w:t>9. F7 – ĐẶT VÉ VÀ SƠ ĐỒ GHẾ (TICKET BOOKING - BOOKING SERVICE)</w:t>
+                <w:lang w:val="vi-VN"/>
+              </w:rPr>
+              <w:t>14. KIỂM TRA TOÀN VẸN DỮ LIỆU TRỰC TIẾP TRÊN 3 DATABASE</w:t>
             </w:r>
             <w:r>
               <w:rPr>
@@ -3377,7 +5216,7 @@
                 <w:noProof/>
                 <w:webHidden/>
               </w:rPr>
-              <w:instrText xml:space="preserve"> PAGEREF _Toc242354995 \h </w:instrText>
+              <w:instrText xml:space="preserve"> PAGEREF _Toc242390217 \h </w:instrText>
             </w:r>
             <w:r>
               <w:rPr>
@@ -3397,504 +5236,7 @@
                 <w:noProof/>
                 <w:webHidden/>
               </w:rPr>
-              <w:t>15</w:t>
-            </w:r>
-            <w:r>
-              <w:rPr>
-                <w:noProof/>
-                <w:webHidden/>
-              </w:rPr>
-              <w:fldChar w:fldCharType="end"/>
-            </w:r>
-          </w:hyperlink>
-        </w:p>
-        <w:p>
-          <w:pPr>
-            <w:pStyle w:val="TOC2"/>
-            <w:tabs>
-              <w:tab w:val="right" w:leader="dot" w:pos="8630"/>
-            </w:tabs>
-            <w:rPr>
-              <w:rFonts w:asciiTheme="minorHAnsi" w:hAnsiTheme="minorHAnsi"/>
-              <w:noProof/>
-              <w:sz w:val="22"/>
-              <w:lang w:val="vi-VN" w:eastAsia="ja-JP"/>
-            </w:rPr>
-          </w:pPr>
-          <w:hyperlink w:anchor="_Toc242354996" w:history="1">
-            <w:r>
-              <w:rPr>
-                <w:rStyle w:val="Hyperlink"/>
-                <w:noProof/>
-              </w:rPr>
-              <w:t>TODO 7.1 – Tích hợp Spring Cloud OpenFeign</w:t>
-            </w:r>
-            <w:r>
-              <w:rPr>
-                <w:noProof/>
-                <w:webHidden/>
-              </w:rPr>
-              <w:tab/>
-            </w:r>
-            <w:r>
-              <w:rPr>
-                <w:noProof/>
-                <w:webHidden/>
-              </w:rPr>
-              <w:fldChar w:fldCharType="begin"/>
-            </w:r>
-            <w:r>
-              <w:rPr>
-                <w:noProof/>
-                <w:webHidden/>
-              </w:rPr>
-              <w:instrText xml:space="preserve"> PAGEREF _Toc242354996 \h </w:instrText>
-            </w:r>
-            <w:r>
-              <w:rPr>
-                <w:noProof/>
-                <w:webHidden/>
-              </w:rPr>
-            </w:r>
-            <w:r>
-              <w:rPr>
-                <w:noProof/>
-                <w:webHidden/>
-              </w:rPr>
-              <w:fldChar w:fldCharType="separate"/>
-            </w:r>
-            <w:r>
-              <w:rPr>
-                <w:noProof/>
-                <w:webHidden/>
-              </w:rPr>
-              <w:t>15</w:t>
-            </w:r>
-            <w:r>
-              <w:rPr>
-                <w:noProof/>
-                <w:webHidden/>
-              </w:rPr>
-              <w:fldChar w:fldCharType="end"/>
-            </w:r>
-          </w:hyperlink>
-        </w:p>
-        <w:p>
-          <w:pPr>
-            <w:pStyle w:val="TOC2"/>
-            <w:tabs>
-              <w:tab w:val="right" w:leader="dot" w:pos="8630"/>
-            </w:tabs>
-            <w:rPr>
-              <w:rFonts w:asciiTheme="minorHAnsi" w:hAnsiTheme="minorHAnsi"/>
-              <w:noProof/>
-              <w:sz w:val="22"/>
-              <w:lang w:val="vi-VN" w:eastAsia="ja-JP"/>
-            </w:rPr>
-          </w:pPr>
-          <w:hyperlink w:anchor="_Toc242354997" w:history="1">
-            <w:r>
-              <w:rPr>
-                <w:rStyle w:val="Hyperlink"/>
-                <w:noProof/>
-              </w:rPr>
-              <w:t>TODO 7.2 – Migration Flyway MySQL VARCHAR(24)</w:t>
-            </w:r>
-            <w:r>
-              <w:rPr>
-                <w:noProof/>
-                <w:webHidden/>
-              </w:rPr>
-              <w:tab/>
-            </w:r>
-            <w:r>
-              <w:rPr>
-                <w:noProof/>
-                <w:webHidden/>
-              </w:rPr>
-              <w:fldChar w:fldCharType="begin"/>
-            </w:r>
-            <w:r>
-              <w:rPr>
-                <w:noProof/>
-                <w:webHidden/>
-              </w:rPr>
-              <w:instrText xml:space="preserve"> PAGEREF _Toc242354997 \h </w:instrText>
-            </w:r>
-            <w:r>
-              <w:rPr>
-                <w:noProof/>
-                <w:webHidden/>
-              </w:rPr>
-            </w:r>
-            <w:r>
-              <w:rPr>
-                <w:noProof/>
-                <w:webHidden/>
-              </w:rPr>
-              <w:fldChar w:fldCharType="separate"/>
-            </w:r>
-            <w:r>
-              <w:rPr>
-                <w:noProof/>
-                <w:webHidden/>
-              </w:rPr>
-              <w:t>15</w:t>
-            </w:r>
-            <w:r>
-              <w:rPr>
-                <w:noProof/>
-                <w:webHidden/>
-              </w:rPr>
-              <w:fldChar w:fldCharType="end"/>
-            </w:r>
-          </w:hyperlink>
-        </w:p>
-        <w:p>
-          <w:pPr>
-            <w:pStyle w:val="TOC2"/>
-            <w:tabs>
-              <w:tab w:val="right" w:leader="dot" w:pos="8630"/>
-            </w:tabs>
-            <w:rPr>
-              <w:rFonts w:asciiTheme="minorHAnsi" w:hAnsiTheme="minorHAnsi"/>
-              <w:noProof/>
-              <w:sz w:val="22"/>
-              <w:lang w:val="vi-VN" w:eastAsia="ja-JP"/>
-            </w:rPr>
-          </w:pPr>
-          <w:hyperlink w:anchor="_Toc242354998" w:history="1">
-            <w:r>
-              <w:rPr>
-                <w:rStyle w:val="Hyperlink"/>
-                <w:noProof/>
-              </w:rPr>
-              <w:t>TODO 7.3 – Entity Booking, BookingDetail Cascade</w:t>
-            </w:r>
-            <w:r>
-              <w:rPr>
-                <w:noProof/>
-                <w:webHidden/>
-              </w:rPr>
-              <w:tab/>
-            </w:r>
-            <w:r>
-              <w:rPr>
-                <w:noProof/>
-                <w:webHidden/>
-              </w:rPr>
-              <w:fldChar w:fldCharType="begin"/>
-            </w:r>
-            <w:r>
-              <w:rPr>
-                <w:noProof/>
-                <w:webHidden/>
-              </w:rPr>
-              <w:instrText xml:space="preserve"> PAGEREF _Toc242354998 \h </w:instrText>
-            </w:r>
-            <w:r>
-              <w:rPr>
-                <w:noProof/>
-                <w:webHidden/>
-              </w:rPr>
-            </w:r>
-            <w:r>
-              <w:rPr>
-                <w:noProof/>
-                <w:webHidden/>
-              </w:rPr>
-              <w:fldChar w:fldCharType="separate"/>
-            </w:r>
-            <w:r>
-              <w:rPr>
-                <w:noProof/>
-                <w:webHidden/>
-              </w:rPr>
-              <w:t>15</w:t>
-            </w:r>
-            <w:r>
-              <w:rPr>
-                <w:noProof/>
-                <w:webHidden/>
-              </w:rPr>
-              <w:fldChar w:fldCharType="end"/>
-            </w:r>
-          </w:hyperlink>
-        </w:p>
-        <w:p>
-          <w:pPr>
-            <w:pStyle w:val="TOC2"/>
-            <w:tabs>
-              <w:tab w:val="right" w:leader="dot" w:pos="8630"/>
-            </w:tabs>
-            <w:rPr>
-              <w:rFonts w:asciiTheme="minorHAnsi" w:hAnsiTheme="minorHAnsi"/>
-              <w:noProof/>
-              <w:sz w:val="22"/>
-              <w:lang w:val="vi-VN" w:eastAsia="ja-JP"/>
-            </w:rPr>
-          </w:pPr>
-          <w:hyperlink w:anchor="_Toc242354999" w:history="1">
-            <w:r>
-              <w:rPr>
-                <w:rStyle w:val="Hyperlink"/>
-                <w:noProof/>
-              </w:rPr>
-              <w:t>TODO 7.4 – MovieClient OpenFeign</w:t>
-            </w:r>
-            <w:r>
-              <w:rPr>
-                <w:noProof/>
-                <w:webHidden/>
-              </w:rPr>
-              <w:tab/>
-            </w:r>
-            <w:r>
-              <w:rPr>
-                <w:noProof/>
-                <w:webHidden/>
-              </w:rPr>
-              <w:fldChar w:fldCharType="begin"/>
-            </w:r>
-            <w:r>
-              <w:rPr>
-                <w:noProof/>
-                <w:webHidden/>
-              </w:rPr>
-              <w:instrText xml:space="preserve"> PAGEREF _Toc242354999 \h </w:instrText>
-            </w:r>
-            <w:r>
-              <w:rPr>
-                <w:noProof/>
-                <w:webHidden/>
-              </w:rPr>
-            </w:r>
-            <w:r>
-              <w:rPr>
-                <w:noProof/>
-                <w:webHidden/>
-              </w:rPr>
-              <w:fldChar w:fldCharType="separate"/>
-            </w:r>
-            <w:r>
-              <w:rPr>
-                <w:noProof/>
-                <w:webHidden/>
-              </w:rPr>
-              <w:t>16</w:t>
-            </w:r>
-            <w:r>
-              <w:rPr>
-                <w:noProof/>
-                <w:webHidden/>
-              </w:rPr>
-              <w:fldChar w:fldCharType="end"/>
-            </w:r>
-          </w:hyperlink>
-        </w:p>
-        <w:p>
-          <w:pPr>
-            <w:pStyle w:val="TOC2"/>
-            <w:tabs>
-              <w:tab w:val="right" w:leader="dot" w:pos="8630"/>
-            </w:tabs>
-            <w:rPr>
-              <w:rFonts w:asciiTheme="minorHAnsi" w:hAnsiTheme="minorHAnsi"/>
-              <w:noProof/>
-              <w:sz w:val="22"/>
-              <w:lang w:val="vi-VN" w:eastAsia="ja-JP"/>
-            </w:rPr>
-          </w:pPr>
-          <w:hyperlink w:anchor="_Toc242355000" w:history="1">
-            <w:r>
-              <w:rPr>
-                <w:rStyle w:val="Hyperlink"/>
-                <w:noProof/>
-              </w:rPr>
-              <w:t>TODO 7.5 – BookingService.create() BR07–BR10</w:t>
-            </w:r>
-            <w:r>
-              <w:rPr>
-                <w:noProof/>
-                <w:webHidden/>
-              </w:rPr>
-              <w:tab/>
-            </w:r>
-            <w:r>
-              <w:rPr>
-                <w:noProof/>
-                <w:webHidden/>
-              </w:rPr>
-              <w:fldChar w:fldCharType="begin"/>
-            </w:r>
-            <w:r>
-              <w:rPr>
-                <w:noProof/>
-                <w:webHidden/>
-              </w:rPr>
-              <w:instrText xml:space="preserve"> PAGEREF _Toc242355000 \h </w:instrText>
-            </w:r>
-            <w:r>
-              <w:rPr>
-                <w:noProof/>
-                <w:webHidden/>
-              </w:rPr>
-            </w:r>
-            <w:r>
-              <w:rPr>
-                <w:noProof/>
-                <w:webHidden/>
-              </w:rPr>
-              <w:fldChar w:fldCharType="separate"/>
-            </w:r>
-            <w:r>
-              <w:rPr>
-                <w:noProof/>
-                <w:webHidden/>
-              </w:rPr>
-              <w:t>16</w:t>
-            </w:r>
-            <w:r>
-              <w:rPr>
-                <w:noProof/>
-                <w:webHidden/>
-              </w:rPr>
-              <w:fldChar w:fldCharType="end"/>
-            </w:r>
-          </w:hyperlink>
-        </w:p>
-        <w:p>
-          <w:pPr>
-            <w:pStyle w:val="TOC2"/>
-            <w:tabs>
-              <w:tab w:val="right" w:leader="dot" w:pos="8630"/>
-            </w:tabs>
-            <w:rPr>
-              <w:rFonts w:asciiTheme="minorHAnsi" w:hAnsiTheme="minorHAnsi"/>
-              <w:noProof/>
-              <w:sz w:val="22"/>
-              <w:lang w:val="vi-VN" w:eastAsia="ja-JP"/>
-            </w:rPr>
-          </w:pPr>
-          <w:hyperlink w:anchor="_Toc242355001" w:history="1">
-            <w:r>
-              <w:rPr>
-                <w:rStyle w:val="Hyperlink"/>
-                <w:noProof/>
-              </w:rPr>
-              <w:t>TODO 7.6 – Sơ đồ ghế (Seat Map)</w:t>
-            </w:r>
-            <w:r>
-              <w:rPr>
-                <w:noProof/>
-                <w:webHidden/>
-              </w:rPr>
-              <w:tab/>
-            </w:r>
-            <w:r>
-              <w:rPr>
-                <w:noProof/>
-                <w:webHidden/>
-              </w:rPr>
-              <w:fldChar w:fldCharType="begin"/>
-            </w:r>
-            <w:r>
-              <w:rPr>
-                <w:noProof/>
-                <w:webHidden/>
-              </w:rPr>
-              <w:instrText xml:space="preserve"> PAGEREF _Toc242355001 \h </w:instrText>
-            </w:r>
-            <w:r>
-              <w:rPr>
-                <w:noProof/>
-                <w:webHidden/>
-              </w:rPr>
-            </w:r>
-            <w:r>
-              <w:rPr>
-                <w:noProof/>
-                <w:webHidden/>
-              </w:rPr>
-              <w:fldChar w:fldCharType="separate"/>
-            </w:r>
-            <w:r>
-              <w:rPr>
-                <w:noProof/>
-                <w:webHidden/>
-              </w:rPr>
-              <w:t>16</w:t>
-            </w:r>
-            <w:r>
-              <w:rPr>
-                <w:noProof/>
-                <w:webHidden/>
-              </w:rPr>
-              <w:fldChar w:fldCharType="end"/>
-            </w:r>
-          </w:hyperlink>
-        </w:p>
-        <w:p>
-          <w:pPr>
-            <w:pStyle w:val="TOC2"/>
-            <w:tabs>
-              <w:tab w:val="right" w:leader="dot" w:pos="8630"/>
-            </w:tabs>
-            <w:rPr>
-              <w:rFonts w:asciiTheme="minorHAnsi" w:hAnsiTheme="minorHAnsi"/>
-              <w:noProof/>
-              <w:sz w:val="22"/>
-              <w:lang w:val="vi-VN" w:eastAsia="ja-JP"/>
-            </w:rPr>
-          </w:pPr>
-          <w:hyperlink w:anchor="_Toc242355002" w:history="1">
-            <w:r>
-              <w:rPr>
-                <w:rStyle w:val="Hyperlink"/>
-                <w:noProof/>
-              </w:rPr>
-              <w:t>TODO 7.7 – Endpoint đặt vé và sơ đồ ghế</w:t>
-            </w:r>
-            <w:r>
-              <w:rPr>
-                <w:noProof/>
-                <w:webHidden/>
-              </w:rPr>
-              <w:tab/>
-            </w:r>
-            <w:r>
-              <w:rPr>
-                <w:noProof/>
-                <w:webHidden/>
-              </w:rPr>
-              <w:fldChar w:fldCharType="begin"/>
-            </w:r>
-            <w:r>
-              <w:rPr>
-                <w:noProof/>
-                <w:webHidden/>
-              </w:rPr>
-              <w:instrText xml:space="preserve"> PAGEREF _Toc242355002 \h </w:instrText>
-            </w:r>
-            <w:r>
-              <w:rPr>
-                <w:noProof/>
-                <w:webHidden/>
-              </w:rPr>
-            </w:r>
-            <w:r>
-              <w:rPr>
-                <w:noProof/>
-                <w:webHidden/>
-              </w:rPr>
-              <w:fldChar w:fldCharType="separate"/>
-            </w:r>
-            <w:r>
-              <w:rPr>
-                <w:noProof/>
-                <w:webHidden/>
-              </w:rPr>
-              <w:t>16</w:t>
+              <w:t>55</w:t>
             </w:r>
             <w:r>
               <w:rPr>
@@ -3918,13 +5260,13 @@
               <w:lang w:val="vi-VN" w:eastAsia="ja-JP"/>
             </w:rPr>
           </w:pPr>
-          <w:hyperlink w:anchor="_Toc242355003" w:history="1">
+          <w:hyperlink w:anchor="_Toc242390218" w:history="1">
             <w:r>
               <w:rPr>
                 <w:rStyle w:val="Hyperlink"/>
                 <w:noProof/>
               </w:rPr>
-              <w:t>10. F8 – LỊCH SỬ ĐẶT VÉ VÀ HỦY VÉ (BOOKING HISTORY &amp; CANCEL)</w:t>
+              <w:t>15. LỊCH SỬ COMMIT GIT THEO CHUẨN CONVENTIONAL COMMITS</w:t>
             </w:r>
             <w:r>
               <w:rPr>
@@ -3945,7 +5287,7 @@
                 <w:noProof/>
                 <w:webHidden/>
               </w:rPr>
-              <w:instrText xml:space="preserve"> PAGEREF _Toc242355003 \h </w:instrText>
+              <w:instrText xml:space="preserve"> PAGEREF _Toc242390218 \h </w:instrText>
             </w:r>
             <w:r>
               <w:rPr>
@@ -3965,1356 +5307,7 @@
                 <w:noProof/>
                 <w:webHidden/>
               </w:rPr>
-              <w:t>17</w:t>
-            </w:r>
-            <w:r>
-              <w:rPr>
-                <w:noProof/>
-                <w:webHidden/>
-              </w:rPr>
-              <w:fldChar w:fldCharType="end"/>
-            </w:r>
-          </w:hyperlink>
-        </w:p>
-        <w:p>
-          <w:pPr>
-            <w:pStyle w:val="TOC2"/>
-            <w:tabs>
-              <w:tab w:val="right" w:leader="dot" w:pos="8630"/>
-            </w:tabs>
-            <w:rPr>
-              <w:rFonts w:asciiTheme="minorHAnsi" w:hAnsiTheme="minorHAnsi"/>
-              <w:noProof/>
-              <w:sz w:val="22"/>
-              <w:lang w:val="vi-VN" w:eastAsia="ja-JP"/>
-            </w:rPr>
-          </w:pPr>
-          <w:hyperlink w:anchor="_Toc242355004" w:history="1">
-            <w:r>
-              <w:rPr>
-                <w:rStyle w:val="Hyperlink"/>
-                <w:noProof/>
-              </w:rPr>
-              <w:t>TODO 8.1 – Lịch sử đặt vé sắp xếp mới nhất</w:t>
-            </w:r>
-            <w:r>
-              <w:rPr>
-                <w:noProof/>
-                <w:webHidden/>
-              </w:rPr>
-              <w:tab/>
-            </w:r>
-            <w:r>
-              <w:rPr>
-                <w:noProof/>
-                <w:webHidden/>
-              </w:rPr>
-              <w:fldChar w:fldCharType="begin"/>
-            </w:r>
-            <w:r>
-              <w:rPr>
-                <w:noProof/>
-                <w:webHidden/>
-              </w:rPr>
-              <w:instrText xml:space="preserve"> PAGEREF _Toc242355004 \h </w:instrText>
-            </w:r>
-            <w:r>
-              <w:rPr>
-                <w:noProof/>
-                <w:webHidden/>
-              </w:rPr>
-            </w:r>
-            <w:r>
-              <w:rPr>
-                <w:noProof/>
-                <w:webHidden/>
-              </w:rPr>
-              <w:fldChar w:fldCharType="separate"/>
-            </w:r>
-            <w:r>
-              <w:rPr>
-                <w:noProof/>
-                <w:webHidden/>
-              </w:rPr>
-              <w:t>17</w:t>
-            </w:r>
-            <w:r>
-              <w:rPr>
-                <w:noProof/>
-                <w:webHidden/>
-              </w:rPr>
-              <w:fldChar w:fldCharType="end"/>
-            </w:r>
-          </w:hyperlink>
-        </w:p>
-        <w:p>
-          <w:pPr>
-            <w:pStyle w:val="TOC2"/>
-            <w:tabs>
-              <w:tab w:val="right" w:leader="dot" w:pos="8630"/>
-            </w:tabs>
-            <w:rPr>
-              <w:rFonts w:asciiTheme="minorHAnsi" w:hAnsiTheme="minorHAnsi"/>
-              <w:noProof/>
-              <w:sz w:val="22"/>
-              <w:lang w:val="vi-VN" w:eastAsia="ja-JP"/>
-            </w:rPr>
-          </w:pPr>
-          <w:hyperlink w:anchor="_Toc242355005" w:history="1">
-            <w:r>
-              <w:rPr>
-                <w:rStyle w:val="Hyperlink"/>
-                <w:noProof/>
-              </w:rPr>
-              <w:t>TODO 8.2 – Phân quyền xem chi tiết vé BR11</w:t>
-            </w:r>
-            <w:r>
-              <w:rPr>
-                <w:noProof/>
-                <w:webHidden/>
-              </w:rPr>
-              <w:tab/>
-            </w:r>
-            <w:r>
-              <w:rPr>
-                <w:noProof/>
-                <w:webHidden/>
-              </w:rPr>
-              <w:fldChar w:fldCharType="begin"/>
-            </w:r>
-            <w:r>
-              <w:rPr>
-                <w:noProof/>
-                <w:webHidden/>
-              </w:rPr>
-              <w:instrText xml:space="preserve"> PAGEREF _Toc242355005 \h </w:instrText>
-            </w:r>
-            <w:r>
-              <w:rPr>
-                <w:noProof/>
-                <w:webHidden/>
-              </w:rPr>
-            </w:r>
-            <w:r>
-              <w:rPr>
-                <w:noProof/>
-                <w:webHidden/>
-              </w:rPr>
-              <w:fldChar w:fldCharType="separate"/>
-            </w:r>
-            <w:r>
-              <w:rPr>
-                <w:noProof/>
-                <w:webHidden/>
-              </w:rPr>
-              <w:t>17</w:t>
-            </w:r>
-            <w:r>
-              <w:rPr>
-                <w:noProof/>
-                <w:webHidden/>
-              </w:rPr>
-              <w:fldChar w:fldCharType="end"/>
-            </w:r>
-          </w:hyperlink>
-        </w:p>
-        <w:p>
-          <w:pPr>
-            <w:pStyle w:val="TOC2"/>
-            <w:tabs>
-              <w:tab w:val="right" w:leader="dot" w:pos="8630"/>
-            </w:tabs>
-            <w:rPr>
-              <w:rFonts w:asciiTheme="minorHAnsi" w:hAnsiTheme="minorHAnsi"/>
-              <w:noProof/>
-              <w:sz w:val="22"/>
-              <w:lang w:val="vi-VN" w:eastAsia="ja-JP"/>
-            </w:rPr>
-          </w:pPr>
-          <w:hyperlink w:anchor="_Toc242355006" w:history="1">
-            <w:r>
-              <w:rPr>
-                <w:rStyle w:val="Hyperlink"/>
-                <w:noProof/>
-              </w:rPr>
-              <w:t>TODO 8.3 – Hủy vé trước 2 tiếng BR12</w:t>
-            </w:r>
-            <w:r>
-              <w:rPr>
-                <w:noProof/>
-                <w:webHidden/>
-              </w:rPr>
-              <w:tab/>
-            </w:r>
-            <w:r>
-              <w:rPr>
-                <w:noProof/>
-                <w:webHidden/>
-              </w:rPr>
-              <w:fldChar w:fldCharType="begin"/>
-            </w:r>
-            <w:r>
-              <w:rPr>
-                <w:noProof/>
-                <w:webHidden/>
-              </w:rPr>
-              <w:instrText xml:space="preserve"> PAGEREF _Toc242355006 \h </w:instrText>
-            </w:r>
-            <w:r>
-              <w:rPr>
-                <w:noProof/>
-                <w:webHidden/>
-              </w:rPr>
-            </w:r>
-            <w:r>
-              <w:rPr>
-                <w:noProof/>
-                <w:webHidden/>
-              </w:rPr>
-              <w:fldChar w:fldCharType="separate"/>
-            </w:r>
-            <w:r>
-              <w:rPr>
-                <w:noProof/>
-                <w:webHidden/>
-              </w:rPr>
-              <w:t>17</w:t>
-            </w:r>
-            <w:r>
-              <w:rPr>
-                <w:noProof/>
-                <w:webHidden/>
-              </w:rPr>
-              <w:fldChar w:fldCharType="end"/>
-            </w:r>
-          </w:hyperlink>
-        </w:p>
-        <w:p>
-          <w:pPr>
-            <w:pStyle w:val="TOC2"/>
-            <w:tabs>
-              <w:tab w:val="right" w:leader="dot" w:pos="8630"/>
-            </w:tabs>
-            <w:rPr>
-              <w:rFonts w:asciiTheme="minorHAnsi" w:hAnsiTheme="minorHAnsi"/>
-              <w:noProof/>
-              <w:sz w:val="22"/>
-              <w:lang w:val="vi-VN" w:eastAsia="ja-JP"/>
-            </w:rPr>
-          </w:pPr>
-          <w:hyperlink w:anchor="_Toc242355007" w:history="1">
-            <w:r>
-              <w:rPr>
-                <w:rStyle w:val="Hyperlink"/>
-                <w:noProof/>
-              </w:rPr>
-              <w:t>TODO 8.4 – Endpoint lịch sử, hủy vé và Admin</w:t>
-            </w:r>
-            <w:r>
-              <w:rPr>
-                <w:noProof/>
-                <w:webHidden/>
-              </w:rPr>
-              <w:tab/>
-            </w:r>
-            <w:r>
-              <w:rPr>
-                <w:noProof/>
-                <w:webHidden/>
-              </w:rPr>
-              <w:fldChar w:fldCharType="begin"/>
-            </w:r>
-            <w:r>
-              <w:rPr>
-                <w:noProof/>
-                <w:webHidden/>
-              </w:rPr>
-              <w:instrText xml:space="preserve"> PAGEREF _Toc242355007 \h </w:instrText>
-            </w:r>
-            <w:r>
-              <w:rPr>
-                <w:noProof/>
-                <w:webHidden/>
-              </w:rPr>
-            </w:r>
-            <w:r>
-              <w:rPr>
-                <w:noProof/>
-                <w:webHidden/>
-              </w:rPr>
-              <w:fldChar w:fldCharType="separate"/>
-            </w:r>
-            <w:r>
-              <w:rPr>
-                <w:noProof/>
-                <w:webHidden/>
-              </w:rPr>
-              <w:t>18</w:t>
-            </w:r>
-            <w:r>
-              <w:rPr>
-                <w:noProof/>
-                <w:webHidden/>
-              </w:rPr>
-              <w:fldChar w:fldCharType="end"/>
-            </w:r>
-          </w:hyperlink>
-        </w:p>
-        <w:p>
-          <w:pPr>
-            <w:pStyle w:val="TOC1"/>
-            <w:tabs>
-              <w:tab w:val="right" w:leader="dot" w:pos="8630"/>
-            </w:tabs>
-            <w:rPr>
-              <w:rFonts w:asciiTheme="minorHAnsi" w:hAnsiTheme="minorHAnsi"/>
-              <w:noProof/>
-              <w:sz w:val="22"/>
-              <w:lang w:val="vi-VN" w:eastAsia="ja-JP"/>
-            </w:rPr>
-          </w:pPr>
-          <w:hyperlink w:anchor="_Toc242355008" w:history="1">
-            <w:r>
-              <w:rPr>
-                <w:rStyle w:val="Hyperlink"/>
-                <w:noProof/>
-              </w:rPr>
-              <w:t>11. F9 – BÁO CÁO DOANH THU VÀ THỐNG KÊ (REVENUE REPORT)</w:t>
-            </w:r>
-            <w:r>
-              <w:rPr>
-                <w:noProof/>
-                <w:webHidden/>
-              </w:rPr>
-              <w:tab/>
-            </w:r>
-            <w:r>
-              <w:rPr>
-                <w:noProof/>
-                <w:webHidden/>
-              </w:rPr>
-              <w:fldChar w:fldCharType="begin"/>
-            </w:r>
-            <w:r>
-              <w:rPr>
-                <w:noProof/>
-                <w:webHidden/>
-              </w:rPr>
-              <w:instrText xml:space="preserve"> PAGEREF _Toc242355008 \h </w:instrText>
-            </w:r>
-            <w:r>
-              <w:rPr>
-                <w:noProof/>
-                <w:webHidden/>
-              </w:rPr>
-            </w:r>
-            <w:r>
-              <w:rPr>
-                <w:noProof/>
-                <w:webHidden/>
-              </w:rPr>
-              <w:fldChar w:fldCharType="separate"/>
-            </w:r>
-            <w:r>
-              <w:rPr>
-                <w:noProof/>
-                <w:webHidden/>
-              </w:rPr>
-              <w:t>18</w:t>
-            </w:r>
-            <w:r>
-              <w:rPr>
-                <w:noProof/>
-                <w:webHidden/>
-              </w:rPr>
-              <w:fldChar w:fldCharType="end"/>
-            </w:r>
-          </w:hyperlink>
-        </w:p>
-        <w:p>
-          <w:pPr>
-            <w:pStyle w:val="TOC2"/>
-            <w:tabs>
-              <w:tab w:val="right" w:leader="dot" w:pos="8630"/>
-            </w:tabs>
-            <w:rPr>
-              <w:rFonts w:asciiTheme="minorHAnsi" w:hAnsiTheme="minorHAnsi"/>
-              <w:noProof/>
-              <w:sz w:val="22"/>
-              <w:lang w:val="vi-VN" w:eastAsia="ja-JP"/>
-            </w:rPr>
-          </w:pPr>
-          <w:hyperlink w:anchor="_Toc242355009" w:history="1">
-            <w:r>
-              <w:rPr>
-                <w:rStyle w:val="Hyperlink"/>
-                <w:noProof/>
-              </w:rPr>
-              <w:t>TODO 9.1 – Truy vấn thống kê theo khoảng ngày</w:t>
-            </w:r>
-            <w:r>
-              <w:rPr>
-                <w:noProof/>
-                <w:webHidden/>
-              </w:rPr>
-              <w:tab/>
-            </w:r>
-            <w:r>
-              <w:rPr>
-                <w:noProof/>
-                <w:webHidden/>
-              </w:rPr>
-              <w:fldChar w:fldCharType="begin"/>
-            </w:r>
-            <w:r>
-              <w:rPr>
-                <w:noProof/>
-                <w:webHidden/>
-              </w:rPr>
-              <w:instrText xml:space="preserve"> PAGEREF _Toc242355009 \h </w:instrText>
-            </w:r>
-            <w:r>
-              <w:rPr>
-                <w:noProof/>
-                <w:webHidden/>
-              </w:rPr>
-            </w:r>
-            <w:r>
-              <w:rPr>
-                <w:noProof/>
-                <w:webHidden/>
-              </w:rPr>
-              <w:fldChar w:fldCharType="separate"/>
-            </w:r>
-            <w:r>
-              <w:rPr>
-                <w:noProof/>
-                <w:webHidden/>
-              </w:rPr>
-              <w:t>18</w:t>
-            </w:r>
-            <w:r>
-              <w:rPr>
-                <w:noProof/>
-                <w:webHidden/>
-              </w:rPr>
-              <w:fldChar w:fldCharType="end"/>
-            </w:r>
-          </w:hyperlink>
-        </w:p>
-        <w:p>
-          <w:pPr>
-            <w:pStyle w:val="TOC2"/>
-            <w:tabs>
-              <w:tab w:val="right" w:leader="dot" w:pos="8630"/>
-            </w:tabs>
-            <w:rPr>
-              <w:rFonts w:asciiTheme="minorHAnsi" w:hAnsiTheme="minorHAnsi"/>
-              <w:noProof/>
-              <w:sz w:val="22"/>
-              <w:lang w:val="vi-VN" w:eastAsia="ja-JP"/>
-            </w:rPr>
-          </w:pPr>
-          <w:hyperlink w:anchor="_Toc242355010" w:history="1">
-            <w:r>
-              <w:rPr>
-                <w:rStyle w:val="Hyperlink"/>
-                <w:noProof/>
-              </w:rPr>
-              <w:t>TODO 9.2 – Báo cáo doanh thu gom theo phim</w:t>
-            </w:r>
-            <w:r>
-              <w:rPr>
-                <w:noProof/>
-                <w:webHidden/>
-              </w:rPr>
-              <w:tab/>
-            </w:r>
-            <w:r>
-              <w:rPr>
-                <w:noProof/>
-                <w:webHidden/>
-              </w:rPr>
-              <w:fldChar w:fldCharType="begin"/>
-            </w:r>
-            <w:r>
-              <w:rPr>
-                <w:noProof/>
-                <w:webHidden/>
-              </w:rPr>
-              <w:instrText xml:space="preserve"> PAGEREF _Toc242355010 \h </w:instrText>
-            </w:r>
-            <w:r>
-              <w:rPr>
-                <w:noProof/>
-                <w:webHidden/>
-              </w:rPr>
-            </w:r>
-            <w:r>
-              <w:rPr>
-                <w:noProof/>
-                <w:webHidden/>
-              </w:rPr>
-              <w:fldChar w:fldCharType="separate"/>
-            </w:r>
-            <w:r>
-              <w:rPr>
-                <w:noProof/>
-                <w:webHidden/>
-              </w:rPr>
-              <w:t>18</w:t>
-            </w:r>
-            <w:r>
-              <w:rPr>
-                <w:noProof/>
-                <w:webHidden/>
-              </w:rPr>
-              <w:fldChar w:fldCharType="end"/>
-            </w:r>
-          </w:hyperlink>
-        </w:p>
-        <w:p>
-          <w:pPr>
-            <w:pStyle w:val="TOC2"/>
-            <w:tabs>
-              <w:tab w:val="right" w:leader="dot" w:pos="8630"/>
-            </w:tabs>
-            <w:rPr>
-              <w:rFonts w:asciiTheme="minorHAnsi" w:hAnsiTheme="minorHAnsi"/>
-              <w:noProof/>
-              <w:sz w:val="22"/>
-              <w:lang w:val="vi-VN" w:eastAsia="ja-JP"/>
-            </w:rPr>
-          </w:pPr>
-          <w:hyperlink w:anchor="_Toc242355011" w:history="1">
-            <w:r>
-              <w:rPr>
-                <w:rStyle w:val="Hyperlink"/>
-                <w:noProof/>
-              </w:rPr>
-              <w:t>TODO 9.3 – Endpoint GET /api/bookings/report</w:t>
-            </w:r>
-            <w:r>
-              <w:rPr>
-                <w:noProof/>
-                <w:webHidden/>
-              </w:rPr>
-              <w:tab/>
-            </w:r>
-            <w:r>
-              <w:rPr>
-                <w:noProof/>
-                <w:webHidden/>
-              </w:rPr>
-              <w:fldChar w:fldCharType="begin"/>
-            </w:r>
-            <w:r>
-              <w:rPr>
-                <w:noProof/>
-                <w:webHidden/>
-              </w:rPr>
-              <w:instrText xml:space="preserve"> PAGEREF _Toc242355011 \h </w:instrText>
-            </w:r>
-            <w:r>
-              <w:rPr>
-                <w:noProof/>
-                <w:webHidden/>
-              </w:rPr>
-            </w:r>
-            <w:r>
-              <w:rPr>
-                <w:noProof/>
-                <w:webHidden/>
-              </w:rPr>
-              <w:fldChar w:fldCharType="separate"/>
-            </w:r>
-            <w:r>
-              <w:rPr>
-                <w:noProof/>
-                <w:webHidden/>
-              </w:rPr>
-              <w:t>18</w:t>
-            </w:r>
-            <w:r>
-              <w:rPr>
-                <w:noProof/>
-                <w:webHidden/>
-              </w:rPr>
-              <w:fldChar w:fldCharType="end"/>
-            </w:r>
-          </w:hyperlink>
-        </w:p>
-        <w:p>
-          <w:pPr>
-            <w:pStyle w:val="TOC1"/>
-            <w:tabs>
-              <w:tab w:val="right" w:leader="dot" w:pos="8630"/>
-            </w:tabs>
-            <w:rPr>
-              <w:rFonts w:asciiTheme="minorHAnsi" w:hAnsiTheme="minorHAnsi"/>
-              <w:noProof/>
-              <w:sz w:val="22"/>
-              <w:lang w:val="vi-VN" w:eastAsia="ja-JP"/>
-            </w:rPr>
-          </w:pPr>
-          <w:hyperlink w:anchor="_Toc242355012" w:history="1">
-            <w:r>
-              <w:rPr>
-                <w:rStyle w:val="Hyperlink"/>
-                <w:noProof/>
-              </w:rPr>
-              <w:t>12. F10 – ĐỊNH TUYẾN VÀ BẢO MẬT API GATEWAY (ROUTING &amp; SECURITY)</w:t>
-            </w:r>
-            <w:r>
-              <w:rPr>
-                <w:noProof/>
-                <w:webHidden/>
-              </w:rPr>
-              <w:tab/>
-            </w:r>
-            <w:r>
-              <w:rPr>
-                <w:noProof/>
-                <w:webHidden/>
-              </w:rPr>
-              <w:fldChar w:fldCharType="begin"/>
-            </w:r>
-            <w:r>
-              <w:rPr>
-                <w:noProof/>
-                <w:webHidden/>
-              </w:rPr>
-              <w:instrText xml:space="preserve"> PAGEREF _Toc242355012 \h </w:instrText>
-            </w:r>
-            <w:r>
-              <w:rPr>
-                <w:noProof/>
-                <w:webHidden/>
-              </w:rPr>
-            </w:r>
-            <w:r>
-              <w:rPr>
-                <w:noProof/>
-                <w:webHidden/>
-              </w:rPr>
-              <w:fldChar w:fldCharType="separate"/>
-            </w:r>
-            <w:r>
-              <w:rPr>
-                <w:noProof/>
-                <w:webHidden/>
-              </w:rPr>
-              <w:t>19</w:t>
-            </w:r>
-            <w:r>
-              <w:rPr>
-                <w:noProof/>
-                <w:webHidden/>
-              </w:rPr>
-              <w:fldChar w:fldCharType="end"/>
-            </w:r>
-          </w:hyperlink>
-        </w:p>
-        <w:p>
-          <w:pPr>
-            <w:pStyle w:val="TOC2"/>
-            <w:tabs>
-              <w:tab w:val="right" w:leader="dot" w:pos="8630"/>
-            </w:tabs>
-            <w:rPr>
-              <w:rFonts w:asciiTheme="minorHAnsi" w:hAnsiTheme="minorHAnsi"/>
-              <w:noProof/>
-              <w:sz w:val="22"/>
-              <w:lang w:val="vi-VN" w:eastAsia="ja-JP"/>
-            </w:rPr>
-          </w:pPr>
-          <w:hyperlink w:anchor="_Toc242355013" w:history="1">
-            <w:r>
-              <w:rPr>
-                <w:rStyle w:val="Hyperlink"/>
-                <w:noProof/>
-              </w:rPr>
-              <w:t>TODO 10.1 – Cấu hình Gateway và JWT Secret</w:t>
-            </w:r>
-            <w:r>
-              <w:rPr>
-                <w:noProof/>
-                <w:webHidden/>
-              </w:rPr>
-              <w:tab/>
-            </w:r>
-            <w:r>
-              <w:rPr>
-                <w:noProof/>
-                <w:webHidden/>
-              </w:rPr>
-              <w:fldChar w:fldCharType="begin"/>
-            </w:r>
-            <w:r>
-              <w:rPr>
-                <w:noProof/>
-                <w:webHidden/>
-              </w:rPr>
-              <w:instrText xml:space="preserve"> PAGEREF _Toc242355013 \h </w:instrText>
-            </w:r>
-            <w:r>
-              <w:rPr>
-                <w:noProof/>
-                <w:webHidden/>
-              </w:rPr>
-            </w:r>
-            <w:r>
-              <w:rPr>
-                <w:noProof/>
-                <w:webHidden/>
-              </w:rPr>
-              <w:fldChar w:fldCharType="separate"/>
-            </w:r>
-            <w:r>
-              <w:rPr>
-                <w:noProof/>
-                <w:webHidden/>
-              </w:rPr>
-              <w:t>19</w:t>
-            </w:r>
-            <w:r>
-              <w:rPr>
-                <w:noProof/>
-                <w:webHidden/>
-              </w:rPr>
-              <w:fldChar w:fldCharType="end"/>
-            </w:r>
-          </w:hyperlink>
-        </w:p>
-        <w:p>
-          <w:pPr>
-            <w:pStyle w:val="TOC2"/>
-            <w:tabs>
-              <w:tab w:val="right" w:leader="dot" w:pos="8630"/>
-            </w:tabs>
-            <w:rPr>
-              <w:rFonts w:asciiTheme="minorHAnsi" w:hAnsiTheme="minorHAnsi"/>
-              <w:noProof/>
-              <w:sz w:val="22"/>
-              <w:lang w:val="vi-VN" w:eastAsia="ja-JP"/>
-            </w:rPr>
-          </w:pPr>
-          <w:hyperlink w:anchor="_Toc242355014" w:history="1">
-            <w:r>
-              <w:rPr>
-                <w:rStyle w:val="Hyperlink"/>
-                <w:noProof/>
-              </w:rPr>
-              <w:t>TODO 10.2 – UserHeaderFilter chống giả mạo</w:t>
-            </w:r>
-            <w:r>
-              <w:rPr>
-                <w:noProof/>
-                <w:webHidden/>
-              </w:rPr>
-              <w:tab/>
-            </w:r>
-            <w:r>
-              <w:rPr>
-                <w:noProof/>
-                <w:webHidden/>
-              </w:rPr>
-              <w:fldChar w:fldCharType="begin"/>
-            </w:r>
-            <w:r>
-              <w:rPr>
-                <w:noProof/>
-                <w:webHidden/>
-              </w:rPr>
-              <w:instrText xml:space="preserve"> PAGEREF _Toc242355014 \h </w:instrText>
-            </w:r>
-            <w:r>
-              <w:rPr>
-                <w:noProof/>
-                <w:webHidden/>
-              </w:rPr>
-            </w:r>
-            <w:r>
-              <w:rPr>
-                <w:noProof/>
-                <w:webHidden/>
-              </w:rPr>
-              <w:fldChar w:fldCharType="separate"/>
-            </w:r>
-            <w:r>
-              <w:rPr>
-                <w:noProof/>
-                <w:webHidden/>
-              </w:rPr>
-              <w:t>19</w:t>
-            </w:r>
-            <w:r>
-              <w:rPr>
-                <w:noProof/>
-                <w:webHidden/>
-              </w:rPr>
-              <w:fldChar w:fldCharType="end"/>
-            </w:r>
-          </w:hyperlink>
-        </w:p>
-        <w:p>
-          <w:pPr>
-            <w:pStyle w:val="TOC2"/>
-            <w:tabs>
-              <w:tab w:val="right" w:leader="dot" w:pos="8630"/>
-            </w:tabs>
-            <w:rPr>
-              <w:rFonts w:asciiTheme="minorHAnsi" w:hAnsiTheme="minorHAnsi"/>
-              <w:noProof/>
-              <w:sz w:val="22"/>
-              <w:lang w:val="vi-VN" w:eastAsia="ja-JP"/>
-            </w:rPr>
-          </w:pPr>
-          <w:hyperlink w:anchor="_Toc242355015" w:history="1">
-            <w:r>
-              <w:rPr>
-                <w:rStyle w:val="Hyperlink"/>
-                <w:noProof/>
-              </w:rPr>
-              <w:t>TODO 10.3 – Định tuyến RouterFunction</w:t>
-            </w:r>
-            <w:r>
-              <w:rPr>
-                <w:noProof/>
-                <w:webHidden/>
-              </w:rPr>
-              <w:tab/>
-            </w:r>
-            <w:r>
-              <w:rPr>
-                <w:noProof/>
-                <w:webHidden/>
-              </w:rPr>
-              <w:fldChar w:fldCharType="begin"/>
-            </w:r>
-            <w:r>
-              <w:rPr>
-                <w:noProof/>
-                <w:webHidden/>
-              </w:rPr>
-              <w:instrText xml:space="preserve"> PAGEREF _Toc242355015 \h </w:instrText>
-            </w:r>
-            <w:r>
-              <w:rPr>
-                <w:noProof/>
-                <w:webHidden/>
-              </w:rPr>
-            </w:r>
-            <w:r>
-              <w:rPr>
-                <w:noProof/>
-                <w:webHidden/>
-              </w:rPr>
-              <w:fldChar w:fldCharType="separate"/>
-            </w:r>
-            <w:r>
-              <w:rPr>
-                <w:noProof/>
-                <w:webHidden/>
-              </w:rPr>
-              <w:t>19</w:t>
-            </w:r>
-            <w:r>
-              <w:rPr>
-                <w:noProof/>
-                <w:webHidden/>
-              </w:rPr>
-              <w:fldChar w:fldCharType="end"/>
-            </w:r>
-          </w:hyperlink>
-        </w:p>
-        <w:p>
-          <w:pPr>
-            <w:pStyle w:val="TOC2"/>
-            <w:tabs>
-              <w:tab w:val="right" w:leader="dot" w:pos="8630"/>
-            </w:tabs>
-            <w:rPr>
-              <w:rFonts w:asciiTheme="minorHAnsi" w:hAnsiTheme="minorHAnsi"/>
-              <w:noProof/>
-              <w:sz w:val="22"/>
-              <w:lang w:val="vi-VN" w:eastAsia="ja-JP"/>
-            </w:rPr>
-          </w:pPr>
-          <w:hyperlink w:anchor="_Toc242355016" w:history="1">
-            <w:r>
-              <w:rPr>
-                <w:rStyle w:val="Hyperlink"/>
-                <w:noProof/>
-              </w:rPr>
-              <w:t>TODO 10.4 – SecurityFilterChain phân quyền RBAC</w:t>
-            </w:r>
-            <w:r>
-              <w:rPr>
-                <w:noProof/>
-                <w:webHidden/>
-              </w:rPr>
-              <w:tab/>
-            </w:r>
-            <w:r>
-              <w:rPr>
-                <w:noProof/>
-                <w:webHidden/>
-              </w:rPr>
-              <w:fldChar w:fldCharType="begin"/>
-            </w:r>
-            <w:r>
-              <w:rPr>
-                <w:noProof/>
-                <w:webHidden/>
-              </w:rPr>
-              <w:instrText xml:space="preserve"> PAGEREF _Toc242355016 \h </w:instrText>
-            </w:r>
-            <w:r>
-              <w:rPr>
-                <w:noProof/>
-                <w:webHidden/>
-              </w:rPr>
-            </w:r>
-            <w:r>
-              <w:rPr>
-                <w:noProof/>
-                <w:webHidden/>
-              </w:rPr>
-              <w:fldChar w:fldCharType="separate"/>
-            </w:r>
-            <w:r>
-              <w:rPr>
-                <w:noProof/>
-                <w:webHidden/>
-              </w:rPr>
-              <w:t>20</w:t>
-            </w:r>
-            <w:r>
-              <w:rPr>
-                <w:noProof/>
-                <w:webHidden/>
-              </w:rPr>
-              <w:fldChar w:fldCharType="end"/>
-            </w:r>
-          </w:hyperlink>
-        </w:p>
-        <w:p>
-          <w:pPr>
-            <w:pStyle w:val="TOC1"/>
-            <w:tabs>
-              <w:tab w:val="right" w:leader="dot" w:pos="8630"/>
-            </w:tabs>
-            <w:rPr>
-              <w:rFonts w:asciiTheme="minorHAnsi" w:hAnsiTheme="minorHAnsi"/>
-              <w:noProof/>
-              <w:sz w:val="22"/>
-              <w:lang w:val="vi-VN" w:eastAsia="ja-JP"/>
-            </w:rPr>
-          </w:pPr>
-          <w:hyperlink w:anchor="_Toc242355017" w:history="1">
-            <w:r>
-              <w:rPr>
-                <w:rStyle w:val="Hyperlink"/>
-                <w:noProof/>
-              </w:rPr>
-              <w:t>13. F11 – KIỂM THỬ TỰ ĐỘNG BẰNG POSTMAN (AUTOMATED TESTING)</w:t>
-            </w:r>
-            <w:r>
-              <w:rPr>
-                <w:noProof/>
-                <w:webHidden/>
-              </w:rPr>
-              <w:tab/>
-            </w:r>
-            <w:r>
-              <w:rPr>
-                <w:noProof/>
-                <w:webHidden/>
-              </w:rPr>
-              <w:fldChar w:fldCharType="begin"/>
-            </w:r>
-            <w:r>
-              <w:rPr>
-                <w:noProof/>
-                <w:webHidden/>
-              </w:rPr>
-              <w:instrText xml:space="preserve"> PAGEREF _Toc242355017 \h </w:instrText>
-            </w:r>
-            <w:r>
-              <w:rPr>
-                <w:noProof/>
-                <w:webHidden/>
-              </w:rPr>
-            </w:r>
-            <w:r>
-              <w:rPr>
-                <w:noProof/>
-                <w:webHidden/>
-              </w:rPr>
-              <w:fldChar w:fldCharType="separate"/>
-            </w:r>
-            <w:r>
-              <w:rPr>
-                <w:noProof/>
-                <w:webHidden/>
-              </w:rPr>
-              <w:t>20</w:t>
-            </w:r>
-            <w:r>
-              <w:rPr>
-                <w:noProof/>
-                <w:webHidden/>
-              </w:rPr>
-              <w:fldChar w:fldCharType="end"/>
-            </w:r>
-          </w:hyperlink>
-        </w:p>
-        <w:p>
-          <w:pPr>
-            <w:pStyle w:val="TOC2"/>
-            <w:tabs>
-              <w:tab w:val="right" w:leader="dot" w:pos="8630"/>
-            </w:tabs>
-            <w:rPr>
-              <w:rFonts w:asciiTheme="minorHAnsi" w:hAnsiTheme="minorHAnsi"/>
-              <w:noProof/>
-              <w:sz w:val="22"/>
-              <w:lang w:val="vi-VN" w:eastAsia="ja-JP"/>
-            </w:rPr>
-          </w:pPr>
-          <w:hyperlink w:anchor="_Toc242355018" w:history="1">
-            <w:r>
-              <w:rPr>
-                <w:rStyle w:val="Hyperlink"/>
-                <w:noProof/>
-              </w:rPr>
-              <w:t>TODO 11.1 – Postman Environment FUCinema-Local</w:t>
-            </w:r>
-            <w:r>
-              <w:rPr>
-                <w:noProof/>
-                <w:webHidden/>
-              </w:rPr>
-              <w:tab/>
-            </w:r>
-            <w:r>
-              <w:rPr>
-                <w:noProof/>
-                <w:webHidden/>
-              </w:rPr>
-              <w:fldChar w:fldCharType="begin"/>
-            </w:r>
-            <w:r>
-              <w:rPr>
-                <w:noProof/>
-                <w:webHidden/>
-              </w:rPr>
-              <w:instrText xml:space="preserve"> PAGEREF _Toc242355018 \h </w:instrText>
-            </w:r>
-            <w:r>
-              <w:rPr>
-                <w:noProof/>
-                <w:webHidden/>
-              </w:rPr>
-            </w:r>
-            <w:r>
-              <w:rPr>
-                <w:noProof/>
-                <w:webHidden/>
-              </w:rPr>
-              <w:fldChar w:fldCharType="separate"/>
-            </w:r>
-            <w:r>
-              <w:rPr>
-                <w:noProof/>
-                <w:webHidden/>
-              </w:rPr>
-              <w:t>20</w:t>
-            </w:r>
-            <w:r>
-              <w:rPr>
-                <w:noProof/>
-                <w:webHidden/>
-              </w:rPr>
-              <w:fldChar w:fldCharType="end"/>
-            </w:r>
-          </w:hyperlink>
-        </w:p>
-        <w:p>
-          <w:pPr>
-            <w:pStyle w:val="TOC2"/>
-            <w:tabs>
-              <w:tab w:val="right" w:leader="dot" w:pos="8630"/>
-            </w:tabs>
-            <w:rPr>
-              <w:rFonts w:asciiTheme="minorHAnsi" w:hAnsiTheme="minorHAnsi"/>
-              <w:noProof/>
-              <w:sz w:val="22"/>
-              <w:lang w:val="vi-VN" w:eastAsia="ja-JP"/>
-            </w:rPr>
-          </w:pPr>
-          <w:hyperlink w:anchor="_Toc242355019" w:history="1">
-            <w:r>
-              <w:rPr>
-                <w:rStyle w:val="Hyperlink"/>
-                <w:noProof/>
-              </w:rPr>
-              <w:t>TODO 11.2 – Postman Collection 8 Folders</w:t>
-            </w:r>
-            <w:r>
-              <w:rPr>
-                <w:noProof/>
-                <w:webHidden/>
-              </w:rPr>
-              <w:tab/>
-            </w:r>
-            <w:r>
-              <w:rPr>
-                <w:noProof/>
-                <w:webHidden/>
-              </w:rPr>
-              <w:fldChar w:fldCharType="begin"/>
-            </w:r>
-            <w:r>
-              <w:rPr>
-                <w:noProof/>
-                <w:webHidden/>
-              </w:rPr>
-              <w:instrText xml:space="preserve"> PAGEREF _Toc242355019 \h </w:instrText>
-            </w:r>
-            <w:r>
-              <w:rPr>
-                <w:noProof/>
-                <w:webHidden/>
-              </w:rPr>
-            </w:r>
-            <w:r>
-              <w:rPr>
-                <w:noProof/>
-                <w:webHidden/>
-              </w:rPr>
-              <w:fldChar w:fldCharType="separate"/>
-            </w:r>
-            <w:r>
-              <w:rPr>
-                <w:noProof/>
-                <w:webHidden/>
-              </w:rPr>
-              <w:t>20</w:t>
-            </w:r>
-            <w:r>
-              <w:rPr>
-                <w:noProof/>
-                <w:webHidden/>
-              </w:rPr>
-              <w:fldChar w:fldCharType="end"/>
-            </w:r>
-          </w:hyperlink>
-        </w:p>
-        <w:p>
-          <w:pPr>
-            <w:pStyle w:val="TOC2"/>
-            <w:tabs>
-              <w:tab w:val="right" w:leader="dot" w:pos="8630"/>
-            </w:tabs>
-            <w:rPr>
-              <w:rFonts w:asciiTheme="minorHAnsi" w:hAnsiTheme="minorHAnsi"/>
-              <w:noProof/>
-              <w:sz w:val="22"/>
-              <w:lang w:val="vi-VN" w:eastAsia="ja-JP"/>
-            </w:rPr>
-          </w:pPr>
-          <w:hyperlink w:anchor="_Toc242355020" w:history="1">
-            <w:r>
-              <w:rPr>
-                <w:rStyle w:val="Hyperlink"/>
-                <w:noProof/>
-              </w:rPr>
-              <w:t>TODO 11.3 – Collection Runner 83 Test Cases</w:t>
-            </w:r>
-            <w:r>
-              <w:rPr>
-                <w:noProof/>
-                <w:webHidden/>
-              </w:rPr>
-              <w:tab/>
-            </w:r>
-            <w:r>
-              <w:rPr>
-                <w:noProof/>
-                <w:webHidden/>
-              </w:rPr>
-              <w:fldChar w:fldCharType="begin"/>
-            </w:r>
-            <w:r>
-              <w:rPr>
-                <w:noProof/>
-                <w:webHidden/>
-              </w:rPr>
-              <w:instrText xml:space="preserve"> PAGEREF _Toc242355020 \h </w:instrText>
-            </w:r>
-            <w:r>
-              <w:rPr>
-                <w:noProof/>
-                <w:webHidden/>
-              </w:rPr>
-            </w:r>
-            <w:r>
-              <w:rPr>
-                <w:noProof/>
-                <w:webHidden/>
-              </w:rPr>
-              <w:fldChar w:fldCharType="separate"/>
-            </w:r>
-            <w:r>
-              <w:rPr>
-                <w:noProof/>
-                <w:webHidden/>
-              </w:rPr>
-              <w:t>21</w:t>
-            </w:r>
-            <w:r>
-              <w:rPr>
-                <w:noProof/>
-                <w:webHidden/>
-              </w:rPr>
-              <w:fldChar w:fldCharType="end"/>
-            </w:r>
-          </w:hyperlink>
-        </w:p>
-        <w:p>
-          <w:pPr>
-            <w:pStyle w:val="TOC1"/>
-            <w:tabs>
-              <w:tab w:val="right" w:leader="dot" w:pos="8630"/>
-            </w:tabs>
-            <w:rPr>
-              <w:rFonts w:asciiTheme="minorHAnsi" w:hAnsiTheme="minorHAnsi"/>
-              <w:noProof/>
-              <w:sz w:val="22"/>
-              <w:lang w:val="vi-VN" w:eastAsia="ja-JP"/>
-            </w:rPr>
-          </w:pPr>
-          <w:hyperlink w:anchor="_Toc242355021" w:history="1">
-            <w:r>
-              <w:rPr>
-                <w:rStyle w:val="Hyperlink"/>
-                <w:noProof/>
-              </w:rPr>
-              <w:t>14. KIỂM TRA TOÀN VẸN DỮ LIỆU TRỰC TIẾP TRÊN 3 DATABASE</w:t>
-            </w:r>
-            <w:r>
-              <w:rPr>
-                <w:noProof/>
-                <w:webHidden/>
-              </w:rPr>
-              <w:tab/>
-            </w:r>
-            <w:r>
-              <w:rPr>
-                <w:noProof/>
-                <w:webHidden/>
-              </w:rPr>
-              <w:fldChar w:fldCharType="begin"/>
-            </w:r>
-            <w:r>
-              <w:rPr>
-                <w:noProof/>
-                <w:webHidden/>
-              </w:rPr>
-              <w:instrText xml:space="preserve"> PAGEREF _Toc242355021 \h </w:instrText>
-            </w:r>
-            <w:r>
-              <w:rPr>
-                <w:noProof/>
-                <w:webHidden/>
-              </w:rPr>
-            </w:r>
-            <w:r>
-              <w:rPr>
-                <w:noProof/>
-                <w:webHidden/>
-              </w:rPr>
-              <w:fldChar w:fldCharType="separate"/>
-            </w:r>
-            <w:r>
-              <w:rPr>
-                <w:noProof/>
-                <w:webHidden/>
-              </w:rPr>
-              <w:t>21</w:t>
-            </w:r>
-            <w:r>
-              <w:rPr>
-                <w:noProof/>
-                <w:webHidden/>
-              </w:rPr>
-              <w:fldChar w:fldCharType="end"/>
-            </w:r>
-          </w:hyperlink>
-        </w:p>
-        <w:p>
-          <w:pPr>
-            <w:pStyle w:val="TOC1"/>
-            <w:tabs>
-              <w:tab w:val="right" w:leader="dot" w:pos="8630"/>
-            </w:tabs>
-            <w:rPr>
-              <w:rFonts w:asciiTheme="minorHAnsi" w:hAnsiTheme="minorHAnsi"/>
-              <w:noProof/>
-              <w:sz w:val="22"/>
-              <w:lang w:val="vi-VN" w:eastAsia="ja-JP"/>
-            </w:rPr>
-          </w:pPr>
-          <w:hyperlink w:anchor="_Toc242355022" w:history="1">
-            <w:r>
-              <w:rPr>
-                <w:rStyle w:val="Hyperlink"/>
-                <w:noProof/>
-              </w:rPr>
-              <w:t>15. LỊCH SỬ COMMIT GIT THEO CHUẨN CONVENTIONAL COMMITS</w:t>
-            </w:r>
-            <w:r>
-              <w:rPr>
-                <w:noProof/>
-                <w:webHidden/>
-              </w:rPr>
-              <w:tab/>
-            </w:r>
-            <w:r>
-              <w:rPr>
-                <w:noProof/>
-                <w:webHidden/>
-              </w:rPr>
-              <w:fldChar w:fldCharType="begin"/>
-            </w:r>
-            <w:r>
-              <w:rPr>
-                <w:noProof/>
-                <w:webHidden/>
-              </w:rPr>
-              <w:instrText xml:space="preserve"> PAGEREF _Toc242355022 \h </w:instrText>
-            </w:r>
-            <w:r>
-              <w:rPr>
-                <w:noProof/>
-                <w:webHidden/>
-              </w:rPr>
-            </w:r>
-            <w:r>
-              <w:rPr>
-                <w:noProof/>
-                <w:webHidden/>
-              </w:rPr>
-              <w:fldChar w:fldCharType="separate"/>
-            </w:r>
-            <w:r>
-              <w:rPr>
-                <w:noProof/>
-                <w:webHidden/>
-              </w:rPr>
-              <w:t>22</w:t>
+              <w:t>57</w:t>
             </w:r>
             <w:r>
               <w:rPr>
@@ -5341,7 +5334,6 @@
       <w:pPr>
         <w:spacing w:after="80"/>
       </w:pPr>
-      <w:bookmarkStart w:id="0" w:name="_Toc242354954"/>
     </w:p>
     <w:p>
       <w:pPr>
@@ -5355,7 +5347,6 @@
         </w:rPr>
         <w:t>1. TỔNG QUAN KIẾN TRÚC HỆ THỐNG (SYSTEM ARCHITECTURE)</w:t>
       </w:r>
-      <w:bookmarkEnd w:id="0"/>
     </w:p>
     <w:p>
       <w:pPr>
@@ -5409,8 +5400,15 @@
           <w:color w:val="000000"/>
           <w:sz w:val="24"/>
         </w:rPr>
+        <w:t xml:space="preserve">• Booking Service (Port 8083, MySQL 8.3.0 - DB cinema_booking): Đảm nhiệm toàn bộ quy trình đặt vé xem phim, sơ đồ ghế thời gian thực, quản lý lịch sử </w:t>
+      </w:r>
+      <w:r>
+        <w:rPr>
+          <w:color w:val="000000"/>
+          <w:sz w:val="24"/>
+        </w:rPr>
         <w:lastRenderedPageBreak/>
-        <w:t>• Booking Service (Port 8083, MySQL 8.3.0 - DB cinema_booking): Đảm nhiệm toàn bộ quy trình đặt vé xem phim, sơ đồ ghế thời gian thực, quản lý lịch sử đặt vé, hủy vé và xuất báo cáo thống kê doanh thu. Đòi hỏi tính toàn vẹn ACID cao trong giao dịch ghi đồng thời thông tin hóa đơn và chi tiết vé.</w:t>
+        <w:t>đặt vé, hủy vé và xuất báo cáo thống kê doanh thu. Đòi hỏi tính toàn vẹn ACID cao trong giao dịch ghi đồng thời thông tin hóa đơn và chi tiết vé.</w:t>
       </w:r>
     </w:p>
     <w:p>
@@ -5503,7 +5501,7 @@
         <w:pStyle w:val="1Tieude1"/>
         <w:spacing w:before="320" w:after="120"/>
       </w:pPr>
-      <w:bookmarkStart w:id="1" w:name="_Toc242354955"/>
+      <w:bookmarkStart w:id="0" w:name="_Toc242390151"/>
       <w:r>
         <w:rPr>
           <w:color w:val="000000"/>
@@ -5511,7 +5509,7 @@
         </w:rPr>
         <w:t>2. F0 – HẠ TẦNG VÀ KHỞI TẠO DỰ ÁN (INFRASTRUCTURE &amp; BOOTSTRAP)</w:t>
       </w:r>
-      <w:bookmarkEnd w:id="1"/>
+      <w:bookmarkEnd w:id="0"/>
     </w:p>
     <w:p>
       <w:pPr>
@@ -5530,7 +5528,7 @@
       <w:pPr>
         <w:pStyle w:val="1Tieude2"/>
       </w:pPr>
-      <w:bookmarkStart w:id="2" w:name="_Toc242354956"/>
+      <w:bookmarkStart w:id="1" w:name="_Toc242390152"/>
       <w:r>
         <w:rPr>
           <w:color w:val="000000"/>
@@ -5538,7 +5536,7 @@
         </w:rPr>
         <w:t>TODO 0.1 – Tạo docker-compose.yml khởi chạy 3 Database</w:t>
       </w:r>
-      <w:bookmarkEnd w:id="2"/>
+      <w:bookmarkEnd w:id="1"/>
     </w:p>
     <w:p>
       <w:pPr>
@@ -5649,7 +5647,7 @@
       <w:pPr>
         <w:pStyle w:val="1Tieude2"/>
       </w:pPr>
-      <w:bookmarkStart w:id="3" w:name="_Toc242354957"/>
+      <w:bookmarkStart w:id="2" w:name="_Toc242390153"/>
       <w:r>
         <w:rPr>
           <w:color w:val="000000"/>
@@ -5657,7 +5655,7 @@
         </w:rPr>
         <w:t>TODO 0.2 – Scripts khởi tạo Database SQL Server và MySQL</w:t>
       </w:r>
-      <w:bookmarkEnd w:id="3"/>
+      <w:bookmarkEnd w:id="2"/>
     </w:p>
     <w:p>
       <w:pPr>
@@ -5759,7 +5757,7 @@
       <w:pPr>
         <w:pStyle w:val="1Tieude2"/>
       </w:pPr>
-      <w:bookmarkStart w:id="4" w:name="_Toc242354958"/>
+      <w:bookmarkStart w:id="3" w:name="_Toc242390154"/>
       <w:r>
         <w:rPr>
           <w:color w:val="000000"/>
@@ -5767,7 +5765,7 @@
         </w:rPr>
         <w:t>TODO 0.3 – Khởi tạo cấu trúc 3 Microservices</w:t>
       </w:r>
-      <w:bookmarkEnd w:id="4"/>
+      <w:bookmarkEnd w:id="3"/>
     </w:p>
     <w:p>
       <w:pPr>
@@ -5925,7 +5923,7 @@
       <w:pPr>
         <w:pStyle w:val="1Tieude2"/>
       </w:pPr>
-      <w:bookmarkStart w:id="5" w:name="_Toc242354959"/>
+      <w:bookmarkStart w:id="4" w:name="_Toc242390155"/>
       <w:r>
         <w:rPr>
           <w:color w:val="000000"/>
@@ -5933,7 +5931,7 @@
         </w:rPr>
         <w:t>TODO 0.4 – Khởi tạo dự án API Gateway</w:t>
       </w:r>
-      <w:bookmarkEnd w:id="5"/>
+      <w:bookmarkEnd w:id="4"/>
     </w:p>
     <w:p>
       <w:pPr>
@@ -6087,7 +6085,7 @@
       <w:pPr>
         <w:pStyle w:val="1Tieude2"/>
       </w:pPr>
-      <w:bookmarkStart w:id="6" w:name="_Toc242354960"/>
+      <w:bookmarkStart w:id="5" w:name="_Toc242390156"/>
       <w:r>
         <w:rPr>
           <w:color w:val="000000"/>
@@ -6095,7 +6093,7 @@
         </w:rPr>
         <w:t>TODO 0.5 – Cấu hình Datasource và kết nối Database</w:t>
       </w:r>
-      <w:bookmarkEnd w:id="6"/>
+      <w:bookmarkEnd w:id="5"/>
     </w:p>
     <w:p>
       <w:pPr>
@@ -6363,7 +6361,7 @@
       <w:pPr>
         <w:pStyle w:val="1Tieude2"/>
       </w:pPr>
-      <w:bookmarkStart w:id="7" w:name="_Toc242354961"/>
+      <w:bookmarkStart w:id="6" w:name="_Toc242390157"/>
       <w:r>
         <w:rPr>
           <w:color w:val="000000"/>
@@ -6371,7 +6369,7 @@
         </w:rPr>
         <w:t>TODO 0.6 – Xây dựng Global Exception Handler</w:t>
       </w:r>
-      <w:bookmarkEnd w:id="7"/>
+      <w:bookmarkEnd w:id="6"/>
     </w:p>
     <w:p>
       <w:pPr>
@@ -6641,7 +6639,7 @@
         <w:pStyle w:val="1Tieude1"/>
         <w:spacing w:before="320" w:after="120"/>
       </w:pPr>
-      <w:bookmarkStart w:id="8" w:name="_Toc242354962"/>
+      <w:bookmarkStart w:id="7" w:name="_Toc242390158"/>
       <w:r>
         <w:rPr>
           <w:color w:val="000000"/>
@@ -6649,7 +6647,7 @@
         </w:rPr>
         <w:t>3. F1 – XÁC THỰC NGƯỜI DÙNG (AUTHENTICATION - CUSTOMER SERVICE &amp; GATEWAY)</w:t>
       </w:r>
-      <w:bookmarkEnd w:id="8"/>
+      <w:bookmarkEnd w:id="7"/>
     </w:p>
     <w:p>
       <w:pPr>
@@ -6668,7 +6666,7 @@
       <w:pPr>
         <w:pStyle w:val="1Tieude2"/>
       </w:pPr>
-      <w:bookmarkStart w:id="9" w:name="_Toc242354963"/>
+      <w:bookmarkStart w:id="8" w:name="_Toc242390159"/>
       <w:r>
         <w:rPr>
           <w:color w:val="000000"/>
@@ -6676,7 +6674,7 @@
         </w:rPr>
         <w:t>TODO 1.1 – Cấu hình Admin và JWT Secret</w:t>
       </w:r>
-      <w:bookmarkEnd w:id="9"/>
+      <w:bookmarkEnd w:id="8"/>
     </w:p>
     <w:p>
       <w:pPr>
@@ -6779,7 +6777,7 @@
       <w:pPr>
         <w:pStyle w:val="1Tieude2"/>
       </w:pPr>
-      <w:bookmarkStart w:id="10" w:name="_Toc242354964"/>
+      <w:bookmarkStart w:id="9" w:name="_Toc242390160"/>
       <w:r>
         <w:rPr>
           <w:color w:val="000000"/>
@@ -6787,7 +6785,7 @@
         </w:rPr>
         <w:t>TODO 1.2 – Cấu hình BCryptPasswordEncoder</w:t>
       </w:r>
-      <w:bookmarkEnd w:id="10"/>
+      <w:bookmarkEnd w:id="9"/>
     </w:p>
     <w:p>
       <w:pPr>
@@ -6890,7 +6888,7 @@
       <w:pPr>
         <w:pStyle w:val="1Tieude2"/>
       </w:pPr>
-      <w:bookmarkStart w:id="11" w:name="_Toc242354965"/>
+      <w:bookmarkStart w:id="10" w:name="_Toc242390161"/>
       <w:r>
         <w:rPr>
           <w:color w:val="000000"/>
@@ -6899,7 +6897,7 @@
         <w:lastRenderedPageBreak/>
         <w:t>TODO 1.3 – Xây dựng JwtService ký JWT HS256</w:t>
       </w:r>
-      <w:bookmarkEnd w:id="11"/>
+      <w:bookmarkEnd w:id="10"/>
     </w:p>
     <w:p>
       <w:pPr>
@@ -7071,7 +7069,7 @@
           <w:lang w:val="vi-VN"/>
         </w:rPr>
       </w:pPr>
-      <w:bookmarkStart w:id="12" w:name="_Toc242354966"/>
+      <w:bookmarkStart w:id="11" w:name="_Toc242390162"/>
       <w:r>
         <w:rPr>
           <w:color w:val="000000"/>
@@ -7080,7 +7078,7 @@
         </w:rPr>
         <w:t>TODO 1.4 – Hiện thực AuthService xác thực đăng nhập</w:t>
       </w:r>
-      <w:bookmarkEnd w:id="12"/>
+      <w:bookmarkEnd w:id="11"/>
     </w:p>
     <w:p>
       <w:pPr>
@@ -7183,7 +7181,7 @@
       <w:pPr>
         <w:pStyle w:val="1Tieude2"/>
       </w:pPr>
-      <w:bookmarkStart w:id="13" w:name="_Toc242354967"/>
+      <w:bookmarkStart w:id="12" w:name="_Toc242390163"/>
       <w:r>
         <w:rPr>
           <w:color w:val="000000"/>
@@ -7191,7 +7189,7 @@
         </w:rPr>
         <w:t>TODO 1.5 – Endpoint POST /api/auth/login</w:t>
       </w:r>
-      <w:bookmarkEnd w:id="13"/>
+      <w:bookmarkEnd w:id="12"/>
     </w:p>
     <w:p>
       <w:pPr>
@@ -7306,7 +7304,7 @@
         <w:pStyle w:val="1Tieude1"/>
         <w:spacing w:before="320" w:after="120"/>
       </w:pPr>
-      <w:bookmarkStart w:id="14" w:name="_Toc242354968"/>
+      <w:bookmarkStart w:id="13" w:name="_Toc242390164"/>
       <w:r>
         <w:rPr>
           <w:color w:val="000000"/>
@@ -7314,7 +7312,7 @@
         </w:rPr>
         <w:t>4. F2 – ĐĂNG KÝ VÀ QUẢN LÝ HỒ SƠ KHÁCH HÀNG (CUSTOMER PROFILE)</w:t>
       </w:r>
-      <w:bookmarkEnd w:id="14"/>
+      <w:bookmarkEnd w:id="13"/>
     </w:p>
     <w:p>
       <w:pPr>
@@ -7333,7 +7331,7 @@
       <w:pPr>
         <w:pStyle w:val="1Tieude2"/>
       </w:pPr>
-      <w:bookmarkStart w:id="15" w:name="_Toc242354969"/>
+      <w:bookmarkStart w:id="14" w:name="_Toc242390165"/>
       <w:r>
         <w:rPr>
           <w:color w:val="000000"/>
@@ -7341,7 +7339,7 @@
         </w:rPr>
         <w:t>TODO 2.1 – Migration Flyway SQL Server NVARCHAR</w:t>
       </w:r>
-      <w:bookmarkEnd w:id="15"/>
+      <w:bookmarkEnd w:id="14"/>
     </w:p>
     <w:p>
       <w:pPr>
@@ -7449,7 +7447,7 @@
       <w:pPr>
         <w:pStyle w:val="1Tieude2"/>
       </w:pPr>
-      <w:bookmarkStart w:id="16" w:name="_Toc242354970"/>
+      <w:bookmarkStart w:id="15" w:name="_Toc242390166"/>
       <w:r>
         <w:rPr>
           <w:color w:val="000000"/>
@@ -7457,7 +7455,7 @@
         </w:rPr>
         <w:t>TODO 2.2 – Entity Customer và CustomerRepository</w:t>
       </w:r>
-      <w:bookmarkEnd w:id="16"/>
+      <w:bookmarkEnd w:id="15"/>
     </w:p>
     <w:p>
       <w:pPr>
@@ -7622,7 +7620,7 @@
       <w:pPr>
         <w:pStyle w:val="1Tieude2"/>
       </w:pPr>
-      <w:bookmarkStart w:id="17" w:name="_Toc242354971"/>
+      <w:bookmarkStart w:id="16" w:name="_Toc242390167"/>
       <w:r>
         <w:rPr>
           <w:color w:val="000000"/>
@@ -7630,7 +7628,7 @@
         </w:rPr>
         <w:t>TODO 2.3 – Các DTO Request cho Customer</w:t>
       </w:r>
-      <w:bookmarkEnd w:id="17"/>
+      <w:bookmarkEnd w:id="16"/>
     </w:p>
     <w:p>
       <w:pPr>
@@ -7801,7 +7799,7 @@
           <w:lang w:val="vi-VN"/>
         </w:rPr>
       </w:pPr>
-      <w:bookmarkStart w:id="18" w:name="_Toc242354972"/>
+      <w:bookmarkStart w:id="17" w:name="_Toc242390168"/>
       <w:r>
         <w:rPr>
           <w:color w:val="000000"/>
@@ -7810,7 +7808,7 @@
         </w:rPr>
         <w:t>TODO 2.4 – Nghiệp vụ đăng ký tài khoản mới</w:t>
       </w:r>
-      <w:bookmarkEnd w:id="18"/>
+      <w:bookmarkEnd w:id="17"/>
     </w:p>
     <w:p>
       <w:pPr>
@@ -7927,7 +7925,7 @@
           <w:lang w:val="vi-VN"/>
         </w:rPr>
       </w:pPr>
-      <w:bookmarkStart w:id="19" w:name="_Toc242354973"/>
+      <w:bookmarkStart w:id="18" w:name="_Toc242390169"/>
       <w:r>
         <w:rPr>
           <w:color w:val="000000"/>
@@ -7936,7 +7934,7 @@
         </w:rPr>
         <w:t>TODO 2.5 – Xem hồ sơ, cập nhật và đổi mật khẩu</w:t>
       </w:r>
-      <w:bookmarkEnd w:id="19"/>
+      <w:bookmarkEnd w:id="18"/>
     </w:p>
     <w:p>
       <w:pPr>
@@ -8049,7 +8047,7 @@
       <w:pPr>
         <w:pStyle w:val="1Tieude2"/>
       </w:pPr>
-      <w:bookmarkStart w:id="20" w:name="_Toc242354974"/>
+      <w:bookmarkStart w:id="19" w:name="_Toc242390170"/>
       <w:r>
         <w:rPr>
           <w:color w:val="000000"/>
@@ -8057,7 +8055,7 @@
         </w:rPr>
         <w:t>TODO 2.6 – Endpoint đăng ký và /api/customers/me</w:t>
       </w:r>
-      <w:bookmarkEnd w:id="20"/>
+      <w:bookmarkEnd w:id="19"/>
     </w:p>
     <w:p>
       <w:pPr>
@@ -8169,7 +8167,7 @@
         <w:pStyle w:val="1Tieude1"/>
         <w:spacing w:before="320" w:after="120"/>
       </w:pPr>
-      <w:bookmarkStart w:id="21" w:name="_Toc242354975"/>
+      <w:bookmarkStart w:id="20" w:name="_Toc242390171"/>
       <w:r>
         <w:rPr>
           <w:color w:val="000000"/>
@@ -8177,7 +8175,7 @@
         </w:rPr>
         <w:t>5. F3 – QUẢN TRỊ VIÊN QUẢN LÝ KHÁCH HÀNG (ADMIN CUSTOMER MANAGEMENT)</w:t>
       </w:r>
-      <w:bookmarkEnd w:id="21"/>
+      <w:bookmarkEnd w:id="20"/>
     </w:p>
     <w:p>
       <w:pPr>
@@ -8196,7 +8194,7 @@
       <w:pPr>
         <w:pStyle w:val="1Tieude2"/>
       </w:pPr>
-      <w:bookmarkStart w:id="22" w:name="_Toc242354976"/>
+      <w:bookmarkStart w:id="21" w:name="_Toc242390172"/>
       <w:r>
         <w:rPr>
           <w:color w:val="000000"/>
@@ -8204,7 +8202,7 @@
         </w:rPr>
         <w:t>TODO 3.1 – DTO AdminCustomerRequest</w:t>
       </w:r>
-      <w:bookmarkEnd w:id="22"/>
+      <w:bookmarkEnd w:id="21"/>
     </w:p>
     <w:p>
       <w:pPr>
@@ -8308,7 +8306,7 @@
       <w:pPr>
         <w:pStyle w:val="1Tieude2"/>
       </w:pPr>
-      <w:bookmarkStart w:id="23" w:name="_Toc242354977"/>
+      <w:bookmarkStart w:id="22" w:name="_Toc242390173"/>
       <w:r>
         <w:rPr>
           <w:color w:val="000000"/>
@@ -8316,7 +8314,7 @@
         </w:rPr>
         <w:t>TODO 3.2 – CRUD và Soft Delete trong CustomerService</w:t>
       </w:r>
-      <w:bookmarkEnd w:id="23"/>
+      <w:bookmarkEnd w:id="22"/>
     </w:p>
     <w:p>
       <w:pPr>
@@ -8483,7 +8481,7 @@
       <w:pPr>
         <w:pStyle w:val="1Tieude2"/>
       </w:pPr>
-      <w:bookmarkStart w:id="24" w:name="_Toc242354978"/>
+      <w:bookmarkStart w:id="23" w:name="_Toc242390174"/>
       <w:r>
         <w:rPr>
           <w:color w:val="000000"/>
@@ -8491,7 +8489,7 @@
         </w:rPr>
         <w:t>TODO 3.3 – Endpoint quản trị /api/customers</w:t>
       </w:r>
-      <w:bookmarkEnd w:id="24"/>
+      <w:bookmarkEnd w:id="23"/>
     </w:p>
     <w:p>
       <w:pPr>
@@ -8606,7 +8604,7 @@
         <w:pStyle w:val="1Tieude1"/>
         <w:spacing w:before="320" w:after="120"/>
       </w:pPr>
-      <w:bookmarkStart w:id="25" w:name="_Toc242354979"/>
+      <w:bookmarkStart w:id="24" w:name="_Toc242390175"/>
       <w:r>
         <w:rPr>
           <w:color w:val="000000"/>
@@ -8614,7 +8612,7 @@
         </w:rPr>
         <w:t>6. F4 – QUẢN LÝ THỂ LOẠI VÀ PHÒNG CHIẾU (GENRE &amp; ROOM - MOVIE SERVICE)</w:t>
       </w:r>
-      <w:bookmarkEnd w:id="25"/>
+      <w:bookmarkEnd w:id="24"/>
     </w:p>
     <w:p>
       <w:pPr>
@@ -8633,7 +8631,7 @@
       <w:pPr>
         <w:pStyle w:val="1Tieude2"/>
       </w:pPr>
-      <w:bookmarkStart w:id="26" w:name="_Toc242354980"/>
+      <w:bookmarkStart w:id="25" w:name="_Toc242390176"/>
       <w:r>
         <w:rPr>
           <w:color w:val="000000"/>
@@ -8641,7 +8639,7 @@
         </w:rPr>
         <w:t>TODO 4.1 – DataSeeder dữ liệu mẫu MongoDB</w:t>
       </w:r>
-      <w:bookmarkEnd w:id="26"/>
+      <w:bookmarkEnd w:id="25"/>
     </w:p>
     <w:p>
       <w:pPr>
@@ -8755,7 +8753,7 @@
       <w:pPr>
         <w:pStyle w:val="1Tieude2"/>
       </w:pPr>
-      <w:bookmarkStart w:id="27" w:name="_Toc242354981"/>
+      <w:bookmarkStart w:id="26" w:name="_Toc242390177"/>
       <w:r>
         <w:rPr>
           <w:color w:val="000000"/>
@@ -8763,7 +8761,7 @@
         </w:rPr>
         <w:t>TODO 4.2 – Document Genre, CinemaRoom và Index</w:t>
       </w:r>
-      <w:bookmarkEnd w:id="27"/>
+      <w:bookmarkEnd w:id="26"/>
     </w:p>
     <w:p>
       <w:pPr>
@@ -8876,7 +8874,7 @@
       <w:pPr>
         <w:pStyle w:val="1Tieude2"/>
       </w:pPr>
-      <w:bookmarkStart w:id="28" w:name="_Toc242354982"/>
+      <w:bookmarkStart w:id="27" w:name="_Toc242390178"/>
       <w:r>
         <w:rPr>
           <w:color w:val="000000"/>
@@ -8884,7 +8882,7 @@
         </w:rPr>
         <w:t>TODO 4.3 – GenreService, RoomService và BR03</w:t>
       </w:r>
-      <w:bookmarkEnd w:id="28"/>
+      <w:bookmarkEnd w:id="27"/>
     </w:p>
     <w:p>
       <w:pPr>
@@ -8998,7 +8996,7 @@
       <w:pPr>
         <w:pStyle w:val="1Tieude2"/>
       </w:pPr>
-      <w:bookmarkStart w:id="29" w:name="_Toc242354983"/>
+      <w:bookmarkStart w:id="28" w:name="_Toc242390179"/>
       <w:r>
         <w:rPr>
           <w:color w:val="000000"/>
@@ -9006,7 +9004,7 @@
         </w:rPr>
         <w:t>TODO 4.4 – Endpoint /api/genres và /api/rooms</w:t>
       </w:r>
-      <w:bookmarkEnd w:id="29"/>
+      <w:bookmarkEnd w:id="28"/>
     </w:p>
     <w:p>
       <w:pPr>
@@ -9230,7 +9228,7 @@
         <w:pStyle w:val="1Tieude1"/>
         <w:spacing w:before="320" w:after="120"/>
       </w:pPr>
-      <w:bookmarkStart w:id="30" w:name="_Toc242354984"/>
+      <w:bookmarkStart w:id="29" w:name="_Toc242390180"/>
       <w:r>
         <w:rPr>
           <w:color w:val="000000"/>
@@ -9238,7 +9236,7 @@
         </w:rPr>
         <w:t>7. F5 – QUẢN LÝ DANH MỤC PHIM (MOVIE CATALOG - MOVIE SERVICE)</w:t>
       </w:r>
-      <w:bookmarkEnd w:id="30"/>
+      <w:bookmarkEnd w:id="29"/>
     </w:p>
     <w:p>
       <w:pPr>
@@ -9257,7 +9255,7 @@
       <w:pPr>
         <w:pStyle w:val="1Tieude2"/>
       </w:pPr>
-      <w:bookmarkStart w:id="31" w:name="_Toc242354985"/>
+      <w:bookmarkStart w:id="30" w:name="_Toc242390181"/>
       <w:r>
         <w:rPr>
           <w:color w:val="000000"/>
@@ -9265,7 +9263,7 @@
         </w:rPr>
         <w:t>TODO 5.1 – Document Movie tham chiếu Genre</w:t>
       </w:r>
-      <w:bookmarkEnd w:id="31"/>
+      <w:bookmarkEnd w:id="30"/>
     </w:p>
     <w:p>
       <w:pPr>
@@ -9487,7 +9485,7 @@
       <w:pPr>
         <w:pStyle w:val="1Tieude2"/>
       </w:pPr>
-      <w:bookmarkStart w:id="32" w:name="_Toc242354986"/>
+      <w:bookmarkStart w:id="31" w:name="_Toc242390182"/>
       <w:r>
         <w:rPr>
           <w:color w:val="000000"/>
@@ -9495,7 +9493,7 @@
         </w:rPr>
         <w:t>TODO 5.2 – Tìm kiếm phim bằng Criteria Query</w:t>
       </w:r>
-      <w:bookmarkEnd w:id="32"/>
+      <w:bookmarkEnd w:id="31"/>
     </w:p>
     <w:p>
       <w:pPr>
@@ -9609,7 +9607,7 @@
       <w:pPr>
         <w:pStyle w:val="1Tieude2"/>
       </w:pPr>
-      <w:bookmarkStart w:id="33" w:name="_Toc242354987"/>
+      <w:bookmarkStart w:id="32" w:name="_Toc242390183"/>
       <w:r>
         <w:rPr>
           <w:color w:val="000000"/>
@@ -9617,7 +9615,7 @@
         </w:rPr>
         <w:t>TODO 5.3 – MovieService CRUD và BR15</w:t>
       </w:r>
-      <w:bookmarkEnd w:id="33"/>
+      <w:bookmarkEnd w:id="32"/>
     </w:p>
     <w:p>
       <w:pPr>
@@ -9730,7 +9728,7 @@
       <w:pPr>
         <w:pStyle w:val="1Tieude2"/>
       </w:pPr>
-      <w:bookmarkStart w:id="34" w:name="_Toc242354988"/>
+      <w:bookmarkStart w:id="33" w:name="_Toc242390184"/>
       <w:r>
         <w:rPr>
           <w:color w:val="000000"/>
@@ -9738,7 +9736,7 @@
         </w:rPr>
         <w:t>TODO 5.4 – Endpoint /api/movies</w:t>
       </w:r>
-      <w:bookmarkEnd w:id="34"/>
+      <w:bookmarkEnd w:id="33"/>
     </w:p>
     <w:p>
       <w:pPr>
@@ -9853,7 +9851,7 @@
         <w:pStyle w:val="1Tieude1"/>
         <w:spacing w:before="320" w:after="120"/>
       </w:pPr>
-      <w:bookmarkStart w:id="35" w:name="_Toc242354989"/>
+      <w:bookmarkStart w:id="34" w:name="_Toc242390185"/>
       <w:r>
         <w:rPr>
           <w:color w:val="000000"/>
@@ -9861,7 +9859,7 @@
         </w:rPr>
         <w:t>8. F6 – QUẢN LÝ LỊCH CHIẾU (SHOWTIME MANAGEMENT - MOVIE SERVICE)</w:t>
       </w:r>
-      <w:bookmarkEnd w:id="35"/>
+      <w:bookmarkEnd w:id="34"/>
     </w:p>
     <w:p>
       <w:pPr>
@@ -9880,7 +9878,7 @@
       <w:pPr>
         <w:pStyle w:val="1Tieude2"/>
       </w:pPr>
-      <w:bookmarkStart w:id="36" w:name="_Toc242354990"/>
+      <w:bookmarkStart w:id="35" w:name="_Toc242390186"/>
       <w:r>
         <w:rPr>
           <w:color w:val="000000"/>
@@ -9888,7 +9886,7 @@
         </w:rPr>
         <w:t>TODO 6.1 – Document Showtime và Decimal128</w:t>
       </w:r>
-      <w:bookmarkEnd w:id="36"/>
+      <w:bookmarkEnd w:id="35"/>
     </w:p>
     <w:p>
       <w:pPr>
@@ -10002,7 +10000,7 @@
       <w:pPr>
         <w:pStyle w:val="1Tieude2"/>
       </w:pPr>
-      <w:bookmarkStart w:id="37" w:name="_Toc242354991"/>
+      <w:bookmarkStart w:id="36" w:name="_Toc242390187"/>
       <w:r>
         <w:rPr>
           <w:color w:val="000000"/>
@@ -10010,7 +10008,7 @@
         </w:rPr>
         <w:t>TODO 6.2 – Query kiểm tra xung đột suất chiếu</w:t>
       </w:r>
-      <w:bookmarkEnd w:id="37"/>
+      <w:bookmarkEnd w:id="36"/>
     </w:p>
     <w:p>
       <w:pPr>
@@ -10123,7 +10121,7 @@
       <w:pPr>
         <w:pStyle w:val="1Tieude2"/>
       </w:pPr>
-      <w:bookmarkStart w:id="38" w:name="_Toc242354992"/>
+      <w:bookmarkStart w:id="37" w:name="_Toc242390188"/>
       <w:r>
         <w:rPr>
           <w:color w:val="000000"/>
@@ -10131,7 +10129,7 @@
         </w:rPr>
         <w:t>TODO 6.3 – Lập lịch chiếu và kiểm tra BR04, BR05</w:t>
       </w:r>
-      <w:bookmarkEnd w:id="38"/>
+      <w:bookmarkEnd w:id="37"/>
     </w:p>
     <w:p>
       <w:pPr>
@@ -10303,7 +10301,7 @@
           <w:lang w:val="vi-VN"/>
         </w:rPr>
       </w:pPr>
-      <w:bookmarkStart w:id="39" w:name="_Toc242354993"/>
+      <w:bookmarkStart w:id="38" w:name="_Toc242390189"/>
       <w:r>
         <w:rPr>
           <w:color w:val="000000"/>
@@ -10312,7 +10310,7 @@
         </w:rPr>
         <w:t>TODO 6.4 – Hủy suất chiếu BR06 và tìm kiếm</w:t>
       </w:r>
-      <w:bookmarkEnd w:id="39"/>
+      <w:bookmarkEnd w:id="38"/>
     </w:p>
     <w:p>
       <w:pPr>
@@ -10480,7 +10478,7 @@
       <w:pPr>
         <w:pStyle w:val="1Tieude2"/>
       </w:pPr>
-      <w:bookmarkStart w:id="40" w:name="_Toc242354994"/>
+      <w:bookmarkStart w:id="39" w:name="_Toc242390190"/>
       <w:r>
         <w:rPr>
           <w:color w:val="000000"/>
@@ -10488,7 +10486,7 @@
         </w:rPr>
         <w:t>TODO 6.5 – Endpoint /api/showtimes</w:t>
       </w:r>
-      <w:bookmarkEnd w:id="40"/>
+      <w:bookmarkEnd w:id="39"/>
     </w:p>
     <w:p>
       <w:pPr>
@@ -10602,7 +10600,7 @@
         <w:pStyle w:val="1Tieude1"/>
         <w:spacing w:before="320" w:after="120"/>
       </w:pPr>
-      <w:bookmarkStart w:id="41" w:name="_Toc242354995"/>
+      <w:bookmarkStart w:id="40" w:name="_Toc242390191"/>
       <w:r>
         <w:rPr>
           <w:color w:val="000000"/>
@@ -10611,7 +10609,7 @@
         <w:lastRenderedPageBreak/>
         <w:t>9. F7 – ĐẶT VÉ VÀ SƠ ĐỒ GHẾ (TICKET BOOKING - BOOKING SERVICE)</w:t>
       </w:r>
-      <w:bookmarkEnd w:id="41"/>
+      <w:bookmarkEnd w:id="40"/>
     </w:p>
     <w:p>
       <w:pPr>
@@ -10630,7 +10628,7 @@
       <w:pPr>
         <w:pStyle w:val="1Tieude2"/>
       </w:pPr>
-      <w:bookmarkStart w:id="42" w:name="_Toc242354996"/>
+      <w:bookmarkStart w:id="41" w:name="_Toc242390192"/>
       <w:r>
         <w:rPr>
           <w:color w:val="000000"/>
@@ -10638,7 +10636,7 @@
         </w:rPr>
         <w:t>TODO 7.1 – Tích hợp Spring Cloud OpenFeign</w:t>
       </w:r>
-      <w:bookmarkEnd w:id="42"/>
+      <w:bookmarkEnd w:id="41"/>
     </w:p>
     <w:p>
       <w:pPr>
@@ -10806,7 +10804,7 @@
       <w:pPr>
         <w:pStyle w:val="1Tieude2"/>
       </w:pPr>
-      <w:bookmarkStart w:id="43" w:name="_Toc242354997"/>
+      <w:bookmarkStart w:id="42" w:name="_Toc242390193"/>
       <w:r>
         <w:rPr>
           <w:color w:val="000000"/>
@@ -10814,7 +10812,7 @@
         </w:rPr>
         <w:t>TODO 7.2 – Migration Flyway MySQL VARCHAR(24)</w:t>
       </w:r>
-      <w:bookmarkEnd w:id="43"/>
+      <w:bookmarkEnd w:id="42"/>
     </w:p>
     <w:p>
       <w:pPr>
@@ -10927,7 +10925,7 @@
       <w:pPr>
         <w:pStyle w:val="1Tieude2"/>
       </w:pPr>
-      <w:bookmarkStart w:id="44" w:name="_Toc242354998"/>
+      <w:bookmarkStart w:id="43" w:name="_Toc242390194"/>
       <w:r>
         <w:rPr>
           <w:color w:val="000000"/>
@@ -10935,7 +10933,7 @@
         </w:rPr>
         <w:t>TODO 7.3 – Entity Booking, BookingDetail Cascade</w:t>
       </w:r>
-      <w:bookmarkEnd w:id="44"/>
+      <w:bookmarkEnd w:id="43"/>
     </w:p>
     <w:p>
       <w:pPr>
@@ -11093,7 +11091,7 @@
       <w:pPr>
         <w:pStyle w:val="1Tieude2"/>
       </w:pPr>
-      <w:bookmarkStart w:id="45" w:name="_Toc242354999"/>
+      <w:bookmarkStart w:id="44" w:name="_Toc242390195"/>
       <w:r>
         <w:rPr>
           <w:color w:val="000000"/>
@@ -11101,7 +11099,7 @@
         </w:rPr>
         <w:t>TODO 7.4 – MovieClient OpenFeign</w:t>
       </w:r>
-      <w:bookmarkEnd w:id="45"/>
+      <w:bookmarkEnd w:id="44"/>
     </w:p>
     <w:p>
       <w:pPr>
@@ -11214,7 +11212,7 @@
       <w:pPr>
         <w:pStyle w:val="1Tieude2"/>
       </w:pPr>
-      <w:bookmarkStart w:id="46" w:name="_Toc242355000"/>
+      <w:bookmarkStart w:id="45" w:name="_Toc242390196"/>
       <w:r>
         <w:rPr>
           <w:color w:val="000000"/>
@@ -11223,7 +11221,7 @@
         <w:lastRenderedPageBreak/>
         <w:t>TODO 7.5 – BookingService.create() BR07–BR10</w:t>
       </w:r>
-      <w:bookmarkEnd w:id="46"/>
+      <w:bookmarkEnd w:id="45"/>
     </w:p>
     <w:p>
       <w:pPr>
@@ -11336,7 +11334,7 @@
       <w:pPr>
         <w:pStyle w:val="1Tieude2"/>
       </w:pPr>
-      <w:bookmarkStart w:id="47" w:name="_Toc242355001"/>
+      <w:bookmarkStart w:id="46" w:name="_Toc242390197"/>
       <w:r>
         <w:rPr>
           <w:color w:val="000000"/>
@@ -11344,7 +11342,7 @@
         </w:rPr>
         <w:t>TODO 7.6 – Sơ đồ ghế (Seat Map)</w:t>
       </w:r>
-      <w:bookmarkEnd w:id="47"/>
+      <w:bookmarkEnd w:id="46"/>
     </w:p>
     <w:p>
       <w:pPr>
@@ -11461,7 +11459,7 @@
           <w:lang w:val="vi-VN"/>
         </w:rPr>
       </w:pPr>
-      <w:bookmarkStart w:id="48" w:name="_Toc242355002"/>
+      <w:bookmarkStart w:id="47" w:name="_Toc242390198"/>
       <w:r>
         <w:rPr>
           <w:color w:val="000000"/>
@@ -11470,7 +11468,7 @@
         </w:rPr>
         <w:t>TODO 7.7 – Endpoint đặt vé và sơ đồ ghế</w:t>
       </w:r>
-      <w:bookmarkEnd w:id="48"/>
+      <w:bookmarkEnd w:id="47"/>
     </w:p>
     <w:p>
       <w:pPr>
@@ -11640,7 +11638,7 @@
         <w:pStyle w:val="1Tieude1"/>
         <w:spacing w:before="320" w:after="120"/>
       </w:pPr>
-      <w:bookmarkStart w:id="49" w:name="_Toc242355003"/>
+      <w:bookmarkStart w:id="48" w:name="_Toc242390199"/>
       <w:r>
         <w:rPr>
           <w:color w:val="000000"/>
@@ -11648,7 +11646,7 @@
         </w:rPr>
         <w:t>10. F8 – LỊCH SỬ ĐẶT VÉ VÀ HỦY VÉ (BOOKING HISTORY &amp; CANCEL)</w:t>
       </w:r>
-      <w:bookmarkEnd w:id="49"/>
+      <w:bookmarkEnd w:id="48"/>
     </w:p>
     <w:p>
       <w:pPr>
@@ -11667,7 +11665,7 @@
       <w:pPr>
         <w:pStyle w:val="1Tieude2"/>
       </w:pPr>
-      <w:bookmarkStart w:id="50" w:name="_Toc242355004"/>
+      <w:bookmarkStart w:id="49" w:name="_Toc242390200"/>
       <w:r>
         <w:rPr>
           <w:color w:val="000000"/>
@@ -11675,7 +11673,7 @@
         </w:rPr>
         <w:t>TODO 8.1 – Lịch sử đặt vé sắp xếp mới nhất</w:t>
       </w:r>
-      <w:bookmarkEnd w:id="50"/>
+      <w:bookmarkEnd w:id="49"/>
     </w:p>
     <w:p>
       <w:pPr>
@@ -11792,7 +11790,7 @@
           <w:lang w:val="vi-VN"/>
         </w:rPr>
       </w:pPr>
-      <w:bookmarkStart w:id="51" w:name="_Toc242355005"/>
+      <w:bookmarkStart w:id="50" w:name="_Toc242390201"/>
       <w:r>
         <w:rPr>
           <w:color w:val="000000"/>
@@ -11801,7 +11799,7 @@
         </w:rPr>
         <w:t>TODO 8.2 – Phân quyền xem chi tiết vé BR11</w:t>
       </w:r>
-      <w:bookmarkEnd w:id="51"/>
+      <w:bookmarkEnd w:id="50"/>
     </w:p>
     <w:p>
       <w:pPr>
@@ -11918,7 +11916,7 @@
           <w:lang w:val="vi-VN"/>
         </w:rPr>
       </w:pPr>
-      <w:bookmarkStart w:id="52" w:name="_Toc242355006"/>
+      <w:bookmarkStart w:id="51" w:name="_Toc242390202"/>
       <w:r>
         <w:rPr>
           <w:color w:val="000000"/>
@@ -11927,7 +11925,7 @@
         </w:rPr>
         <w:t>TODO 8.3 – Hủy vé trước 2 tiếng BR12</w:t>
       </w:r>
-      <w:bookmarkEnd w:id="52"/>
+      <w:bookmarkEnd w:id="51"/>
     </w:p>
     <w:p>
       <w:pPr>
@@ -12096,7 +12094,7 @@
       <w:pPr>
         <w:pStyle w:val="1Tieude2"/>
       </w:pPr>
-      <w:bookmarkStart w:id="53" w:name="_Toc242355007"/>
+      <w:bookmarkStart w:id="52" w:name="_Toc242390203"/>
       <w:r>
         <w:rPr>
           <w:color w:val="000000"/>
@@ -12104,7 +12102,7 @@
         </w:rPr>
         <w:t>TODO 8.4 – Endpoint lịch sử, hủy vé và Admin</w:t>
       </w:r>
-      <w:bookmarkEnd w:id="53"/>
+      <w:bookmarkEnd w:id="52"/>
     </w:p>
     <w:p>
       <w:pPr>
@@ -12219,7 +12217,7 @@
         <w:pStyle w:val="1Tieude1"/>
         <w:spacing w:before="320" w:after="120"/>
       </w:pPr>
-      <w:bookmarkStart w:id="54" w:name="_Toc242355008"/>
+      <w:bookmarkStart w:id="53" w:name="_Toc242390204"/>
       <w:r>
         <w:rPr>
           <w:color w:val="000000"/>
@@ -12227,7 +12225,7 @@
         </w:rPr>
         <w:t>11. F9 – BÁO CÁO DOANH THU VÀ THỐNG KÊ (REVENUE REPORT)</w:t>
       </w:r>
-      <w:bookmarkEnd w:id="54"/>
+      <w:bookmarkEnd w:id="53"/>
     </w:p>
     <w:p>
       <w:pPr>
@@ -12246,7 +12244,7 @@
       <w:pPr>
         <w:pStyle w:val="1Tieude2"/>
       </w:pPr>
-      <w:bookmarkStart w:id="55" w:name="_Toc242355009"/>
+      <w:bookmarkStart w:id="54" w:name="_Toc242390205"/>
       <w:r>
         <w:rPr>
           <w:color w:val="000000"/>
@@ -12254,7 +12252,7 @@
         </w:rPr>
         <w:t>TODO 9.1 – Truy vấn thống kê theo khoảng ngày</w:t>
       </w:r>
-      <w:bookmarkEnd w:id="55"/>
+      <w:bookmarkEnd w:id="54"/>
     </w:p>
     <w:p>
       <w:pPr>
@@ -12368,7 +12366,7 @@
       <w:pPr>
         <w:pStyle w:val="1Tieude2"/>
       </w:pPr>
-      <w:bookmarkStart w:id="56" w:name="_Toc242355010"/>
+      <w:bookmarkStart w:id="55" w:name="_Toc242390206"/>
       <w:r>
         <w:rPr>
           <w:color w:val="000000"/>
@@ -12376,7 +12374,7 @@
         </w:rPr>
         <w:t>TODO 9.2 – Báo cáo doanh thu gom theo phim</w:t>
       </w:r>
-      <w:bookmarkEnd w:id="56"/>
+      <w:bookmarkEnd w:id="55"/>
     </w:p>
     <w:p>
       <w:pPr>
@@ -12490,7 +12488,7 @@
       <w:pPr>
         <w:pStyle w:val="1Tieude2"/>
       </w:pPr>
-      <w:bookmarkStart w:id="57" w:name="_Toc242355011"/>
+      <w:bookmarkStart w:id="56" w:name="_Toc242390207"/>
       <w:r>
         <w:rPr>
           <w:color w:val="000000"/>
@@ -12498,7 +12496,7 @@
         </w:rPr>
         <w:t>TODO 9.3 – Endpoint GET /api/bookings/report</w:t>
       </w:r>
-      <w:bookmarkEnd w:id="57"/>
+      <w:bookmarkEnd w:id="56"/>
     </w:p>
     <w:p>
       <w:pPr>
@@ -12668,7 +12666,7 @@
         <w:pStyle w:val="1Tieude1"/>
         <w:spacing w:before="320" w:after="120"/>
       </w:pPr>
-      <w:bookmarkStart w:id="58" w:name="_Toc242355012"/>
+      <w:bookmarkStart w:id="57" w:name="_Toc242390208"/>
       <w:r>
         <w:rPr>
           <w:color w:val="000000"/>
@@ -12676,7 +12674,7 @@
         </w:rPr>
         <w:t>12. F10 – ĐỊNH TUYẾN VÀ BẢO MẬT API GATEWAY (ROUTING &amp; SECURITY)</w:t>
       </w:r>
-      <w:bookmarkEnd w:id="58"/>
+      <w:bookmarkEnd w:id="57"/>
     </w:p>
     <w:p>
       <w:pPr>
@@ -12695,7 +12693,7 @@
       <w:pPr>
         <w:pStyle w:val="1Tieude2"/>
       </w:pPr>
-      <w:bookmarkStart w:id="59" w:name="_Toc242355013"/>
+      <w:bookmarkStart w:id="58" w:name="_Toc242390209"/>
       <w:r>
         <w:rPr>
           <w:color w:val="000000"/>
@@ -12703,7 +12701,7 @@
         </w:rPr>
         <w:t>TODO 10.1 – Cấu hình Gateway và JWT Secret</w:t>
       </w:r>
-      <w:bookmarkEnd w:id="59"/>
+      <w:bookmarkEnd w:id="58"/>
     </w:p>
     <w:p>
       <w:pPr>
@@ -12817,7 +12815,7 @@
       <w:pPr>
         <w:pStyle w:val="1Tieude2"/>
       </w:pPr>
-      <w:bookmarkStart w:id="60" w:name="_Toc242355014"/>
+      <w:bookmarkStart w:id="59" w:name="_Toc242390210"/>
       <w:r>
         <w:rPr>
           <w:color w:val="000000"/>
@@ -12825,7 +12823,7 @@
         </w:rPr>
         <w:t>TODO 10.2 – UserHeaderFilter chống giả mạo</w:t>
       </w:r>
-      <w:bookmarkEnd w:id="60"/>
+      <w:bookmarkEnd w:id="59"/>
     </w:p>
     <w:p>
       <w:pPr>
@@ -12938,7 +12936,7 @@
       <w:pPr>
         <w:pStyle w:val="1Tieude2"/>
       </w:pPr>
-      <w:bookmarkStart w:id="61" w:name="_Toc242355015"/>
+      <w:bookmarkStart w:id="60" w:name="_Toc242390211"/>
       <w:r>
         <w:rPr>
           <w:color w:val="000000"/>
@@ -12946,7 +12944,7 @@
         </w:rPr>
         <w:t>TODO 10.3 – Định tuyến RouterFunction</w:t>
       </w:r>
-      <w:bookmarkEnd w:id="61"/>
+      <w:bookmarkEnd w:id="60"/>
     </w:p>
     <w:p>
       <w:pPr>
@@ -13060,7 +13058,7 @@
       <w:pPr>
         <w:pStyle w:val="1Tieude2"/>
       </w:pPr>
-      <w:bookmarkStart w:id="62" w:name="_Toc242355016"/>
+      <w:bookmarkStart w:id="61" w:name="_Toc242390212"/>
       <w:r>
         <w:rPr>
           <w:color w:val="000000"/>
@@ -13068,7 +13066,7 @@
         </w:rPr>
         <w:t>TODO 10.4 – SecurityFilterChain phân quyền RBAC</w:t>
       </w:r>
-      <w:bookmarkEnd w:id="62"/>
+      <w:bookmarkEnd w:id="61"/>
     </w:p>
     <w:p>
       <w:pPr>
@@ -13183,7 +13181,7 @@
         <w:pStyle w:val="1Tieude1"/>
         <w:spacing w:before="320" w:after="120"/>
       </w:pPr>
-      <w:bookmarkStart w:id="63" w:name="_Toc242355017"/>
+      <w:bookmarkStart w:id="62" w:name="_Toc242390213"/>
       <w:r>
         <w:rPr>
           <w:color w:val="000000"/>
@@ -13191,7 +13189,7 @@
         </w:rPr>
         <w:t>13. F11 – KIỂM THỬ TỰ ĐỘNG BẰNG POSTMAN (AUTOMATED TESTING)</w:t>
       </w:r>
-      <w:bookmarkEnd w:id="63"/>
+      <w:bookmarkEnd w:id="62"/>
     </w:p>
     <w:p>
       <w:pPr>
@@ -13210,7 +13208,7 @@
       <w:pPr>
         <w:pStyle w:val="1Tieude2"/>
       </w:pPr>
-      <w:bookmarkStart w:id="64" w:name="_Toc242355018"/>
+      <w:bookmarkStart w:id="63" w:name="_Toc242390214"/>
       <w:r>
         <w:rPr>
           <w:color w:val="000000"/>
@@ -13218,7 +13216,7 @@
         </w:rPr>
         <w:t>TODO 11.1 – Postman Environment FUCinema-Local</w:t>
       </w:r>
-      <w:bookmarkEnd w:id="64"/>
+      <w:bookmarkEnd w:id="63"/>
     </w:p>
     <w:p>
       <w:pPr>
@@ -13332,7 +13330,7 @@
       <w:pPr>
         <w:pStyle w:val="1Tieude2"/>
       </w:pPr>
-      <w:bookmarkStart w:id="65" w:name="_Toc242355019"/>
+      <w:bookmarkStart w:id="64" w:name="_Toc242390215"/>
       <w:r>
         <w:rPr>
           <w:color w:val="000000"/>
@@ -13340,7 +13338,7 @@
         </w:rPr>
         <w:t>TODO 11.2 – Postman Collection 8 Folders</w:t>
       </w:r>
-      <w:bookmarkEnd w:id="65"/>
+      <w:bookmarkEnd w:id="64"/>
     </w:p>
     <w:p>
       <w:pPr>
@@ -13454,7 +13452,7 @@
       <w:pPr>
         <w:pStyle w:val="1Tieude2"/>
       </w:pPr>
-      <w:bookmarkStart w:id="66" w:name="_Toc242355020"/>
+      <w:bookmarkStart w:id="65" w:name="_Toc242390216"/>
       <w:r>
         <w:rPr>
           <w:color w:val="000000"/>
@@ -13462,7 +13460,7 @@
         </w:rPr>
         <w:t>TODO 11.3 – Collection Runner 83 Test Cases</w:t>
       </w:r>
-      <w:bookmarkEnd w:id="66"/>
+      <w:bookmarkEnd w:id="65"/>
     </w:p>
     <w:p>
       <w:pPr>
@@ -13579,7 +13577,7 @@
           <w:lang w:val="vi-VN"/>
         </w:rPr>
       </w:pPr>
-      <w:bookmarkStart w:id="67" w:name="_Toc242355021"/>
+      <w:bookmarkStart w:id="66" w:name="_Toc242390217"/>
       <w:r>
         <w:rPr>
           <w:color w:val="000000"/>
@@ -13588,7 +13586,7 @@
         </w:rPr>
         <w:t>14. KIỂM TRA TOÀN VẸN DỮ LIỆU TRỰC TIẾP TRÊN 3 DATABASE</w:t>
       </w:r>
-      <w:bookmarkEnd w:id="67"/>
+      <w:bookmarkEnd w:id="66"/>
     </w:p>
     <w:p>
       <w:pPr>
@@ -13849,7 +13847,7 @@
         <w:pStyle w:val="1Tieude1"/>
         <w:spacing w:before="320" w:after="120"/>
       </w:pPr>
-      <w:bookmarkStart w:id="68" w:name="_Toc242355022"/>
+      <w:bookmarkStart w:id="67" w:name="_Toc242390218"/>
       <w:r>
         <w:rPr>
           <w:color w:val="000000"/>
@@ -13857,7 +13855,7 @@
         </w:rPr>
         <w:t>15. LỊCH SỬ COMMIT GIT THEO CHUẨN CONVENTIONAL COMMITS</w:t>
       </w:r>
-      <w:bookmarkEnd w:id="68"/>
+      <w:bookmarkEnd w:id="67"/>
     </w:p>
     <w:p>
       <w:pPr>
